--- a/Casos de Uso/CU_Reglas_de_Negocio_Sistema_Quejas_v1.7.docx
+++ b/Casos de Uso/CU_Reglas_de_Negocio_Sistema_Quejas_v1.7.docx
@@ -1219,6 +1219,116 @@
                 <w:lang w:val="es-GT"/>
               </w:rPr>
               <w:t xml:space="preserve">Reasignación de casos al cambiar el estado de disponibilidad: formulario estado de disponibilidad (RN40), carga pendiente por rol (RN26), reinicio de intentos fallidos (RN02) y mensaje de error cuando no existe usuario que reciba los casos (AN02 # 46)</w:t>
+            </w:r>
+          </w:p>
+        </w:tc>
+        <w:tc>
+          <w:tcPr>
+            <w:tcW w:w="1134" w:type="dxa"/>
+            <w:tcBorders>
+              <w:top w:val="single" w:sz="6" w:space="0" w:color="auto"/>
+              <w:left w:val="single" w:sz="6" w:space="0" w:color="auto"/>
+              <w:bottom w:val="thickThinSmallGap" w:sz="24" w:space="0" w:color="auto"/>
+              <w:right w:val="thickThinSmallGap" w:sz="24" w:space="0" w:color="auto"/>
+            </w:tcBorders>
+          </w:tcPr>
+          <w:p>
+            <w:pPr>
+              <w:spacing w:before="40" w:after="40"/>
+              <w:rPr>
+                <w:noProof/>
+                <w:lang w:val="es-GT"/>
+              </w:rPr>
+            </w:pPr>
+            <w:r>
+              <w:rPr>
+                <w:noProof/>
+                <w:lang w:val="es-GT"/>
+              </w:rPr>
+              <w:t xml:space="preserve">1.0</w:t>
+            </w:r>
+          </w:p>
+        </w:tc>
+      </w:tr>
+      <w:tr>
+        <w:tc>
+          <w:tcPr>
+            <w:tcW w:w="2160" w:type="dxa"/>
+            <w:tcBorders>
+              <w:top w:val="single" w:sz="6" w:space="0" w:color="auto"/>
+              <w:left w:val="thinThickSmallGap" w:sz="24" w:space="0" w:color="auto"/>
+              <w:bottom w:val="thickThinSmallGap" w:sz="24" w:space="0" w:color="auto"/>
+              <w:right w:val="single" w:sz="6" w:space="0" w:color="auto"/>
+            </w:tcBorders>
+          </w:tcPr>
+          <w:p>
+            <w:pPr>
+              <w:spacing w:before="40" w:after="40"/>
+              <w:rPr>
+                <w:noProof/>
+                <w:lang w:val="es-GT"/>
+              </w:rPr>
+            </w:pPr>
+            <w:r>
+              <w:rPr>
+                <w:noProof/>
+                <w:lang w:val="es-GT"/>
+              </w:rPr>
+              <w:t xml:space="preserve">grupo 1 Análisis de Sistemas 2</w:t>
+            </w:r>
+          </w:p>
+        </w:tc>
+        <w:tc>
+          <w:tcPr>
+            <w:tcW w:w="1170" w:type="dxa"/>
+            <w:tcBorders>
+              <w:top w:val="single" w:sz="6" w:space="0" w:color="auto"/>
+              <w:left w:val="single" w:sz="6" w:space="0" w:color="auto"/>
+              <w:bottom w:val="thickThinSmallGap" w:sz="24" w:space="0" w:color="auto"/>
+              <w:right w:val="single" w:sz="6" w:space="0" w:color="auto"/>
+            </w:tcBorders>
+          </w:tcPr>
+          <w:p>
+            <w:pPr>
+              <w:spacing w:before="40" w:after="40"/>
+              <w:rPr>
+                <w:noProof/>
+                <w:lang w:val="es-GT"/>
+              </w:rPr>
+            </w:pPr>
+            <w:r>
+              <w:rPr>
+                <w:noProof/>
+                <w:lang w:val="es-GT"/>
+              </w:rPr>
+              <w:t xml:space="preserve">14/10/2026</w:t>
+            </w:r>
+          </w:p>
+        </w:tc>
+        <w:tc>
+          <w:tcPr>
+            <w:tcW w:w="4149" w:type="dxa"/>
+            <w:tcBorders>
+              <w:top w:val="single" w:sz="6" w:space="0" w:color="auto"/>
+              <w:left w:val="single" w:sz="6" w:space="0" w:color="auto"/>
+              <w:bottom w:val="thickThinSmallGap" w:sz="24" w:space="0" w:color="auto"/>
+              <w:right w:val="single" w:sz="6" w:space="0" w:color="auto"/>
+            </w:tcBorders>
+          </w:tcPr>
+          <w:p>
+            <w:pPr>
+              <w:spacing w:before="40" w:after="40"/>
+              <w:rPr>
+                <w:noProof/>
+                <w:lang w:val="es-GT"/>
+              </w:rPr>
+            </w:pPr>
+            <w:r>
+              <w:rPr>
+                <w:noProof/>
+                <w:lang w:val="es-GT"/>
+              </w:rPr>
+              <w:t xml:space="preserve">Casos activos que muestra cada rol, contados sobre la bandeja que atiende (RN26), casos a su cargo que se reasignan al cambiar el estado de disponibilidad (RN40) y mensaje de error cuando la bandeja de un rol quedaría sin responsable</w:t>
             </w:r>
           </w:p>
         </w:tc>
@@ -17928,7 +18038,7 @@
                 <w:sz w:val="20"/>
                 <w:szCs w:val="20"/>
               </w:rPr>
-              <w:t xml:space="preserve">Técnico: sus casos En Atención, En Supervisión, Pendiente de Firma y Requiere Ampliación.</w:t>
+              <w:t xml:space="preserve">Técnico: los casos que tiene En Atención. Los casos que ya trasladó al Supervisor no le cuentan, aunque sigan a su cargo.</w:t>
             </w:r>
           </w:p>
           <w:p>
@@ -27066,7 +27176,7 @@
                 <w:sz w:val="20"/>
                 <w:szCs w:val="20"/>
               </w:rPr>
-              <w:t xml:space="preserve">Se muestra únicamente cuando el usuario tiene casos pendientes y el nuevo estado es distinto de Activo.</w:t>
+              <w:t xml:space="preserve">Se muestra únicamente cuando el nuevo estado es distinto de Activo y el usuario todavía tiene casos a su cargo, aunque ya no le cuenten como casos activos. Solo el Técnico tiene casos a su cargo: las demás bandejas son compartidas por rol y ningún caso depende de un usuario en particular.</w:t>
             </w:r>
           </w:p>
           <w:p>
@@ -27098,7 +27208,7 @@
                 <w:sz w:val="20"/>
                 <w:szCs w:val="20"/>
               </w:rPr>
-              <w:t xml:space="preserve">Lista los usuarios en estado Activo con el mismo rol y del mismo departamento del usuario; para el rol de Auxiliar lista los de todos los departamentos.</w:t>
+              <w:t xml:space="preserve">Lista los usuarios en estado Activo con el mismo rol y del mismo departamento del usuario.</w:t>
             </w:r>
           </w:p>
           <w:p>
@@ -30990,6 +31100,62 @@
                 <w:szCs w:val="20"/>
               </w:rPr>
               <w:t xml:space="preserve">No existe otro usuario activo con el mismo rol que pueda recibir los casos.</w:t>
+            </w:r>
+          </w:p>
+        </w:tc>
+      </w:tr>
+      <w:tr>
+        <w:tc>
+          <w:tcPr>
+            <w:tcW w:w="342" w:type="pct"/>
+            <w:tcMar>
+              <w:top w:w="40" w:type="dxa"/>
+              <w:left w:w="80" w:type="dxa"/>
+              <w:bottom w:w="40" w:type="dxa"/>
+              <w:right w:w="80" w:type="dxa"/>
+            </w:tcMar>
+            <w:vAlign w:val="center"/>
+          </w:tcPr>
+          <w:p>
+            <w:pPr>
+              <w:rPr>
+                <w:sz w:val="20"/>
+                <w:szCs w:val="20"/>
+              </w:rPr>
+            </w:pPr>
+            <w:r>
+              <w:rPr>
+                <w:sz w:val="20"/>
+                <w:szCs w:val="20"/>
+              </w:rPr>
+              <w:t xml:space="preserve">47</w:t>
+            </w:r>
+          </w:p>
+        </w:tc>
+        <w:tc>
+          <w:tcPr>
+            <w:tcW w:w="4658" w:type="pct"/>
+            <w:tcMar>
+              <w:top w:w="40" w:type="dxa"/>
+              <w:left w:w="80" w:type="dxa"/>
+              <w:bottom w:w="40" w:type="dxa"/>
+              <w:right w:w="80" w:type="dxa"/>
+            </w:tcMar>
+            <w:vAlign w:val="center"/>
+          </w:tcPr>
+          <w:p>
+            <w:pPr>
+              <w:rPr>
+                <w:sz w:val="20"/>
+                <w:szCs w:val="20"/>
+              </w:rPr>
+            </w:pPr>
+            <w:r>
+              <w:rPr>
+                <w:sz w:val="20"/>
+                <w:szCs w:val="20"/>
+              </w:rPr>
+              <w:t xml:space="preserve">El usuario tiene casos pendientes en su bandeja y ningún otro usuario activo con su rol puede atenderlos. Debe activar otro usuario con ese rol e intentar de nuevo.</w:t>
             </w:r>
           </w:p>
         </w:tc>

--- a/Casos de Uso/CU_Reglas_de_Negocio_Sistema_Quejas_v1.7.docx
+++ b/Casos de Uso/CU_Reglas_de_Negocio_Sistema_Quejas_v1.7.docx
@@ -1164,7 +1164,7 @@
                 <w:noProof/>
                 <w:lang w:val="es-GT"/>
               </w:rPr>
-              <w:t xml:space="preserve">grupo 1 Análisis de Sistemas 2</w:t>
+              <w:t>grupo 1 Análisis de Sistemas 2</w:t>
             </w:r>
           </w:p>
         </w:tc>
@@ -1191,7 +1191,7 @@
                 <w:noProof/>
                 <w:lang w:val="es-GT"/>
               </w:rPr>
-              <w:t xml:space="preserve">13/10/2026</w:t>
+              <w:t>13/10/2026</w:t>
             </w:r>
           </w:p>
         </w:tc>
@@ -1218,7 +1218,7 @@
                 <w:noProof/>
                 <w:lang w:val="es-GT"/>
               </w:rPr>
-              <w:t xml:space="preserve">Reasignación de casos al cambiar el estado de disponibilidad: formulario estado de disponibilidad (RN40), carga pendiente por rol (RN26), reinicio de intentos fallidos (RN02) y mensaje de error cuando no existe usuario que reciba los casos (AN02 # 46)</w:t>
+              <w:t>Reasignación de casos al cambiar el estado de disponibilidad: formulario estado de disponibilidad (RN40), carga pendiente por rol (RN26), reinicio de intentos fallidos (RN02) y mensaje de error cuando no existe usuario que reciba los casos (AN02 # 46)</w:t>
             </w:r>
           </w:p>
         </w:tc>
@@ -1245,7 +1245,7 @@
                 <w:noProof/>
                 <w:lang w:val="es-GT"/>
               </w:rPr>
-              <w:t xml:space="preserve">1.0</w:t>
+              <w:t>1.0</w:t>
             </w:r>
           </w:p>
         </w:tc>
@@ -1274,7 +1274,7 @@
                 <w:noProof/>
                 <w:lang w:val="es-GT"/>
               </w:rPr>
-              <w:t xml:space="preserve">grupo 1 Análisis de Sistemas 2</w:t>
+              <w:t>grupo 1 Análisis de Sistemas 2</w:t>
             </w:r>
           </w:p>
         </w:tc>
@@ -1301,7 +1301,7 @@
                 <w:noProof/>
                 <w:lang w:val="es-GT"/>
               </w:rPr>
-              <w:t xml:space="preserve">14/10/2026</w:t>
+              <w:t>14/10/2026</w:t>
             </w:r>
           </w:p>
         </w:tc>
@@ -1328,7 +1328,7 @@
                 <w:noProof/>
                 <w:lang w:val="es-GT"/>
               </w:rPr>
-              <w:t xml:space="preserve">Casos activos que muestra cada rol, contados sobre la bandeja que atiende (RN26), casos a su cargo que se reasignan al cambiar el estado de disponibilidad (RN40) y mensaje de error cuando la bandeja de un rol quedaría sin responsable</w:t>
+              <w:t>Casos activos que muestra cada rol, contados sobre la bandeja que atiende (RN26), casos a su cargo que se reasignan al cambiar el estado de disponibilidad (RN40) y mensaje de error cuando la bandeja de un rol quedaría sin responsable</w:t>
             </w:r>
           </w:p>
         </w:tc>
@@ -1355,7 +1355,117 @@
                 <w:noProof/>
                 <w:lang w:val="es-GT"/>
               </w:rPr>
-              <w:t xml:space="preserve">1.0</w:t>
+              <w:t>1.0</w:t>
+            </w:r>
+          </w:p>
+        </w:tc>
+      </w:tr>
+      <w:tr>
+        <w:tc>
+          <w:tcPr>
+            <w:tcW w:w="2160" w:type="dxa"/>
+            <w:tcBorders>
+              <w:top w:val="single" w:sz="6" w:space="0" w:color="auto"/>
+              <w:left w:val="thinThickSmallGap" w:sz="24" w:space="0" w:color="auto"/>
+              <w:bottom w:val="thickThinSmallGap" w:sz="24" w:space="0" w:color="auto"/>
+              <w:right w:val="single" w:sz="6" w:space="0" w:color="auto"/>
+            </w:tcBorders>
+          </w:tcPr>
+          <w:p>
+            <w:pPr>
+              <w:spacing w:before="40" w:after="40"/>
+              <w:rPr>
+                <w:noProof/>
+                <w:lang w:val="es-GT"/>
+              </w:rPr>
+            </w:pPr>
+            <w:r>
+              <w:rPr>
+                <w:noProof/>
+                <w:lang w:val="es-GT"/>
+              </w:rPr>
+              <w:t>grupo 1 Análisis de Sistemas 2</w:t>
+            </w:r>
+          </w:p>
+        </w:tc>
+        <w:tc>
+          <w:tcPr>
+            <w:tcW w:w="1170" w:type="dxa"/>
+            <w:tcBorders>
+              <w:top w:val="single" w:sz="6" w:space="0" w:color="auto"/>
+              <w:left w:val="single" w:sz="6" w:space="0" w:color="auto"/>
+              <w:bottom w:val="thickThinSmallGap" w:sz="24" w:space="0" w:color="auto"/>
+              <w:right w:val="single" w:sz="6" w:space="0" w:color="auto"/>
+            </w:tcBorders>
+          </w:tcPr>
+          <w:p>
+            <w:pPr>
+              <w:spacing w:before="40" w:after="40"/>
+              <w:rPr>
+                <w:noProof/>
+                <w:lang w:val="es-GT"/>
+              </w:rPr>
+            </w:pPr>
+            <w:r>
+              <w:rPr>
+                <w:noProof/>
+                <w:lang w:val="es-GT"/>
+              </w:rPr>
+              <w:t>14/10/2026</w:t>
+            </w:r>
+          </w:p>
+        </w:tc>
+        <w:tc>
+          <w:tcPr>
+            <w:tcW w:w="4149" w:type="dxa"/>
+            <w:tcBorders>
+              <w:top w:val="single" w:sz="6" w:space="0" w:color="auto"/>
+              <w:left w:val="single" w:sz="6" w:space="0" w:color="auto"/>
+              <w:bottom w:val="thickThinSmallGap" w:sz="24" w:space="0" w:color="auto"/>
+              <w:right w:val="single" w:sz="6" w:space="0" w:color="auto"/>
+            </w:tcBorders>
+          </w:tcPr>
+          <w:p>
+            <w:pPr>
+              <w:spacing w:before="40" w:after="40"/>
+              <w:rPr>
+                <w:noProof/>
+                <w:lang w:val="es-GT"/>
+              </w:rPr>
+            </w:pPr>
+            <w:r>
+              <w:rPr>
+                <w:noProof/>
+                <w:lang w:val="es-GT"/>
+              </w:rPr>
+              <w:t>Descarga del reporte de trazabilidad del caso en Excel y en PDF (RN33) y filtro Departamento del formulario reportes estadísticos (RN32)</w:t>
+            </w:r>
+          </w:p>
+        </w:tc>
+        <w:tc>
+          <w:tcPr>
+            <w:tcW w:w="1134" w:type="dxa"/>
+            <w:tcBorders>
+              <w:top w:val="single" w:sz="6" w:space="0" w:color="auto"/>
+              <w:left w:val="single" w:sz="6" w:space="0" w:color="auto"/>
+              <w:bottom w:val="thickThinSmallGap" w:sz="24" w:space="0" w:color="auto"/>
+              <w:right w:val="thickThinSmallGap" w:sz="24" w:space="0" w:color="auto"/>
+            </w:tcBorders>
+          </w:tcPr>
+          <w:p>
+            <w:pPr>
+              <w:spacing w:before="40" w:after="40"/>
+              <w:rPr>
+                <w:noProof/>
+                <w:lang w:val="es-GT"/>
+              </w:rPr>
+            </w:pPr>
+            <w:r>
+              <w:rPr>
+                <w:noProof/>
+                <w:lang w:val="es-GT"/>
+              </w:rPr>
+              <w:t>1.0</w:t>
             </w:r>
           </w:p>
         </w:tc>
@@ -2355,6 +2465,7 @@
                 <w:szCs w:val="20"/>
               </w:rPr>
             </w:pPr>
+            <w:proofErr w:type="spellStart"/>
             <w:r>
               <w:rPr>
                 <w:sz w:val="20"/>
@@ -2362,6 +2473,7 @@
               </w:rPr>
               <w:t>Tecnico</w:t>
             </w:r>
+            <w:proofErr w:type="spellEnd"/>
           </w:p>
         </w:tc>
         <w:tc>
@@ -2606,6 +2718,7 @@
                 <w:szCs w:val="20"/>
               </w:rPr>
             </w:pPr>
+            <w:proofErr w:type="spellStart"/>
             <w:r>
               <w:rPr>
                 <w:sz w:val="20"/>
@@ -2613,6 +2726,7 @@
               </w:rPr>
               <w:t>Admin</w:t>
             </w:r>
+            <w:proofErr w:type="spellEnd"/>
           </w:p>
         </w:tc>
         <w:tc>
@@ -2922,7 +3036,7 @@
                 <w:sz w:val="20"/>
                 <w:szCs w:val="20"/>
               </w:rPr>
-              <w:t xml:space="preserve">El usuario no puede iniciar sesión por haber superado el número máximo de intentos fallidos (5 intentos). Solo el administrador puede reactivarlo, y al cambiarlo a Activo el sistema reinicia sus intentos fallidos.</w:t>
+              <w:t>El usuario no puede iniciar sesión por haber superado el número máximo de intentos fallidos (5 intentos). Solo el administrador puede reactivarlo, y al cambiarlo a Activo el sistema reinicia sus intentos fallidos.</w:t>
             </w:r>
           </w:p>
         </w:tc>
@@ -3992,22 +4106,29 @@
                 <w:sz w:val="20"/>
                 <w:szCs w:val="20"/>
               </w:rPr>
-              <w:t>Rechazo aprobado por falta de información pasa a Requiere Ampliación</w:t>
-            </w:r>
-          </w:p>
-          <w:p>
-            <w:pPr>
-              <w:rPr>
-                <w:sz w:val="20"/>
-                <w:szCs w:val="20"/>
-              </w:rPr>
-            </w:pPr>
+              <w:t xml:space="preserve">Rechazo aprobado por falta de información pasa a Requiere </w:t>
+            </w:r>
             <w:r>
               <w:rPr>
                 <w:sz w:val="20"/>
                 <w:szCs w:val="20"/>
               </w:rPr>
               <w:lastRenderedPageBreak/>
+              <w:t>Ampliación</w:t>
+            </w:r>
+          </w:p>
+          <w:p>
+            <w:pPr>
+              <w:rPr>
+                <w:sz w:val="20"/>
+                <w:szCs w:val="20"/>
+              </w:rPr>
+            </w:pPr>
+            <w:r>
+              <w:rPr>
+                <w:sz w:val="20"/>
+                <w:szCs w:val="20"/>
+              </w:rPr>
               <w:t>Rechazo no aprobado pasa a En Revisión</w:t>
             </w:r>
           </w:p>
@@ -4065,7 +4186,23 @@
                 <w:sz w:val="20"/>
                 <w:szCs w:val="20"/>
               </w:rPr>
-              <w:t>Se coloca cuando el Supervisor aprueba el reporte de atención y el caso queda a la espera de la firma del Jefe de Departamento.</w:t>
+              <w:t xml:space="preserve">Se coloca cuando el Supervisor aprueba el reporte de atención y el caso queda a la espera de la firma del </w:t>
+            </w:r>
+            <w:proofErr w:type="gramStart"/>
+            <w:r>
+              <w:rPr>
+                <w:sz w:val="20"/>
+                <w:szCs w:val="20"/>
+              </w:rPr>
+              <w:t>Jefe</w:t>
+            </w:r>
+            <w:proofErr w:type="gramEnd"/>
+            <w:r>
+              <w:rPr>
+                <w:sz w:val="20"/>
+                <w:szCs w:val="20"/>
+              </w:rPr>
+              <w:t xml:space="preserve"> de Departamento.</w:t>
             </w:r>
           </w:p>
         </w:tc>
@@ -4156,7 +4293,23 @@
                 <w:sz w:val="20"/>
                 <w:szCs w:val="20"/>
               </w:rPr>
-              <w:t>Se coloca cuando el Jefe de Departamento firma el oficio de resolución; el sistema notifica al ciudadano.</w:t>
+              <w:t xml:space="preserve">Se coloca cuando el </w:t>
+            </w:r>
+            <w:proofErr w:type="gramStart"/>
+            <w:r>
+              <w:rPr>
+                <w:sz w:val="20"/>
+                <w:szCs w:val="20"/>
+              </w:rPr>
+              <w:t>Jefe</w:t>
+            </w:r>
+            <w:proofErr w:type="gramEnd"/>
+            <w:r>
+              <w:rPr>
+                <w:sz w:val="20"/>
+                <w:szCs w:val="20"/>
+              </w:rPr>
+              <w:t xml:space="preserve"> de Departamento firma el oficio de resolución; el sistema notifica al ciudadano.</w:t>
             </w:r>
           </w:p>
         </w:tc>
@@ -5511,6 +5664,7 @@
                 <w:sz w:val="20"/>
                 <w:szCs w:val="20"/>
               </w:rPr>
+              <w:lastRenderedPageBreak/>
               <w:t>DPI</w:t>
             </w:r>
           </w:p>
@@ -5588,7 +5742,6 @@
                 <w:sz w:val="20"/>
                 <w:szCs w:val="20"/>
               </w:rPr>
-              <w:lastRenderedPageBreak/>
               <w:t>Nombre</w:t>
             </w:r>
           </w:p>
@@ -6261,14 +6414,30 @@
                 <w:sz w:val="20"/>
                 <w:szCs w:val="20"/>
               </w:rPr>
-              <w:t xml:space="preserve">: el </w:t>
-            </w:r>
-            <w:r>
-              <w:rPr>
-                <w:sz w:val="20"/>
-                <w:szCs w:val="20"/>
-              </w:rPr>
-              <w:t xml:space="preserve"> usuario es en </w:t>
+              <w:t xml:space="preserve">: </w:t>
+            </w:r>
+            <w:proofErr w:type="gramStart"/>
+            <w:r>
+              <w:rPr>
+                <w:sz w:val="20"/>
+                <w:szCs w:val="20"/>
+              </w:rPr>
+              <w:t xml:space="preserve">el </w:t>
+            </w:r>
+            <w:r>
+              <w:rPr>
+                <w:sz w:val="20"/>
+                <w:szCs w:val="20"/>
+              </w:rPr>
+              <w:t xml:space="preserve"> usuario</w:t>
+            </w:r>
+            <w:proofErr w:type="gramEnd"/>
+            <w:r>
+              <w:rPr>
+                <w:sz w:val="20"/>
+                <w:szCs w:val="20"/>
+              </w:rPr>
+              <w:t xml:space="preserve"> es en </w:t>
             </w:r>
             <w:r>
               <w:rPr>
@@ -11431,6 +11600,7 @@
                 <w:szCs w:val="20"/>
               </w:rPr>
             </w:pPr>
+            <w:proofErr w:type="spellStart"/>
             <w:r>
               <w:rPr>
                 <w:sz w:val="20"/>
@@ -11445,6 +11615,7 @@
               </w:rPr>
               <w:t>heck</w:t>
             </w:r>
+            <w:proofErr w:type="spellEnd"/>
           </w:p>
         </w:tc>
         <w:tc>
@@ -12166,13 +12337,56 @@
                 <w:szCs w:val="20"/>
               </w:rPr>
             </w:pPr>
-            <w:r>
-              <w:rPr>
-                <w:sz w:val="20"/>
-                <w:szCs w:val="20"/>
-              </w:rPr>
-              <w:t>dd/mm/aaaa hh:mm:ss</w:t>
-            </w:r>
+            <w:proofErr w:type="spellStart"/>
+            <w:r>
+              <w:rPr>
+                <w:sz w:val="20"/>
+                <w:szCs w:val="20"/>
+              </w:rPr>
+              <w:t>dd</w:t>
+            </w:r>
+            <w:proofErr w:type="spellEnd"/>
+            <w:r>
+              <w:rPr>
+                <w:sz w:val="20"/>
+                <w:szCs w:val="20"/>
+              </w:rPr>
+              <w:t>/mm/</w:t>
+            </w:r>
+            <w:proofErr w:type="spellStart"/>
+            <w:r>
+              <w:rPr>
+                <w:sz w:val="20"/>
+                <w:szCs w:val="20"/>
+              </w:rPr>
+              <w:t>aaaa</w:t>
+            </w:r>
+            <w:proofErr w:type="spellEnd"/>
+            <w:r>
+              <w:rPr>
+                <w:sz w:val="20"/>
+                <w:szCs w:val="20"/>
+              </w:rPr>
+              <w:t xml:space="preserve"> </w:t>
+            </w:r>
+            <w:proofErr w:type="spellStart"/>
+            <w:r>
+              <w:rPr>
+                <w:sz w:val="20"/>
+                <w:szCs w:val="20"/>
+              </w:rPr>
+              <w:t>hh:</w:t>
+            </w:r>
+            <w:proofErr w:type="gramStart"/>
+            <w:r>
+              <w:rPr>
+                <w:sz w:val="20"/>
+                <w:szCs w:val="20"/>
+              </w:rPr>
+              <w:t>mm:ss</w:t>
+            </w:r>
+            <w:proofErr w:type="spellEnd"/>
+            <w:proofErr w:type="gramEnd"/>
           </w:p>
         </w:tc>
       </w:tr>
@@ -12512,8 +12726,33 @@
                 <w:sz w:val="20"/>
                 <w:szCs w:val="20"/>
               </w:rPr>
-              <w:t>Fecha del sistema dd/mm/aaaa</w:t>
-            </w:r>
+              <w:t xml:space="preserve">Fecha del sistema </w:t>
+            </w:r>
+            <w:proofErr w:type="spellStart"/>
+            <w:r>
+              <w:rPr>
+                <w:sz w:val="20"/>
+                <w:szCs w:val="20"/>
+              </w:rPr>
+              <w:t>dd</w:t>
+            </w:r>
+            <w:proofErr w:type="spellEnd"/>
+            <w:r>
+              <w:rPr>
+                <w:sz w:val="20"/>
+                <w:szCs w:val="20"/>
+              </w:rPr>
+              <w:t>/mm/</w:t>
+            </w:r>
+            <w:proofErr w:type="spellStart"/>
+            <w:r>
+              <w:rPr>
+                <w:sz w:val="20"/>
+                <w:szCs w:val="20"/>
+              </w:rPr>
+              <w:t>aaaa</w:t>
+            </w:r>
+            <w:proofErr w:type="spellEnd"/>
           </w:p>
         </w:tc>
       </w:tr>
@@ -13503,13 +13742,47 @@
                 <w:szCs w:val="20"/>
               </w:rPr>
             </w:pPr>
-            <w:r>
-              <w:rPr>
-                <w:sz w:val="20"/>
-                <w:szCs w:val="20"/>
-              </w:rPr>
-              <w:t>dd/mm/aaaa hh:mm</w:t>
-            </w:r>
+            <w:proofErr w:type="spellStart"/>
+            <w:r>
+              <w:rPr>
+                <w:sz w:val="20"/>
+                <w:szCs w:val="20"/>
+              </w:rPr>
+              <w:t>dd</w:t>
+            </w:r>
+            <w:proofErr w:type="spellEnd"/>
+            <w:r>
+              <w:rPr>
+                <w:sz w:val="20"/>
+                <w:szCs w:val="20"/>
+              </w:rPr>
+              <w:t>/mm/</w:t>
+            </w:r>
+            <w:proofErr w:type="spellStart"/>
+            <w:r>
+              <w:rPr>
+                <w:sz w:val="20"/>
+                <w:szCs w:val="20"/>
+              </w:rPr>
+              <w:t>aaaa</w:t>
+            </w:r>
+            <w:proofErr w:type="spellEnd"/>
+            <w:r>
+              <w:rPr>
+                <w:sz w:val="20"/>
+                <w:szCs w:val="20"/>
+              </w:rPr>
+              <w:t xml:space="preserve"> </w:t>
+            </w:r>
+            <w:proofErr w:type="spellStart"/>
+            <w:r>
+              <w:rPr>
+                <w:sz w:val="20"/>
+                <w:szCs w:val="20"/>
+              </w:rPr>
+              <w:t>hh:mm</w:t>
+            </w:r>
+            <w:proofErr w:type="spellEnd"/>
           </w:p>
         </w:tc>
       </w:tr>
@@ -14182,13 +14455,47 @@
                 <w:szCs w:val="20"/>
               </w:rPr>
             </w:pPr>
-            <w:r>
-              <w:rPr>
-                <w:sz w:val="20"/>
-                <w:szCs w:val="20"/>
-              </w:rPr>
-              <w:t>dd/mm/aaaa hh:mm</w:t>
-            </w:r>
+            <w:proofErr w:type="spellStart"/>
+            <w:r>
+              <w:rPr>
+                <w:sz w:val="20"/>
+                <w:szCs w:val="20"/>
+              </w:rPr>
+              <w:t>dd</w:t>
+            </w:r>
+            <w:proofErr w:type="spellEnd"/>
+            <w:r>
+              <w:rPr>
+                <w:sz w:val="20"/>
+                <w:szCs w:val="20"/>
+              </w:rPr>
+              <w:t>/mm/</w:t>
+            </w:r>
+            <w:proofErr w:type="spellStart"/>
+            <w:r>
+              <w:rPr>
+                <w:sz w:val="20"/>
+                <w:szCs w:val="20"/>
+              </w:rPr>
+              <w:t>aaaa</w:t>
+            </w:r>
+            <w:proofErr w:type="spellEnd"/>
+            <w:r>
+              <w:rPr>
+                <w:sz w:val="20"/>
+                <w:szCs w:val="20"/>
+              </w:rPr>
+              <w:t xml:space="preserve"> </w:t>
+            </w:r>
+            <w:proofErr w:type="spellStart"/>
+            <w:r>
+              <w:rPr>
+                <w:sz w:val="20"/>
+                <w:szCs w:val="20"/>
+              </w:rPr>
+              <w:t>hh:mm</w:t>
+            </w:r>
+            <w:proofErr w:type="spellEnd"/>
           </w:p>
         </w:tc>
       </w:tr>
@@ -15822,13 +16129,47 @@
                 <w:szCs w:val="20"/>
               </w:rPr>
             </w:pPr>
-            <w:r>
-              <w:rPr>
-                <w:sz w:val="20"/>
-                <w:szCs w:val="20"/>
-              </w:rPr>
-              <w:t>dd/mm/aaaa hh:mm</w:t>
-            </w:r>
+            <w:proofErr w:type="spellStart"/>
+            <w:r>
+              <w:rPr>
+                <w:sz w:val="20"/>
+                <w:szCs w:val="20"/>
+              </w:rPr>
+              <w:t>dd</w:t>
+            </w:r>
+            <w:proofErr w:type="spellEnd"/>
+            <w:r>
+              <w:rPr>
+                <w:sz w:val="20"/>
+                <w:szCs w:val="20"/>
+              </w:rPr>
+              <w:t>/mm/</w:t>
+            </w:r>
+            <w:proofErr w:type="spellStart"/>
+            <w:r>
+              <w:rPr>
+                <w:sz w:val="20"/>
+                <w:szCs w:val="20"/>
+              </w:rPr>
+              <w:t>aaaa</w:t>
+            </w:r>
+            <w:proofErr w:type="spellEnd"/>
+            <w:r>
+              <w:rPr>
+                <w:sz w:val="20"/>
+                <w:szCs w:val="20"/>
+              </w:rPr>
+              <w:t xml:space="preserve"> </w:t>
+            </w:r>
+            <w:proofErr w:type="spellStart"/>
+            <w:r>
+              <w:rPr>
+                <w:sz w:val="20"/>
+                <w:szCs w:val="20"/>
+              </w:rPr>
+              <w:t>hh:mm</w:t>
+            </w:r>
+            <w:proofErr w:type="spellEnd"/>
           </w:p>
         </w:tc>
       </w:tr>
@@ -16501,13 +16842,47 @@
                 <w:szCs w:val="20"/>
               </w:rPr>
             </w:pPr>
-            <w:r>
-              <w:rPr>
-                <w:sz w:val="20"/>
-                <w:szCs w:val="20"/>
-              </w:rPr>
-              <w:t>dd/mm/aaaa hh:mm</w:t>
-            </w:r>
+            <w:proofErr w:type="spellStart"/>
+            <w:r>
+              <w:rPr>
+                <w:sz w:val="20"/>
+                <w:szCs w:val="20"/>
+              </w:rPr>
+              <w:t>dd</w:t>
+            </w:r>
+            <w:proofErr w:type="spellEnd"/>
+            <w:r>
+              <w:rPr>
+                <w:sz w:val="20"/>
+                <w:szCs w:val="20"/>
+              </w:rPr>
+              <w:t>/mm/</w:t>
+            </w:r>
+            <w:proofErr w:type="spellStart"/>
+            <w:r>
+              <w:rPr>
+                <w:sz w:val="20"/>
+                <w:szCs w:val="20"/>
+              </w:rPr>
+              <w:t>aaaa</w:t>
+            </w:r>
+            <w:proofErr w:type="spellEnd"/>
+            <w:r>
+              <w:rPr>
+                <w:sz w:val="20"/>
+                <w:szCs w:val="20"/>
+              </w:rPr>
+              <w:t xml:space="preserve"> </w:t>
+            </w:r>
+            <w:proofErr w:type="spellStart"/>
+            <w:r>
+              <w:rPr>
+                <w:sz w:val="20"/>
+                <w:szCs w:val="20"/>
+              </w:rPr>
+              <w:t>hh:mm</w:t>
+            </w:r>
+            <w:proofErr w:type="spellEnd"/>
           </w:p>
         </w:tc>
       </w:tr>
@@ -18022,87 +18397,87 @@
                 <w:sz w:val="20"/>
                 <w:szCs w:val="20"/>
               </w:rPr>
-              <w:t xml:space="preserve">Cantidad de casos pendientes en la bandeja que atiende el rol del usuario.</w:t>
-            </w:r>
-          </w:p>
-          <w:p>
-            <w:pPr>
-              <w:spacing w:line="259" w:lineRule="auto"/>
-              <w:rPr>
-                <w:sz w:val="20"/>
-                <w:szCs w:val="20"/>
-              </w:rPr>
-            </w:pPr>
-            <w:r>
-              <w:rPr>
-                <w:sz w:val="20"/>
-                <w:szCs w:val="20"/>
-              </w:rPr>
-              <w:t xml:space="preserve">Técnico: los casos que tiene En Atención. Los casos que ya trasladó al Supervisor no le cuentan, aunque sigan a su cargo.</w:t>
-            </w:r>
-          </w:p>
-          <w:p>
-            <w:pPr>
-              <w:spacing w:line="259" w:lineRule="auto"/>
-              <w:rPr>
-                <w:sz w:val="20"/>
-                <w:szCs w:val="20"/>
-              </w:rPr>
-            </w:pPr>
-            <w:r>
-              <w:rPr>
-                <w:sz w:val="20"/>
-                <w:szCs w:val="20"/>
-              </w:rPr>
-              <w:t xml:space="preserve">Auxiliar: los casos Registrado y En Revisión de todos los departamentos.</w:t>
-            </w:r>
-          </w:p>
-          <w:p>
-            <w:pPr>
-              <w:spacing w:line="259" w:lineRule="auto"/>
-              <w:rPr>
-                <w:sz w:val="20"/>
-                <w:szCs w:val="20"/>
-              </w:rPr>
-            </w:pPr>
-            <w:r>
-              <w:rPr>
-                <w:sz w:val="20"/>
-                <w:szCs w:val="20"/>
-              </w:rPr>
-              <w:t xml:space="preserve">Supervisor: los casos En Supervisión y Pendiente de Aprobación de Rechazo de su departamento.</w:t>
-            </w:r>
-          </w:p>
-          <w:p>
-            <w:pPr>
-              <w:spacing w:line="259" w:lineRule="auto"/>
-              <w:rPr>
-                <w:sz w:val="20"/>
-                <w:szCs w:val="20"/>
-              </w:rPr>
-            </w:pPr>
-            <w:r>
-              <w:rPr>
-                <w:sz w:val="20"/>
-                <w:szCs w:val="20"/>
-              </w:rPr>
-              <w:t xml:space="preserve">Jefe de Departamento: los casos Pendiente de Firma de su departamento.</w:t>
-            </w:r>
-          </w:p>
-          <w:p>
-            <w:pPr>
-              <w:spacing w:line="259" w:lineRule="auto"/>
-              <w:rPr>
-                <w:sz w:val="20"/>
-                <w:szCs w:val="20"/>
-              </w:rPr>
-            </w:pPr>
-            <w:r>
-              <w:rPr>
-                <w:sz w:val="20"/>
-                <w:szCs w:val="20"/>
-              </w:rPr>
-              <w:t xml:space="preserve">Administrador: siempre cero, porque no atiende casos.</w:t>
+              <w:t>Cantidad de casos pendientes en la bandeja que atiende el rol del usuario.</w:t>
+            </w:r>
+          </w:p>
+          <w:p>
+            <w:pPr>
+              <w:spacing w:line="259" w:lineRule="auto"/>
+              <w:rPr>
+                <w:sz w:val="20"/>
+                <w:szCs w:val="20"/>
+              </w:rPr>
+            </w:pPr>
+            <w:r>
+              <w:rPr>
+                <w:sz w:val="20"/>
+                <w:szCs w:val="20"/>
+              </w:rPr>
+              <w:t>Técnico: los casos que tiene En Atención. Los casos que ya trasladó al Supervisor no le cuentan, aunque sigan a su cargo.</w:t>
+            </w:r>
+          </w:p>
+          <w:p>
+            <w:pPr>
+              <w:spacing w:line="259" w:lineRule="auto"/>
+              <w:rPr>
+                <w:sz w:val="20"/>
+                <w:szCs w:val="20"/>
+              </w:rPr>
+            </w:pPr>
+            <w:r>
+              <w:rPr>
+                <w:sz w:val="20"/>
+                <w:szCs w:val="20"/>
+              </w:rPr>
+              <w:t>Auxiliar: los casos Registrado y En Revisión de todos los departamentos.</w:t>
+            </w:r>
+          </w:p>
+          <w:p>
+            <w:pPr>
+              <w:spacing w:line="259" w:lineRule="auto"/>
+              <w:rPr>
+                <w:sz w:val="20"/>
+                <w:szCs w:val="20"/>
+              </w:rPr>
+            </w:pPr>
+            <w:r>
+              <w:rPr>
+                <w:sz w:val="20"/>
+                <w:szCs w:val="20"/>
+              </w:rPr>
+              <w:t>Supervisor: los casos En Supervisión y Pendiente de Aprobación de Rechazo de su departamento.</w:t>
+            </w:r>
+          </w:p>
+          <w:p>
+            <w:pPr>
+              <w:spacing w:line="259" w:lineRule="auto"/>
+              <w:rPr>
+                <w:sz w:val="20"/>
+                <w:szCs w:val="20"/>
+              </w:rPr>
+            </w:pPr>
+            <w:r>
+              <w:rPr>
+                <w:sz w:val="20"/>
+                <w:szCs w:val="20"/>
+              </w:rPr>
+              <w:t>Jefe de Departamento: los casos Pendiente de Firma de su departamento.</w:t>
+            </w:r>
+          </w:p>
+          <w:p>
+            <w:pPr>
+              <w:spacing w:line="259" w:lineRule="auto"/>
+              <w:rPr>
+                <w:sz w:val="20"/>
+                <w:szCs w:val="20"/>
+              </w:rPr>
+            </w:pPr>
+            <w:r>
+              <w:rPr>
+                <w:sz w:val="20"/>
+                <w:szCs w:val="20"/>
+              </w:rPr>
+              <w:t>Administrador: siempre cero, porque no atiende casos.</w:t>
             </w:r>
           </w:p>
         </w:tc>
@@ -18292,7 +18667,7 @@
                 <w:sz w:val="20"/>
                 <w:szCs w:val="20"/>
               </w:rPr>
-              <w:t xml:space="preserve">Botones “Editar” y “Estado” sobre cada usuario, botón “Nuevo Usuario” y botón “Limpiar filtros”.</w:t>
+              <w:t>Botones “Editar” y “Estado” sobre cada usuario, botón “Nuevo Usuario” y botón “Limpiar filtros”.</w:t>
             </w:r>
           </w:p>
         </w:tc>
@@ -18614,6 +18989,7 @@
                 <w:sz w:val="20"/>
                 <w:szCs w:val="20"/>
               </w:rPr>
+              <w:lastRenderedPageBreak/>
               <w:t>En la edición se muestra como solo lectura.</w:t>
             </w:r>
           </w:p>
@@ -18643,6 +19019,7 @@
                 <w:sz w:val="20"/>
                 <w:szCs w:val="20"/>
               </w:rPr>
+              <w:lastRenderedPageBreak/>
               <w:t>Nombre</w:t>
             </w:r>
           </w:p>
@@ -19150,7 +19527,6 @@
                 <w:sz w:val="20"/>
                 <w:szCs w:val="20"/>
               </w:rPr>
-              <w:lastRenderedPageBreak/>
               <w:t>Estado</w:t>
             </w:r>
           </w:p>
@@ -19761,6 +20137,7 @@
             <w:pPr>
               <w:spacing w:line="259" w:lineRule="auto"/>
             </w:pPr>
+            <w:proofErr w:type="spellStart"/>
             <w:r>
               <w:rPr>
                 <w:sz w:val="20"/>
@@ -19768,6 +20145,7 @@
               </w:rPr>
               <w:t>Check</w:t>
             </w:r>
+            <w:proofErr w:type="spellEnd"/>
           </w:p>
         </w:tc>
         <w:tc>
@@ -19856,6 +20234,7 @@
             <w:pPr>
               <w:spacing w:line="259" w:lineRule="auto"/>
             </w:pPr>
+            <w:proofErr w:type="spellStart"/>
             <w:r>
               <w:rPr>
                 <w:sz w:val="20"/>
@@ -19863,6 +20242,7 @@
               </w:rPr>
               <w:t>Check</w:t>
             </w:r>
+            <w:proofErr w:type="spellEnd"/>
           </w:p>
         </w:tc>
         <w:tc>
@@ -20634,6 +21014,7 @@
                 <w:sz w:val="20"/>
                 <w:szCs w:val="20"/>
               </w:rPr>
+              <w:lastRenderedPageBreak/>
               <w:t>Departamento</w:t>
             </w:r>
           </w:p>
@@ -21130,7 +21511,6 @@
                 <w:sz w:val="20"/>
                 <w:szCs w:val="20"/>
               </w:rPr>
-              <w:lastRenderedPageBreak/>
               <w:t>Nueva contraseña</w:t>
             </w:r>
           </w:p>
@@ -22544,6 +22924,7 @@
                 <w:sz w:val="20"/>
                 <w:szCs w:val="20"/>
               </w:rPr>
+              <w:lastRenderedPageBreak/>
               <w:t>Desde</w:t>
             </w:r>
           </w:p>
@@ -22605,13 +22986,31 @@
                 <w:szCs w:val="20"/>
               </w:rPr>
             </w:pPr>
-            <w:r>
-              <w:rPr>
-                <w:sz w:val="20"/>
-                <w:szCs w:val="20"/>
-              </w:rPr>
-              <w:t>dd/mm/aaaa</w:t>
-            </w:r>
+            <w:proofErr w:type="spellStart"/>
+            <w:r>
+              <w:rPr>
+                <w:sz w:val="20"/>
+                <w:szCs w:val="20"/>
+              </w:rPr>
+              <w:t>dd</w:t>
+            </w:r>
+            <w:proofErr w:type="spellEnd"/>
+            <w:r>
+              <w:rPr>
+                <w:sz w:val="20"/>
+                <w:szCs w:val="20"/>
+              </w:rPr>
+              <w:t>/mm/</w:t>
+            </w:r>
+            <w:proofErr w:type="spellStart"/>
+            <w:r>
+              <w:rPr>
+                <w:sz w:val="20"/>
+                <w:szCs w:val="20"/>
+              </w:rPr>
+              <w:t>aaaa</w:t>
+            </w:r>
+            <w:proofErr w:type="spellEnd"/>
           </w:p>
         </w:tc>
       </w:tr>
@@ -23009,22 +23408,6 @@
               <w:t>RN06.</w:t>
             </w:r>
           </w:p>
-          <w:p>
-            <w:pPr>
-              <w:spacing w:line="259" w:lineRule="auto"/>
-              <w:rPr>
-                <w:sz w:val="20"/>
-                <w:szCs w:val="20"/>
-              </w:rPr>
-            </w:pPr>
-            <w:r>
-              <w:rPr>
-                <w:sz w:val="20"/>
-                <w:szCs w:val="20"/>
-              </w:rPr>
-              <w:t>El Supervisor y el Jefe de Departamento solo consultan su propio departamento.</w:t>
-            </w:r>
-          </w:p>
         </w:tc>
       </w:tr>
       <w:tr>
@@ -23112,21 +23495,6 @@
                 <w:szCs w:val="20"/>
               </w:rPr>
             </w:pPr>
-            <w:r>
-              <w:rPr>
-                <w:sz w:val="20"/>
-                <w:szCs w:val="20"/>
-              </w:rPr>
-              <w:t xml:space="preserve">Total de casos, casos resueltos, días </w:t>
-            </w:r>
-            <w:r>
-              <w:rPr>
-                <w:sz w:val="20"/>
-                <w:szCs w:val="20"/>
-              </w:rPr>
-              <w:lastRenderedPageBreak/>
-              <w:t>promedio de atención y desglose por estado, tipo de caso, departamento y categoría</w:t>
-            </w:r>
           </w:p>
         </w:tc>
       </w:tr>
@@ -23154,7 +23522,6 @@
                 <w:sz w:val="20"/>
                 <w:szCs w:val="20"/>
               </w:rPr>
-              <w:lastRenderedPageBreak/>
               <w:t>Exportar</w:t>
             </w:r>
           </w:p>
@@ -23221,7 +23588,14 @@
                 <w:sz w:val="20"/>
                 <w:szCs w:val="20"/>
               </w:rPr>
-              <w:t>Botones para exportar el reporte en PDF y en CSV</w:t>
+              <w:t xml:space="preserve">Botones para exportar el reporte en PDF y en </w:t>
+            </w:r>
+            <w:r>
+              <w:rPr>
+                <w:sz w:val="20"/>
+                <w:szCs w:val="20"/>
+              </w:rPr>
+              <w:t>Excel.</w:t>
             </w:r>
           </w:p>
         </w:tc>
@@ -23812,7 +24186,7 @@
                 <w:sz w:val="20"/>
                 <w:szCs w:val="20"/>
               </w:rPr>
-              <w:t>Botón para exportar el reporte en PDF</w:t>
+              <w:t>Botones para exportar el reporte en PDF y en Excel.</w:t>
             </w:r>
           </w:p>
         </w:tc>
@@ -24113,13 +24487,31 @@
                 <w:szCs w:val="20"/>
               </w:rPr>
             </w:pPr>
-            <w:r>
-              <w:rPr>
-                <w:sz w:val="20"/>
-                <w:szCs w:val="20"/>
-              </w:rPr>
-              <w:t>dd/mm/aaaa</w:t>
-            </w:r>
+            <w:proofErr w:type="spellStart"/>
+            <w:r>
+              <w:rPr>
+                <w:sz w:val="20"/>
+                <w:szCs w:val="20"/>
+              </w:rPr>
+              <w:t>dd</w:t>
+            </w:r>
+            <w:proofErr w:type="spellEnd"/>
+            <w:r>
+              <w:rPr>
+                <w:sz w:val="20"/>
+                <w:szCs w:val="20"/>
+              </w:rPr>
+              <w:t>/mm/</w:t>
+            </w:r>
+            <w:proofErr w:type="spellStart"/>
+            <w:r>
+              <w:rPr>
+                <w:sz w:val="20"/>
+                <w:szCs w:val="20"/>
+              </w:rPr>
+              <w:t>aaaa</w:t>
+            </w:r>
+            <w:proofErr w:type="spellEnd"/>
           </w:p>
         </w:tc>
       </w:tr>
@@ -24733,6 +25125,7 @@
                 <w:sz w:val="20"/>
                 <w:szCs w:val="20"/>
               </w:rPr>
+              <w:lastRenderedPageBreak/>
               <w:t>Exportar</w:t>
             </w:r>
           </w:p>
@@ -24991,7 +25384,6 @@
                 <w:sz w:val="20"/>
                 <w:szCs w:val="20"/>
               </w:rPr>
-              <w:lastRenderedPageBreak/>
               <w:t>Requerimiento de ampliación</w:t>
             </w:r>
           </w:p>
@@ -26093,7 +26485,15 @@
                 <w:sz w:val="20"/>
                 <w:szCs w:val="20"/>
               </w:rPr>
-              <w:t>Documentos del expediente</w:t>
+              <w:t xml:space="preserve">Documentos </w:t>
+            </w:r>
+            <w:r>
+              <w:rPr>
+                <w:sz w:val="20"/>
+                <w:szCs w:val="20"/>
+              </w:rPr>
+              <w:lastRenderedPageBreak/>
+              <w:t>del expediente</w:t>
             </w:r>
           </w:p>
         </w:tc>
@@ -26117,6 +26517,7 @@
                 <w:sz w:val="20"/>
                 <w:szCs w:val="20"/>
               </w:rPr>
+              <w:lastRenderedPageBreak/>
               <w:t>Botón</w:t>
             </w:r>
           </w:p>
@@ -26159,7 +26560,15 @@
                 <w:sz w:val="20"/>
                 <w:szCs w:val="20"/>
               </w:rPr>
-              <w:t>Botones para ver la evidencia del ciudadano, el informe de revisión inicial, el soporte de atención, el reporte de atención, el reporte de supervisión y el oficio de resolución.</w:t>
+              <w:t xml:space="preserve">Botones para ver la evidencia del </w:t>
+            </w:r>
+            <w:r>
+              <w:rPr>
+                <w:sz w:val="20"/>
+                <w:szCs w:val="20"/>
+              </w:rPr>
+              <w:lastRenderedPageBreak/>
+              <w:t>ciudadano, el informe de revisión inicial, el soporte de atención, el reporte de atención, el reporte de supervisión y el oficio de resolución.</w:t>
             </w:r>
           </w:p>
           <w:p>
@@ -26204,6 +26613,7 @@
                 <w:sz w:val="20"/>
                 <w:szCs w:val="20"/>
               </w:rPr>
+              <w:lastRenderedPageBreak/>
               <w:t>Historial de cambios</w:t>
             </w:r>
           </w:p>
@@ -26516,7 +26926,7 @@
           <w:sz w:val="20"/>
           <w:szCs w:val="20"/>
         </w:rPr>
-        <w:t xml:space="preserve">RN40 Campos de Formulario Estado de Disponibilidad</w:t>
+        <w:t>RN40 Campos de Formulario Estado de Disponibilidad</w:t>
       </w:r>
     </w:p>
     <w:tbl>
@@ -26730,7 +27140,7 @@
                 <w:sz w:val="20"/>
                 <w:szCs w:val="20"/>
               </w:rPr>
-              <w:t xml:space="preserve">Usuario</w:t>
+              <w:t>Usuario</w:t>
             </w:r>
           </w:p>
         </w:tc>
@@ -26754,7 +27164,7 @@
                 <w:sz w:val="20"/>
                 <w:szCs w:val="20"/>
               </w:rPr>
-              <w:t xml:space="preserve">Texto</w:t>
+              <w:t>Texto</w:t>
             </w:r>
           </w:p>
         </w:tc>
@@ -26775,7 +27185,7 @@
                 <w:sz w:val="20"/>
                 <w:szCs w:val="20"/>
               </w:rPr>
-              <w:t xml:space="preserve">M, L</w:t>
+              <w:t>M, L</w:t>
             </w:r>
           </w:p>
         </w:tc>
@@ -26796,7 +27206,7 @@
                 <w:sz w:val="20"/>
                 <w:szCs w:val="20"/>
               </w:rPr>
-              <w:t xml:space="preserve">Nombre del usuario seleccionado</w:t>
+              <w:t>Nombre del usuario seleccionado</w:t>
             </w:r>
           </w:p>
         </w:tc>
@@ -26825,7 +27235,7 @@
                 <w:sz w:val="20"/>
                 <w:szCs w:val="20"/>
               </w:rPr>
-              <w:t xml:space="preserve">Rol</w:t>
+              <w:t>Rol</w:t>
             </w:r>
           </w:p>
         </w:tc>
@@ -26849,7 +27259,7 @@
                 <w:sz w:val="20"/>
                 <w:szCs w:val="20"/>
               </w:rPr>
-              <w:t xml:space="preserve">Texto</w:t>
+              <w:t>Texto</w:t>
             </w:r>
           </w:p>
         </w:tc>
@@ -26870,7 +27280,7 @@
                 <w:sz w:val="20"/>
                 <w:szCs w:val="20"/>
               </w:rPr>
-              <w:t xml:space="preserve">M, L</w:t>
+              <w:t>M, L</w:t>
             </w:r>
           </w:p>
         </w:tc>
@@ -26891,7 +27301,7 @@
                 <w:sz w:val="20"/>
                 <w:szCs w:val="20"/>
               </w:rPr>
-              <w:t xml:space="preserve">RN01</w:t>
+              <w:t>RN01</w:t>
             </w:r>
           </w:p>
         </w:tc>
@@ -26920,7 +27330,7 @@
                 <w:sz w:val="20"/>
                 <w:szCs w:val="20"/>
               </w:rPr>
-              <w:t xml:space="preserve">Casos activos</w:t>
+              <w:t>Casos activos</w:t>
             </w:r>
           </w:p>
         </w:tc>
@@ -26944,7 +27354,7 @@
                 <w:sz w:val="20"/>
                 <w:szCs w:val="20"/>
               </w:rPr>
-              <w:t xml:space="preserve">Numérico</w:t>
+              <w:t>Numérico</w:t>
             </w:r>
           </w:p>
         </w:tc>
@@ -26965,7 +27375,7 @@
                 <w:sz w:val="20"/>
                 <w:szCs w:val="20"/>
               </w:rPr>
-              <w:t xml:space="preserve">M, L</w:t>
+              <w:t>M, L</w:t>
             </w:r>
           </w:p>
         </w:tc>
@@ -26986,7 +27396,7 @@
                 <w:sz w:val="20"/>
                 <w:szCs w:val="20"/>
               </w:rPr>
-              <w:t xml:space="preserve">Cantidad de casos pendientes del usuario. RN26</w:t>
+              <w:t>Cantidad de casos pendientes del usuario. RN26</w:t>
             </w:r>
           </w:p>
         </w:tc>
@@ -27015,7 +27425,7 @@
                 <w:sz w:val="20"/>
                 <w:szCs w:val="20"/>
               </w:rPr>
-              <w:t xml:space="preserve">Nuevo estado</w:t>
+              <w:t>Nuevo estado</w:t>
             </w:r>
           </w:p>
         </w:tc>
@@ -27039,7 +27449,7 @@
                 <w:sz w:val="20"/>
                 <w:szCs w:val="20"/>
               </w:rPr>
-              <w:t xml:space="preserve">Lista</w:t>
+              <w:t>Lista</w:t>
             </w:r>
           </w:p>
         </w:tc>
@@ -27060,7 +27470,7 @@
                 <w:sz w:val="20"/>
                 <w:szCs w:val="20"/>
               </w:rPr>
-              <w:t xml:space="preserve">M, S</w:t>
+              <w:t>M, S</w:t>
             </w:r>
           </w:p>
         </w:tc>
@@ -27081,7 +27491,7 @@
                 <w:sz w:val="20"/>
                 <w:szCs w:val="20"/>
               </w:rPr>
-              <w:t xml:space="preserve">RN02</w:t>
+              <w:t>RN02</w:t>
             </w:r>
           </w:p>
         </w:tc>
@@ -27110,7 +27520,7 @@
                 <w:sz w:val="20"/>
                 <w:szCs w:val="20"/>
               </w:rPr>
-              <w:t xml:space="preserve">Reasignar sus casos</w:t>
+              <w:t>Reasignar sus casos</w:t>
             </w:r>
           </w:p>
         </w:tc>
@@ -27134,7 +27544,7 @@
                 <w:sz w:val="20"/>
                 <w:szCs w:val="20"/>
               </w:rPr>
-              <w:t xml:space="preserve">Lista</w:t>
+              <w:t>Lista</w:t>
             </w:r>
           </w:p>
         </w:tc>
@@ -27155,7 +27565,7 @@
                 <w:sz w:val="20"/>
                 <w:szCs w:val="20"/>
               </w:rPr>
-              <w:t xml:space="preserve">O, S</w:t>
+              <w:t>O, S</w:t>
             </w:r>
           </w:p>
         </w:tc>
@@ -27176,55 +27586,63 @@
                 <w:sz w:val="20"/>
                 <w:szCs w:val="20"/>
               </w:rPr>
-              <w:t xml:space="preserve">Se muestra únicamente cuando el nuevo estado es distinto de Activo y el usuario todavía tiene casos a su cargo, aunque ya no le cuenten como casos activos. Solo el Técnico tiene casos a su cargo: las demás bandejas son compartidas por rol y ningún caso depende de un usuario en particular.</w:t>
-            </w:r>
-          </w:p>
-          <w:p>
-            <w:pPr>
-              <w:spacing w:line="259" w:lineRule="auto"/>
-              <w:rPr>
-                <w:sz w:val="20"/>
-                <w:szCs w:val="20"/>
-              </w:rPr>
-            </w:pPr>
-            <w:r>
-              <w:rPr>
-                <w:sz w:val="20"/>
-                <w:szCs w:val="20"/>
-              </w:rPr>
-              <w:t xml:space="preserve">La etiqueta incluye el rol del usuario, por ejemplo “Reasignar sus casos a otro Técnico”.</w:t>
-            </w:r>
-          </w:p>
-          <w:p>
-            <w:pPr>
-              <w:spacing w:line="259" w:lineRule="auto"/>
-              <w:rPr>
-                <w:sz w:val="20"/>
-                <w:szCs w:val="20"/>
-              </w:rPr>
-            </w:pPr>
-            <w:r>
-              <w:rPr>
-                <w:sz w:val="20"/>
-                <w:szCs w:val="20"/>
-              </w:rPr>
-              <w:t xml:space="preserve">Lista los usuarios en estado Activo con el mismo rol y del mismo departamento del usuario.</w:t>
-            </w:r>
-          </w:p>
-          <w:p>
-            <w:pPr>
-              <w:spacing w:line="259" w:lineRule="auto"/>
-              <w:rPr>
-                <w:sz w:val="20"/>
-                <w:szCs w:val="20"/>
-              </w:rPr>
-            </w:pPr>
-            <w:r>
-              <w:rPr>
-                <w:sz w:val="20"/>
-                <w:szCs w:val="20"/>
-              </w:rPr>
-              <w:t xml:space="preserve">De cada opción muestra el nombre, el departamento y la cantidad de casos que ya tiene.</w:t>
+              <w:t xml:space="preserve">Se muestra únicamente cuando el nuevo estado es distinto de Activo y el usuario todavía tiene casos a su cargo, aunque ya no le cuenten como </w:t>
+            </w:r>
+            <w:r>
+              <w:rPr>
+                <w:sz w:val="20"/>
+                <w:szCs w:val="20"/>
+              </w:rPr>
+              <w:lastRenderedPageBreak/>
+              <w:t>casos activos. Solo el Técnico tiene casos a su cargo: las demás bandejas son compartidas por rol y ningún caso depende de un usuario en particular.</w:t>
+            </w:r>
+          </w:p>
+          <w:p>
+            <w:pPr>
+              <w:spacing w:line="259" w:lineRule="auto"/>
+              <w:rPr>
+                <w:sz w:val="20"/>
+                <w:szCs w:val="20"/>
+              </w:rPr>
+            </w:pPr>
+            <w:r>
+              <w:rPr>
+                <w:sz w:val="20"/>
+                <w:szCs w:val="20"/>
+              </w:rPr>
+              <w:t>La etiqueta incluye el rol del usuario, por ejemplo “Reasignar sus casos a otro Técnico”.</w:t>
+            </w:r>
+          </w:p>
+          <w:p>
+            <w:pPr>
+              <w:spacing w:line="259" w:lineRule="auto"/>
+              <w:rPr>
+                <w:sz w:val="20"/>
+                <w:szCs w:val="20"/>
+              </w:rPr>
+            </w:pPr>
+            <w:r>
+              <w:rPr>
+                <w:sz w:val="20"/>
+                <w:szCs w:val="20"/>
+              </w:rPr>
+              <w:t>Lista los usuarios en estado Activo con el mismo rol y del mismo departamento del usuario.</w:t>
+            </w:r>
+          </w:p>
+          <w:p>
+            <w:pPr>
+              <w:spacing w:line="259" w:lineRule="auto"/>
+              <w:rPr>
+                <w:sz w:val="20"/>
+                <w:szCs w:val="20"/>
+              </w:rPr>
+            </w:pPr>
+            <w:r>
+              <w:rPr>
+                <w:sz w:val="20"/>
+                <w:szCs w:val="20"/>
+              </w:rPr>
+              <w:t>De cada opción muestra el nombre, el departamento y la cantidad de casos que ya tiene.</w:t>
             </w:r>
           </w:p>
         </w:tc>
@@ -27253,7 +27671,8 @@
                 <w:sz w:val="20"/>
                 <w:szCs w:val="20"/>
               </w:rPr>
-              <w:t xml:space="preserve">Acción</w:t>
+              <w:lastRenderedPageBreak/>
+              <w:t>Acción</w:t>
             </w:r>
           </w:p>
         </w:tc>
@@ -27277,7 +27696,7 @@
                 <w:sz w:val="20"/>
                 <w:szCs w:val="20"/>
               </w:rPr>
-              <w:t xml:space="preserve">Botón</w:t>
+              <w:t>Botón</w:t>
             </w:r>
           </w:p>
         </w:tc>
@@ -27298,7 +27717,7 @@
                 <w:sz w:val="20"/>
                 <w:szCs w:val="20"/>
               </w:rPr>
-              <w:t xml:space="preserve">M</w:t>
+              <w:t>M</w:t>
             </w:r>
           </w:p>
         </w:tc>
@@ -27319,7 +27738,7 @@
                 <w:sz w:val="20"/>
                 <w:szCs w:val="20"/>
               </w:rPr>
-              <w:t xml:space="preserve">Botón “Guardar”, que cambia a “Reasignar y continuar” cuando hay casos pendientes por reasignar, y botón “Cancelar”.</w:t>
+              <w:t>Botón “Guardar”, que cambia a “Reasignar y continuar” cuando hay casos pendientes por reasignar, y botón “Cancelar”.</w:t>
             </w:r>
           </w:p>
         </w:tc>
@@ -28150,7 +28569,6 @@
                 <w:sz w:val="20"/>
                 <w:szCs w:val="20"/>
               </w:rPr>
-              <w:lastRenderedPageBreak/>
               <w:t>11</w:t>
             </w:r>
           </w:p>
@@ -28497,6 +28915,7 @@
                 <w:szCs w:val="20"/>
                 <w:highlight w:val="green"/>
               </w:rPr>
+              <w:lastRenderedPageBreak/>
               <w:t>1</w:t>
             </w:r>
           </w:p>
@@ -30504,7 +30923,6 @@
                 <w:sz w:val="20"/>
                 <w:szCs w:val="20"/>
               </w:rPr>
-              <w:lastRenderedPageBreak/>
               <w:t>36</w:t>
             </w:r>
           </w:p>
@@ -30960,6 +31378,7 @@
                 <w:sz w:val="20"/>
                 <w:szCs w:val="20"/>
               </w:rPr>
+              <w:lastRenderedPageBreak/>
               <w:t>44</w:t>
             </w:r>
           </w:p>
@@ -31072,7 +31491,7 @@
                 <w:sz w:val="20"/>
                 <w:szCs w:val="20"/>
               </w:rPr>
-              <w:t xml:space="preserve">46</w:t>
+              <w:t>46</w:t>
             </w:r>
           </w:p>
         </w:tc>
@@ -31099,7 +31518,7 @@
                 <w:sz w:val="20"/>
                 <w:szCs w:val="20"/>
               </w:rPr>
-              <w:t xml:space="preserve">No existe otro usuario activo con el mismo rol que pueda recibir los casos.</w:t>
+              <w:t>No existe otro usuario activo con el mismo rol que pueda recibir los casos.</w:t>
             </w:r>
           </w:p>
         </w:tc>
@@ -31128,7 +31547,7 @@
                 <w:sz w:val="20"/>
                 <w:szCs w:val="20"/>
               </w:rPr>
-              <w:t xml:space="preserve">47</w:t>
+              <w:t>47</w:t>
             </w:r>
           </w:p>
         </w:tc>
@@ -31155,7 +31574,7 @@
                 <w:sz w:val="20"/>
                 <w:szCs w:val="20"/>
               </w:rPr>
-              <w:t xml:space="preserve">El usuario tiene casos pendientes en su bandeja y ningún otro usuario activo con su rol puede atenderlos. Debe activar otro usuario con ese rol e intentar de nuevo.</w:t>
+              <w:t>El usuario tiene casos pendientes en su bandeja y ningún otro usuario activo con su rol puede atenderlos. Debe activar otro usuario con ese rol e intentar de nuevo.</w:t>
             </w:r>
           </w:p>
         </w:tc>
@@ -31699,8 +32118,17 @@
                 <w:sz w:val="20"/>
                 <w:szCs w:val="20"/>
               </w:rPr>
-              <w:t>Código de seguimiento: codigoSeguimiento</w:t>
-            </w:r>
+              <w:t xml:space="preserve">Código de seguimiento: </w:t>
+            </w:r>
+            <w:proofErr w:type="spellStart"/>
+            <w:r>
+              <w:rPr>
+                <w:sz w:val="20"/>
+                <w:szCs w:val="20"/>
+              </w:rPr>
+              <w:t>codigoSeguimiento</w:t>
+            </w:r>
+            <w:proofErr w:type="spellEnd"/>
           </w:p>
           <w:p>
             <w:pPr>
@@ -31715,8 +32143,17 @@
                 <w:sz w:val="20"/>
                 <w:szCs w:val="20"/>
               </w:rPr>
-              <w:t>Fecha de registro: fechaRegistro</w:t>
-            </w:r>
+              <w:t xml:space="preserve">Fecha de registro: </w:t>
+            </w:r>
+            <w:proofErr w:type="spellStart"/>
+            <w:r>
+              <w:rPr>
+                <w:sz w:val="20"/>
+                <w:szCs w:val="20"/>
+              </w:rPr>
+              <w:t>fechaRegistro</w:t>
+            </w:r>
+            <w:proofErr w:type="spellEnd"/>
           </w:p>
           <w:p>
             <w:pPr>
@@ -31731,8 +32168,33 @@
                 <w:sz w:val="20"/>
                 <w:szCs w:val="20"/>
               </w:rPr>
-              <w:t>Tipo de caso: tipoCaso     Categoría: categoriaProblema</w:t>
-            </w:r>
+              <w:t xml:space="preserve">Tipo de caso: </w:t>
+            </w:r>
+            <w:proofErr w:type="spellStart"/>
+            <w:r>
+              <w:rPr>
+                <w:sz w:val="20"/>
+                <w:szCs w:val="20"/>
+              </w:rPr>
+              <w:t>tipoCaso</w:t>
+            </w:r>
+            <w:proofErr w:type="spellEnd"/>
+            <w:r>
+              <w:rPr>
+                <w:sz w:val="20"/>
+                <w:szCs w:val="20"/>
+              </w:rPr>
+              <w:t xml:space="preserve">     Categoría: </w:t>
+            </w:r>
+            <w:proofErr w:type="spellStart"/>
+            <w:r>
+              <w:rPr>
+                <w:sz w:val="20"/>
+                <w:szCs w:val="20"/>
+              </w:rPr>
+              <w:t>categoriaProblema</w:t>
+            </w:r>
+            <w:proofErr w:type="spellEnd"/>
           </w:p>
           <w:p>
             <w:pPr>
@@ -31747,8 +32209,17 @@
                 <w:sz w:val="20"/>
                 <w:szCs w:val="20"/>
               </w:rPr>
-              <w:t>Ciudadano: nombreCiudadano</w:t>
-            </w:r>
+              <w:t xml:space="preserve">Ciudadano: </w:t>
+            </w:r>
+            <w:proofErr w:type="spellStart"/>
+            <w:r>
+              <w:rPr>
+                <w:sz w:val="20"/>
+                <w:szCs w:val="20"/>
+              </w:rPr>
+              <w:t>nombreCiudadano</w:t>
+            </w:r>
+            <w:proofErr w:type="spellEnd"/>
           </w:p>
           <w:p>
             <w:pPr>
@@ -31763,8 +32234,17 @@
                 <w:sz w:val="20"/>
                 <w:szCs w:val="20"/>
               </w:rPr>
-              <w:t>Departamento responsable: departamentoResponsable</w:t>
-            </w:r>
+              <w:t xml:space="preserve">Departamento responsable: </w:t>
+            </w:r>
+            <w:proofErr w:type="spellStart"/>
+            <w:r>
+              <w:rPr>
+                <w:sz w:val="20"/>
+                <w:szCs w:val="20"/>
+              </w:rPr>
+              <w:t>departamentoResponsable</w:t>
+            </w:r>
+            <w:proofErr w:type="spellEnd"/>
           </w:p>
           <w:p>
             <w:pPr>
@@ -31788,7 +32268,55 @@
                 <w:sz w:val="20"/>
                 <w:szCs w:val="20"/>
               </w:rPr>
-              <w:t>El caso fue revisado por el Auxiliar nombreAuxiliar el fechaRevision, con el siguiente resultado: decisionAuxiliar.</w:t>
+              <w:t xml:space="preserve">El caso fue revisado por el Auxiliar </w:t>
+            </w:r>
+            <w:proofErr w:type="spellStart"/>
+            <w:r>
+              <w:rPr>
+                <w:sz w:val="20"/>
+                <w:szCs w:val="20"/>
+              </w:rPr>
+              <w:t>nombreAuxiliar</w:t>
+            </w:r>
+            <w:proofErr w:type="spellEnd"/>
+            <w:r>
+              <w:rPr>
+                <w:sz w:val="20"/>
+                <w:szCs w:val="20"/>
+              </w:rPr>
+              <w:t xml:space="preserve"> el </w:t>
+            </w:r>
+            <w:proofErr w:type="spellStart"/>
+            <w:r>
+              <w:rPr>
+                <w:sz w:val="20"/>
+                <w:szCs w:val="20"/>
+              </w:rPr>
+              <w:t>fechaRevision</w:t>
+            </w:r>
+            <w:proofErr w:type="spellEnd"/>
+            <w:r>
+              <w:rPr>
+                <w:sz w:val="20"/>
+                <w:szCs w:val="20"/>
+              </w:rPr>
+              <w:t xml:space="preserve">, con el siguiente resultado: </w:t>
+            </w:r>
+            <w:proofErr w:type="spellStart"/>
+            <w:r>
+              <w:rPr>
+                <w:sz w:val="20"/>
+                <w:szCs w:val="20"/>
+              </w:rPr>
+              <w:t>decisionAuxiliar</w:t>
+            </w:r>
+            <w:proofErr w:type="spellEnd"/>
+            <w:r>
+              <w:rPr>
+                <w:sz w:val="20"/>
+                <w:szCs w:val="20"/>
+              </w:rPr>
+              <w:t>.</w:t>
             </w:r>
           </w:p>
           <w:p>
@@ -31813,9 +32341,17 @@
                 <w:sz w:val="20"/>
                 <w:szCs w:val="20"/>
               </w:rPr>
-              <w:lastRenderedPageBreak/>
-              <w:t>Motivo de rechazo: motivoRechazo</w:t>
-            </w:r>
+              <w:t xml:space="preserve">Motivo de rechazo: </w:t>
+            </w:r>
+            <w:proofErr w:type="spellStart"/>
+            <w:r>
+              <w:rPr>
+                <w:sz w:val="20"/>
+                <w:szCs w:val="20"/>
+              </w:rPr>
+              <w:t>motivoRechazo</w:t>
+            </w:r>
+            <w:proofErr w:type="spellEnd"/>
           </w:p>
           <w:p>
             <w:pPr>
@@ -31830,8 +32366,17 @@
                 <w:sz w:val="20"/>
                 <w:szCs w:val="20"/>
               </w:rPr>
-              <w:t>Instrucciones de ampliación: instruccionesAmpliacion</w:t>
-            </w:r>
+              <w:t xml:space="preserve">Instrucciones de ampliación: </w:t>
+            </w:r>
+            <w:proofErr w:type="spellStart"/>
+            <w:r>
+              <w:rPr>
+                <w:sz w:val="20"/>
+                <w:szCs w:val="20"/>
+              </w:rPr>
+              <w:t>instruccionesAmpliacion</w:t>
+            </w:r>
+            <w:proofErr w:type="spellEnd"/>
           </w:p>
           <w:p>
             <w:pPr>
@@ -31846,8 +32391,17 @@
                 <w:sz w:val="20"/>
                 <w:szCs w:val="20"/>
               </w:rPr>
-              <w:t>Observaciones: observacionesAuxiliar</w:t>
-            </w:r>
+              <w:t xml:space="preserve">Observaciones: </w:t>
+            </w:r>
+            <w:proofErr w:type="spellStart"/>
+            <w:r>
+              <w:rPr>
+                <w:sz w:val="20"/>
+                <w:szCs w:val="20"/>
+              </w:rPr>
+              <w:t>observacionesAuxiliar</w:t>
+            </w:r>
+            <w:proofErr w:type="spellEnd"/>
           </w:p>
         </w:tc>
       </w:tr>
@@ -31870,7 +32424,6 @@
                 <w:sz w:val="20"/>
                 <w:szCs w:val="20"/>
               </w:rPr>
-              <w:lastRenderedPageBreak/>
               <w:t>Campo</w:t>
             </w:r>
           </w:p>
@@ -31918,6 +32471,7 @@
                 <w:szCs w:val="20"/>
               </w:rPr>
             </w:pPr>
+            <w:proofErr w:type="spellStart"/>
             <w:r>
               <w:rPr>
                 <w:sz w:val="20"/>
@@ -31925,6 +32479,7 @@
               </w:rPr>
               <w:t>codigoSeguimiento</w:t>
             </w:r>
+            <w:proofErr w:type="spellEnd"/>
           </w:p>
         </w:tc>
         <w:tc>
@@ -31960,6 +32515,7 @@
                 <w:szCs w:val="20"/>
               </w:rPr>
             </w:pPr>
+            <w:proofErr w:type="spellStart"/>
             <w:r>
               <w:rPr>
                 <w:sz w:val="20"/>
@@ -31967,6 +32523,7 @@
               </w:rPr>
               <w:t>fechaRegistro</w:t>
             </w:r>
+            <w:proofErr w:type="spellEnd"/>
           </w:p>
         </w:tc>
         <w:tc>
@@ -32002,6 +32559,7 @@
                 <w:szCs w:val="20"/>
               </w:rPr>
             </w:pPr>
+            <w:proofErr w:type="spellStart"/>
             <w:r>
               <w:rPr>
                 <w:sz w:val="20"/>
@@ -32009,6 +32567,7 @@
               </w:rPr>
               <w:t>tipoCaso</w:t>
             </w:r>
+            <w:proofErr w:type="spellEnd"/>
           </w:p>
         </w:tc>
         <w:tc>
@@ -32058,13 +32617,16 @@
                 <w:szCs w:val="20"/>
               </w:rPr>
             </w:pPr>
-            <w:r>
-              <w:rPr>
-                <w:sz w:val="20"/>
-                <w:szCs w:val="20"/>
-              </w:rPr>
+            <w:proofErr w:type="spellStart"/>
+            <w:r>
+              <w:rPr>
+                <w:sz w:val="20"/>
+                <w:szCs w:val="20"/>
+              </w:rPr>
+              <w:lastRenderedPageBreak/>
               <w:t>categoriaProblema</w:t>
             </w:r>
+            <w:proofErr w:type="spellEnd"/>
           </w:p>
         </w:tc>
         <w:tc>
@@ -32107,6 +32669,7 @@
                 <w:szCs w:val="20"/>
               </w:rPr>
             </w:pPr>
+            <w:proofErr w:type="spellStart"/>
             <w:r>
               <w:rPr>
                 <w:sz w:val="20"/>
@@ -32114,6 +32677,7 @@
               </w:rPr>
               <w:t>nombreCiudadano</w:t>
             </w:r>
+            <w:proofErr w:type="spellEnd"/>
           </w:p>
         </w:tc>
         <w:tc>
@@ -32156,6 +32720,7 @@
                 <w:szCs w:val="20"/>
               </w:rPr>
             </w:pPr>
+            <w:proofErr w:type="spellStart"/>
             <w:r>
               <w:rPr>
                 <w:sz w:val="20"/>
@@ -32163,6 +32728,7 @@
               </w:rPr>
               <w:t>departamentoResponsable</w:t>
             </w:r>
+            <w:proofErr w:type="spellEnd"/>
           </w:p>
         </w:tc>
         <w:tc>
@@ -32205,6 +32771,7 @@
                 <w:szCs w:val="20"/>
               </w:rPr>
             </w:pPr>
+            <w:proofErr w:type="spellStart"/>
             <w:r>
               <w:rPr>
                 <w:sz w:val="20"/>
@@ -32212,6 +32779,7 @@
               </w:rPr>
               <w:t>nombreAuxiliar</w:t>
             </w:r>
+            <w:proofErr w:type="spellEnd"/>
           </w:p>
         </w:tc>
         <w:tc>
@@ -32247,6 +32815,7 @@
                 <w:szCs w:val="20"/>
               </w:rPr>
             </w:pPr>
+            <w:proofErr w:type="spellStart"/>
             <w:r>
               <w:rPr>
                 <w:sz w:val="20"/>
@@ -32254,6 +32823,7 @@
               </w:rPr>
               <w:t>fechaRevision</w:t>
             </w:r>
+            <w:proofErr w:type="spellEnd"/>
           </w:p>
         </w:tc>
         <w:tc>
@@ -32289,6 +32859,7 @@
                 <w:szCs w:val="20"/>
               </w:rPr>
             </w:pPr>
+            <w:proofErr w:type="spellStart"/>
             <w:r>
               <w:rPr>
                 <w:sz w:val="20"/>
@@ -32296,6 +32867,7 @@
               </w:rPr>
               <w:t>decisionAuxiliar</w:t>
             </w:r>
+            <w:proofErr w:type="spellEnd"/>
           </w:p>
         </w:tc>
         <w:tc>
@@ -32331,6 +32903,7 @@
                 <w:szCs w:val="20"/>
               </w:rPr>
             </w:pPr>
+            <w:proofErr w:type="spellStart"/>
             <w:r>
               <w:rPr>
                 <w:sz w:val="20"/>
@@ -32338,6 +32911,7 @@
               </w:rPr>
               <w:t>motivoRechazo</w:t>
             </w:r>
+            <w:proofErr w:type="spellEnd"/>
           </w:p>
         </w:tc>
         <w:tc>
@@ -32356,7 +32930,23 @@
                 <w:sz w:val="20"/>
                 <w:szCs w:val="20"/>
               </w:rPr>
-              <w:t>Catálogo de Motivos de Rechazo; solo si decisionAuxiliar = Rechazado</w:t>
+              <w:t xml:space="preserve">Catálogo de Motivos de Rechazo; solo si </w:t>
+            </w:r>
+            <w:proofErr w:type="spellStart"/>
+            <w:r>
+              <w:rPr>
+                <w:sz w:val="20"/>
+                <w:szCs w:val="20"/>
+              </w:rPr>
+              <w:t>decisionAuxiliar</w:t>
+            </w:r>
+            <w:proofErr w:type="spellEnd"/>
+            <w:r>
+              <w:rPr>
+                <w:sz w:val="20"/>
+                <w:szCs w:val="20"/>
+              </w:rPr>
+              <w:t xml:space="preserve"> = Rechazado</w:t>
             </w:r>
           </w:p>
         </w:tc>
@@ -32373,6 +32963,7 @@
                 <w:szCs w:val="20"/>
               </w:rPr>
             </w:pPr>
+            <w:proofErr w:type="spellStart"/>
             <w:r>
               <w:rPr>
                 <w:sz w:val="20"/>
@@ -32380,6 +32971,7 @@
               </w:rPr>
               <w:t>instruccionesAmpliacion</w:t>
             </w:r>
+            <w:proofErr w:type="spellEnd"/>
           </w:p>
         </w:tc>
         <w:tc>
@@ -32398,7 +32990,23 @@
                 <w:sz w:val="20"/>
                 <w:szCs w:val="20"/>
               </w:rPr>
-              <w:t xml:space="preserve">Solo si motivoRechazo </w:t>
+              <w:t xml:space="preserve">Solo si </w:t>
+            </w:r>
+            <w:proofErr w:type="spellStart"/>
+            <w:r>
+              <w:rPr>
+                <w:sz w:val="20"/>
+                <w:szCs w:val="20"/>
+              </w:rPr>
+              <w:t>motivoRechazo</w:t>
+            </w:r>
+            <w:proofErr w:type="spellEnd"/>
+            <w:r>
+              <w:rPr>
+                <w:sz w:val="20"/>
+                <w:szCs w:val="20"/>
+              </w:rPr>
+              <w:t xml:space="preserve"> </w:t>
             </w:r>
             <w:r>
               <w:rPr>
@@ -32422,6 +33030,7 @@
                 <w:szCs w:val="20"/>
               </w:rPr>
             </w:pPr>
+            <w:proofErr w:type="spellStart"/>
             <w:r>
               <w:rPr>
                 <w:sz w:val="20"/>
@@ -32429,6 +33038,7 @@
               </w:rPr>
               <w:t>observacionesAuxiliar</w:t>
             </w:r>
+            <w:proofErr w:type="spellEnd"/>
           </w:p>
         </w:tc>
         <w:tc>
@@ -32587,8 +33197,17 @@
                 <w:sz w:val="20"/>
                 <w:szCs w:val="20"/>
               </w:rPr>
-              <w:t>Código de seguimiento: codigoSeguimiento</w:t>
-            </w:r>
+              <w:t xml:space="preserve">Código de seguimiento: </w:t>
+            </w:r>
+            <w:proofErr w:type="spellStart"/>
+            <w:r>
+              <w:rPr>
+                <w:sz w:val="20"/>
+                <w:szCs w:val="20"/>
+              </w:rPr>
+              <w:t>codigoSeguimiento</w:t>
+            </w:r>
+            <w:proofErr w:type="spellEnd"/>
           </w:p>
           <w:p>
             <w:pPr>
@@ -32603,8 +33222,17 @@
                 <w:sz w:val="20"/>
                 <w:szCs w:val="20"/>
               </w:rPr>
-              <w:t>Departamento: departamentoResponsable</w:t>
-            </w:r>
+              <w:t xml:space="preserve">Departamento: </w:t>
+            </w:r>
+            <w:proofErr w:type="spellStart"/>
+            <w:r>
+              <w:rPr>
+                <w:sz w:val="20"/>
+                <w:szCs w:val="20"/>
+              </w:rPr>
+              <w:t>departamentoResponsable</w:t>
+            </w:r>
+            <w:proofErr w:type="spellEnd"/>
           </w:p>
           <w:p>
             <w:pPr>
@@ -32619,8 +33247,17 @@
                 <w:sz w:val="20"/>
                 <w:szCs w:val="20"/>
               </w:rPr>
-              <w:t>Técnico responsable: nombreTecnico</w:t>
-            </w:r>
+              <w:t xml:space="preserve">Técnico responsable: </w:t>
+            </w:r>
+            <w:proofErr w:type="spellStart"/>
+            <w:r>
+              <w:rPr>
+                <w:sz w:val="20"/>
+                <w:szCs w:val="20"/>
+              </w:rPr>
+              <w:t>nombreTecnico</w:t>
+            </w:r>
+            <w:proofErr w:type="spellEnd"/>
           </w:p>
           <w:p>
             <w:pPr>
@@ -32635,8 +33272,17 @@
                 <w:sz w:val="20"/>
                 <w:szCs w:val="20"/>
               </w:rPr>
-              <w:t>Fecha de atención: fechaAtencion</w:t>
-            </w:r>
+              <w:t xml:space="preserve">Fecha de atención: </w:t>
+            </w:r>
+            <w:proofErr w:type="spellStart"/>
+            <w:r>
+              <w:rPr>
+                <w:sz w:val="20"/>
+                <w:szCs w:val="20"/>
+              </w:rPr>
+              <w:t>fechaAtencion</w:t>
+            </w:r>
+            <w:proofErr w:type="spellEnd"/>
           </w:p>
           <w:p>
             <w:pPr>
@@ -32672,6 +33318,7 @@
                 <w:szCs w:val="20"/>
               </w:rPr>
             </w:pPr>
+            <w:proofErr w:type="spellStart"/>
             <w:r>
               <w:rPr>
                 <w:sz w:val="20"/>
@@ -32679,6 +33326,7 @@
               </w:rPr>
               <w:t>accionesRealizadas</w:t>
             </w:r>
+            <w:proofErr w:type="spellEnd"/>
           </w:p>
           <w:p>
             <w:pPr>
@@ -32702,8 +33350,17 @@
                 <w:sz w:val="20"/>
                 <w:szCs w:val="20"/>
               </w:rPr>
-              <w:t>Evidencia adjunta: listaEvidencia</w:t>
-            </w:r>
+              <w:t xml:space="preserve">Evidencia adjunta: </w:t>
+            </w:r>
+            <w:proofErr w:type="spellStart"/>
+            <w:r>
+              <w:rPr>
+                <w:sz w:val="20"/>
+                <w:szCs w:val="20"/>
+              </w:rPr>
+              <w:t>listaEvidencia</w:t>
+            </w:r>
+            <w:proofErr w:type="spellEnd"/>
           </w:p>
         </w:tc>
       </w:tr>
@@ -32765,13 +33422,31 @@
                 <w:szCs w:val="20"/>
               </w:rPr>
             </w:pPr>
-            <w:r>
-              <w:rPr>
-                <w:sz w:val="20"/>
-                <w:szCs w:val="20"/>
-              </w:rPr>
-              <w:t>numeroCaso / codigoSeguimiento</w:t>
-            </w:r>
+            <w:proofErr w:type="spellStart"/>
+            <w:r>
+              <w:rPr>
+                <w:sz w:val="20"/>
+                <w:szCs w:val="20"/>
+              </w:rPr>
+              <w:t>numeroCaso</w:t>
+            </w:r>
+            <w:proofErr w:type="spellEnd"/>
+            <w:r>
+              <w:rPr>
+                <w:sz w:val="20"/>
+                <w:szCs w:val="20"/>
+              </w:rPr>
+              <w:t xml:space="preserve"> / </w:t>
+            </w:r>
+            <w:proofErr w:type="spellStart"/>
+            <w:r>
+              <w:rPr>
+                <w:sz w:val="20"/>
+                <w:szCs w:val="20"/>
+              </w:rPr>
+              <w:t>codigoSeguimiento</w:t>
+            </w:r>
+            <w:proofErr w:type="spellEnd"/>
           </w:p>
         </w:tc>
         <w:tc>
@@ -32807,6 +33482,7 @@
                 <w:szCs w:val="20"/>
               </w:rPr>
             </w:pPr>
+            <w:proofErr w:type="spellStart"/>
             <w:r>
               <w:rPr>
                 <w:sz w:val="20"/>
@@ -32814,6 +33490,7 @@
               </w:rPr>
               <w:t>departamentoResponsable</w:t>
             </w:r>
+            <w:proofErr w:type="spellEnd"/>
           </w:p>
         </w:tc>
         <w:tc>
@@ -32849,6 +33526,7 @@
                 <w:szCs w:val="20"/>
               </w:rPr>
             </w:pPr>
+            <w:proofErr w:type="spellStart"/>
             <w:r>
               <w:rPr>
                 <w:sz w:val="20"/>
@@ -32856,6 +33534,7 @@
               </w:rPr>
               <w:t>nombreTecnico</w:t>
             </w:r>
+            <w:proofErr w:type="spellEnd"/>
           </w:p>
         </w:tc>
         <w:tc>
@@ -32891,6 +33570,7 @@
                 <w:szCs w:val="20"/>
               </w:rPr>
             </w:pPr>
+            <w:proofErr w:type="spellStart"/>
             <w:r>
               <w:rPr>
                 <w:sz w:val="20"/>
@@ -32898,6 +33578,7 @@
               </w:rPr>
               <w:t>fechaAtencion</w:t>
             </w:r>
+            <w:proofErr w:type="spellEnd"/>
           </w:p>
         </w:tc>
         <w:tc>
@@ -32933,6 +33614,7 @@
                 <w:szCs w:val="20"/>
               </w:rPr>
             </w:pPr>
+            <w:proofErr w:type="spellStart"/>
             <w:r>
               <w:rPr>
                 <w:sz w:val="20"/>
@@ -32940,6 +33622,7 @@
               </w:rPr>
               <w:t>accionesRealizadas</w:t>
             </w:r>
+            <w:proofErr w:type="spellEnd"/>
           </w:p>
         </w:tc>
         <w:tc>
@@ -32975,6 +33658,7 @@
                 <w:szCs w:val="20"/>
               </w:rPr>
             </w:pPr>
+            <w:proofErr w:type="spellStart"/>
             <w:r>
               <w:rPr>
                 <w:sz w:val="20"/>
@@ -32982,6 +33666,7 @@
               </w:rPr>
               <w:t>listaEvidencia</w:t>
             </w:r>
+            <w:proofErr w:type="spellEnd"/>
           </w:p>
         </w:tc>
         <w:tc>
@@ -33152,9 +33837,17 @@
                 <w:sz w:val="20"/>
                 <w:szCs w:val="20"/>
               </w:rPr>
-              <w:lastRenderedPageBreak/>
-              <w:t>Código de seguimiento: codigoSeguimiento</w:t>
-            </w:r>
+              <w:t xml:space="preserve">Código de seguimiento: </w:t>
+            </w:r>
+            <w:proofErr w:type="spellStart"/>
+            <w:r>
+              <w:rPr>
+                <w:sz w:val="20"/>
+                <w:szCs w:val="20"/>
+              </w:rPr>
+              <w:t>codigoSeguimiento</w:t>
+            </w:r>
+            <w:proofErr w:type="spellEnd"/>
           </w:p>
           <w:p>
             <w:pPr>
@@ -33170,8 +33863,17 @@
                 <w:sz w:val="20"/>
                 <w:szCs w:val="20"/>
               </w:rPr>
-              <w:t>Departamento: departamentoResponsable</w:t>
-            </w:r>
+              <w:t xml:space="preserve">Departamento: </w:t>
+            </w:r>
+            <w:proofErr w:type="spellStart"/>
+            <w:r>
+              <w:rPr>
+                <w:sz w:val="20"/>
+                <w:szCs w:val="20"/>
+              </w:rPr>
+              <w:t>departamentoResponsable</w:t>
+            </w:r>
+            <w:proofErr w:type="spellEnd"/>
           </w:p>
           <w:p>
             <w:pPr>
@@ -33187,8 +33889,17 @@
                 <w:sz w:val="20"/>
                 <w:szCs w:val="20"/>
               </w:rPr>
-              <w:t>Técnico responsable: nombreTecnico</w:t>
-            </w:r>
+              <w:t xml:space="preserve">Técnico responsable: </w:t>
+            </w:r>
+            <w:proofErr w:type="spellStart"/>
+            <w:r>
+              <w:rPr>
+                <w:sz w:val="20"/>
+                <w:szCs w:val="20"/>
+              </w:rPr>
+              <w:t>nombreTecnico</w:t>
+            </w:r>
+            <w:proofErr w:type="spellEnd"/>
           </w:p>
           <w:p>
             <w:pPr>
@@ -33204,8 +33915,17 @@
                 <w:sz w:val="20"/>
                 <w:szCs w:val="20"/>
               </w:rPr>
-              <w:t>Supervisor responsable: nombreSupervisor</w:t>
-            </w:r>
+              <w:t xml:space="preserve">Supervisor responsable: </w:t>
+            </w:r>
+            <w:proofErr w:type="spellStart"/>
+            <w:r>
+              <w:rPr>
+                <w:sz w:val="20"/>
+                <w:szCs w:val="20"/>
+              </w:rPr>
+              <w:t>nombreSupervisor</w:t>
+            </w:r>
+            <w:proofErr w:type="spellEnd"/>
           </w:p>
           <w:p>
             <w:pPr>
@@ -33221,8 +33941,17 @@
                 <w:sz w:val="20"/>
                 <w:szCs w:val="20"/>
               </w:rPr>
-              <w:t>Fecha de supervisión: fechaSupervision</w:t>
-            </w:r>
+              <w:t xml:space="preserve">Fecha de supervisión: </w:t>
+            </w:r>
+            <w:proofErr w:type="spellStart"/>
+            <w:r>
+              <w:rPr>
+                <w:sz w:val="20"/>
+                <w:szCs w:val="20"/>
+              </w:rPr>
+              <w:t>fechaSupervision</w:t>
+            </w:r>
+            <w:proofErr w:type="spellEnd"/>
           </w:p>
           <w:p>
             <w:pPr>
@@ -33262,13 +33991,16 @@
                 <w:szCs w:val="20"/>
               </w:rPr>
             </w:pPr>
-            <w:r>
-              <w:rPr>
-                <w:sz w:val="20"/>
-                <w:szCs w:val="20"/>
-              </w:rPr>
+            <w:proofErr w:type="spellStart"/>
+            <w:r>
+              <w:rPr>
+                <w:sz w:val="20"/>
+                <w:szCs w:val="20"/>
+              </w:rPr>
+              <w:lastRenderedPageBreak/>
               <w:t>resultadoSupervision</w:t>
             </w:r>
+            <w:proofErr w:type="spellEnd"/>
           </w:p>
         </w:tc>
       </w:tr>
@@ -33331,6 +34063,7 @@
                 <w:szCs w:val="20"/>
               </w:rPr>
             </w:pPr>
+            <w:proofErr w:type="spellStart"/>
             <w:r>
               <w:rPr>
                 <w:sz w:val="20"/>
@@ -33338,6 +34071,7 @@
               </w:rPr>
               <w:t>codigoSeguimiento</w:t>
             </w:r>
+            <w:proofErr w:type="spellEnd"/>
           </w:p>
         </w:tc>
         <w:tc>
@@ -33373,6 +34107,7 @@
                 <w:szCs w:val="20"/>
               </w:rPr>
             </w:pPr>
+            <w:proofErr w:type="spellStart"/>
             <w:r>
               <w:rPr>
                 <w:sz w:val="20"/>
@@ -33380,6 +34115,7 @@
               </w:rPr>
               <w:t>departamentoResponsable</w:t>
             </w:r>
+            <w:proofErr w:type="spellEnd"/>
           </w:p>
         </w:tc>
         <w:tc>
@@ -33415,6 +34151,7 @@
                 <w:szCs w:val="20"/>
               </w:rPr>
             </w:pPr>
+            <w:proofErr w:type="spellStart"/>
             <w:r>
               <w:rPr>
                 <w:sz w:val="20"/>
@@ -33422,6 +34159,7 @@
               </w:rPr>
               <w:t>nombreTecnico</w:t>
             </w:r>
+            <w:proofErr w:type="spellEnd"/>
           </w:p>
         </w:tc>
         <w:tc>
@@ -33457,6 +34195,7 @@
                 <w:szCs w:val="20"/>
               </w:rPr>
             </w:pPr>
+            <w:proofErr w:type="spellStart"/>
             <w:r>
               <w:rPr>
                 <w:sz w:val="20"/>
@@ -33464,6 +34203,7 @@
               </w:rPr>
               <w:t>nombreSupervisor</w:t>
             </w:r>
+            <w:proofErr w:type="spellEnd"/>
           </w:p>
         </w:tc>
         <w:tc>
@@ -33499,6 +34239,7 @@
                 <w:szCs w:val="20"/>
               </w:rPr>
             </w:pPr>
+            <w:proofErr w:type="spellStart"/>
             <w:r>
               <w:rPr>
                 <w:sz w:val="20"/>
@@ -33506,6 +34247,7 @@
               </w:rPr>
               <w:t>fechaSupervision</w:t>
             </w:r>
+            <w:proofErr w:type="spellEnd"/>
           </w:p>
         </w:tc>
         <w:tc>
@@ -33541,6 +34283,7 @@
                 <w:szCs w:val="20"/>
               </w:rPr>
             </w:pPr>
+            <w:proofErr w:type="spellStart"/>
             <w:r>
               <w:rPr>
                 <w:sz w:val="20"/>
@@ -33548,6 +34291,7 @@
               </w:rPr>
               <w:t>resultadoSupervision</w:t>
             </w:r>
+            <w:proofErr w:type="spellEnd"/>
           </w:p>
         </w:tc>
         <w:tc>
@@ -33711,8 +34455,17 @@
                 <w:sz w:val="20"/>
                 <w:szCs w:val="20"/>
               </w:rPr>
-              <w:t>Código de seguimiento: codigoSeguimiento</w:t>
-            </w:r>
+              <w:t xml:space="preserve">Código de seguimiento: </w:t>
+            </w:r>
+            <w:proofErr w:type="spellStart"/>
+            <w:r>
+              <w:rPr>
+                <w:sz w:val="20"/>
+                <w:szCs w:val="20"/>
+              </w:rPr>
+              <w:t>codigoSeguimiento</w:t>
+            </w:r>
+            <w:proofErr w:type="spellEnd"/>
           </w:p>
           <w:p>
             <w:pPr>
@@ -33728,8 +34481,17 @@
                 <w:sz w:val="20"/>
                 <w:szCs w:val="20"/>
               </w:rPr>
-              <w:t>Fecha de registro: fechaRegistro</w:t>
-            </w:r>
+              <w:t xml:space="preserve">Fecha de registro: </w:t>
+            </w:r>
+            <w:proofErr w:type="spellStart"/>
+            <w:r>
+              <w:rPr>
+                <w:sz w:val="20"/>
+                <w:szCs w:val="20"/>
+              </w:rPr>
+              <w:t>fechaRegistro</w:t>
+            </w:r>
+            <w:proofErr w:type="spellEnd"/>
           </w:p>
           <w:p>
             <w:pPr>
@@ -33745,8 +34507,33 @@
                 <w:sz w:val="20"/>
                 <w:szCs w:val="20"/>
               </w:rPr>
-              <w:t>Tipo de caso: tipoCaso     Categoría: categoriaProblema</w:t>
-            </w:r>
+              <w:t xml:space="preserve">Tipo de caso: </w:t>
+            </w:r>
+            <w:proofErr w:type="spellStart"/>
+            <w:r>
+              <w:rPr>
+                <w:sz w:val="20"/>
+                <w:szCs w:val="20"/>
+              </w:rPr>
+              <w:t>tipoCaso</w:t>
+            </w:r>
+            <w:proofErr w:type="spellEnd"/>
+            <w:r>
+              <w:rPr>
+                <w:sz w:val="20"/>
+                <w:szCs w:val="20"/>
+              </w:rPr>
+              <w:t xml:space="preserve">     Categoría: </w:t>
+            </w:r>
+            <w:proofErr w:type="spellStart"/>
+            <w:r>
+              <w:rPr>
+                <w:sz w:val="20"/>
+                <w:szCs w:val="20"/>
+              </w:rPr>
+              <w:t>categoriaProblema</w:t>
+            </w:r>
+            <w:proofErr w:type="spellEnd"/>
           </w:p>
           <w:p>
             <w:pPr>
@@ -33762,8 +34549,17 @@
                 <w:sz w:val="20"/>
                 <w:szCs w:val="20"/>
               </w:rPr>
-              <w:t>Ciudadano: nombreCiudadano</w:t>
-            </w:r>
+              <w:t xml:space="preserve">Ciudadano: </w:t>
+            </w:r>
+            <w:proofErr w:type="spellStart"/>
+            <w:r>
+              <w:rPr>
+                <w:sz w:val="20"/>
+                <w:szCs w:val="20"/>
+              </w:rPr>
+              <w:t>nombreCiudadano</w:t>
+            </w:r>
+            <w:proofErr w:type="spellEnd"/>
           </w:p>
           <w:p>
             <w:pPr>
@@ -33779,8 +34575,17 @@
                 <w:sz w:val="20"/>
                 <w:szCs w:val="20"/>
               </w:rPr>
-              <w:t>Departamento responsable: departamentoResponsable</w:t>
-            </w:r>
+              <w:t xml:space="preserve">Departamento responsable: </w:t>
+            </w:r>
+            <w:proofErr w:type="spellStart"/>
+            <w:r>
+              <w:rPr>
+                <w:sz w:val="20"/>
+                <w:szCs w:val="20"/>
+              </w:rPr>
+              <w:t>departamentoResponsable</w:t>
+            </w:r>
+            <w:proofErr w:type="spellEnd"/>
           </w:p>
           <w:p>
             <w:pPr>
@@ -33796,8 +34601,17 @@
                 <w:sz w:val="20"/>
                 <w:szCs w:val="20"/>
               </w:rPr>
-              <w:t>Técnico responsable: nombreTecnico</w:t>
-            </w:r>
+              <w:t xml:space="preserve">Técnico responsable: </w:t>
+            </w:r>
+            <w:proofErr w:type="spellStart"/>
+            <w:r>
+              <w:rPr>
+                <w:sz w:val="20"/>
+                <w:szCs w:val="20"/>
+              </w:rPr>
+              <w:t>nombreTecnico</w:t>
+            </w:r>
+            <w:proofErr w:type="spellEnd"/>
           </w:p>
           <w:p>
             <w:pPr>
@@ -33837,6 +34651,7 @@
                 <w:szCs w:val="20"/>
               </w:rPr>
             </w:pPr>
+            <w:proofErr w:type="spellStart"/>
             <w:r>
               <w:rPr>
                 <w:sz w:val="20"/>
@@ -33844,6 +34659,7 @@
               </w:rPr>
               <w:t>accionesRealizadas</w:t>
             </w:r>
+            <w:proofErr w:type="spellEnd"/>
           </w:p>
           <w:p>
             <w:pPr>
@@ -33883,6 +34699,7 @@
                 <w:szCs w:val="20"/>
               </w:rPr>
             </w:pPr>
+            <w:proofErr w:type="spellStart"/>
             <w:r>
               <w:rPr>
                 <w:sz w:val="20"/>
@@ -33890,6 +34707,7 @@
               </w:rPr>
               <w:t>textoResolucion</w:t>
             </w:r>
+            <w:proofErr w:type="spellEnd"/>
           </w:p>
           <w:p>
             <w:pPr>
@@ -33934,8 +34752,17 @@
                 <w:sz w:val="20"/>
                 <w:szCs w:val="20"/>
               </w:rPr>
-              <w:t>Firmado por: nombreJefatura</w:t>
-            </w:r>
+              <w:t xml:space="preserve">Firmado por: </w:t>
+            </w:r>
+            <w:proofErr w:type="spellStart"/>
+            <w:r>
+              <w:rPr>
+                <w:sz w:val="20"/>
+                <w:szCs w:val="20"/>
+              </w:rPr>
+              <w:t>nombreJefatura</w:t>
+            </w:r>
+            <w:proofErr w:type="spellEnd"/>
           </w:p>
           <w:p>
             <w:pPr>
@@ -33951,8 +34778,17 @@
                 <w:sz w:val="20"/>
                 <w:szCs w:val="20"/>
               </w:rPr>
-              <w:t>CUI: cuiJefatura</w:t>
-            </w:r>
+              <w:t xml:space="preserve">CUI: </w:t>
+            </w:r>
+            <w:proofErr w:type="spellStart"/>
+            <w:r>
+              <w:rPr>
+                <w:sz w:val="20"/>
+                <w:szCs w:val="20"/>
+              </w:rPr>
+              <w:t>cuiJefatura</w:t>
+            </w:r>
+            <w:proofErr w:type="spellEnd"/>
           </w:p>
           <w:p>
             <w:pPr>
@@ -33968,8 +34804,17 @@
                 <w:sz w:val="20"/>
                 <w:szCs w:val="20"/>
               </w:rPr>
-              <w:t>Cargo: cargoJefatura</w:t>
-            </w:r>
+              <w:t xml:space="preserve">Cargo: </w:t>
+            </w:r>
+            <w:proofErr w:type="spellStart"/>
+            <w:r>
+              <w:rPr>
+                <w:sz w:val="20"/>
+                <w:szCs w:val="20"/>
+              </w:rPr>
+              <w:t>cargoJefatura</w:t>
+            </w:r>
+            <w:proofErr w:type="spellEnd"/>
           </w:p>
           <w:p>
             <w:pPr>
@@ -33985,8 +34830,17 @@
                 <w:sz w:val="20"/>
                 <w:szCs w:val="20"/>
               </w:rPr>
-              <w:t>Fecha y hora de la firma: fechaFirma</w:t>
-            </w:r>
+              <w:t xml:space="preserve">Fecha y hora de la firma: </w:t>
+            </w:r>
+            <w:proofErr w:type="spellStart"/>
+            <w:r>
+              <w:rPr>
+                <w:sz w:val="20"/>
+                <w:szCs w:val="20"/>
+              </w:rPr>
+              <w:t>fechaFirma</w:t>
+            </w:r>
+            <w:proofErr w:type="spellEnd"/>
           </w:p>
         </w:tc>
       </w:tr>
@@ -34048,6 +34902,7 @@
                 <w:szCs w:val="20"/>
               </w:rPr>
             </w:pPr>
+            <w:proofErr w:type="spellStart"/>
             <w:r>
               <w:rPr>
                 <w:sz w:val="20"/>
@@ -34055,6 +34910,7 @@
               </w:rPr>
               <w:t>codigoSeguimiento</w:t>
             </w:r>
+            <w:proofErr w:type="spellEnd"/>
           </w:p>
         </w:tc>
         <w:tc>
@@ -34090,6 +34946,7 @@
                 <w:szCs w:val="20"/>
               </w:rPr>
             </w:pPr>
+            <w:proofErr w:type="spellStart"/>
             <w:r>
               <w:rPr>
                 <w:sz w:val="20"/>
@@ -34097,6 +34954,7 @@
               </w:rPr>
               <w:t>fechaRegistro</w:t>
             </w:r>
+            <w:proofErr w:type="spellEnd"/>
           </w:p>
         </w:tc>
         <w:tc>
@@ -34132,6 +34990,7 @@
                 <w:szCs w:val="20"/>
               </w:rPr>
             </w:pPr>
+            <w:proofErr w:type="spellStart"/>
             <w:r>
               <w:rPr>
                 <w:sz w:val="20"/>
@@ -34139,6 +34998,7 @@
               </w:rPr>
               <w:t>tipoCaso</w:t>
             </w:r>
+            <w:proofErr w:type="spellEnd"/>
           </w:p>
         </w:tc>
         <w:tc>
@@ -34174,6 +35034,7 @@
                 <w:szCs w:val="20"/>
               </w:rPr>
             </w:pPr>
+            <w:proofErr w:type="spellStart"/>
             <w:r>
               <w:rPr>
                 <w:sz w:val="20"/>
@@ -34181,6 +35042,7 @@
               </w:rPr>
               <w:t>categoriaProblema</w:t>
             </w:r>
+            <w:proofErr w:type="spellEnd"/>
           </w:p>
         </w:tc>
         <w:tc>
@@ -34216,6 +35078,7 @@
                 <w:szCs w:val="20"/>
               </w:rPr>
             </w:pPr>
+            <w:proofErr w:type="spellStart"/>
             <w:r>
               <w:rPr>
                 <w:sz w:val="20"/>
@@ -34223,6 +35086,7 @@
               </w:rPr>
               <w:t>nombreCiudadano</w:t>
             </w:r>
+            <w:proofErr w:type="spellEnd"/>
           </w:p>
         </w:tc>
         <w:tc>
@@ -34258,6 +35122,7 @@
                 <w:szCs w:val="20"/>
               </w:rPr>
             </w:pPr>
+            <w:proofErr w:type="spellStart"/>
             <w:r>
               <w:rPr>
                 <w:sz w:val="20"/>
@@ -34265,6 +35130,7 @@
               </w:rPr>
               <w:t>departamentoResponsable</w:t>
             </w:r>
+            <w:proofErr w:type="spellEnd"/>
           </w:p>
         </w:tc>
         <w:tc>
@@ -34300,14 +35166,15 @@
                 <w:szCs w:val="20"/>
               </w:rPr>
             </w:pPr>
-            <w:r>
-              <w:rPr>
-                <w:sz w:val="20"/>
-                <w:szCs w:val="20"/>
-              </w:rPr>
-              <w:lastRenderedPageBreak/>
+            <w:proofErr w:type="spellStart"/>
+            <w:r>
+              <w:rPr>
+                <w:sz w:val="20"/>
+                <w:szCs w:val="20"/>
+              </w:rPr>
               <w:t>nombreTecnico</w:t>
             </w:r>
+            <w:proofErr w:type="spellEnd"/>
           </w:p>
         </w:tc>
         <w:tc>
@@ -34343,6 +35210,7 @@
                 <w:szCs w:val="20"/>
               </w:rPr>
             </w:pPr>
+            <w:proofErr w:type="spellStart"/>
             <w:r>
               <w:rPr>
                 <w:sz w:val="20"/>
@@ -34350,6 +35218,7 @@
               </w:rPr>
               <w:t>accionesRealizadas</w:t>
             </w:r>
+            <w:proofErr w:type="spellEnd"/>
           </w:p>
         </w:tc>
         <w:tc>
@@ -34385,6 +35254,7 @@
                 <w:szCs w:val="20"/>
               </w:rPr>
             </w:pPr>
+            <w:proofErr w:type="spellStart"/>
             <w:r>
               <w:rPr>
                 <w:sz w:val="20"/>
@@ -34392,6 +35262,7 @@
               </w:rPr>
               <w:t>textoResolucion</w:t>
             </w:r>
+            <w:proofErr w:type="spellEnd"/>
           </w:p>
         </w:tc>
         <w:tc>
@@ -34427,6 +35298,7 @@
                 <w:szCs w:val="20"/>
               </w:rPr>
             </w:pPr>
+            <w:proofErr w:type="spellStart"/>
             <w:r>
               <w:rPr>
                 <w:sz w:val="20"/>
@@ -34434,6 +35306,7 @@
               </w:rPr>
               <w:t>nombreJefatura</w:t>
             </w:r>
+            <w:proofErr w:type="spellEnd"/>
           </w:p>
         </w:tc>
         <w:tc>
@@ -34469,6 +35342,7 @@
                 <w:szCs w:val="20"/>
               </w:rPr>
             </w:pPr>
+            <w:proofErr w:type="spellStart"/>
             <w:r>
               <w:rPr>
                 <w:sz w:val="20"/>
@@ -34476,6 +35350,7 @@
               </w:rPr>
               <w:t>cuiJefatura</w:t>
             </w:r>
+            <w:proofErr w:type="spellEnd"/>
           </w:p>
         </w:tc>
         <w:tc>
@@ -34494,7 +35369,23 @@
                 <w:sz w:val="20"/>
                 <w:szCs w:val="20"/>
               </w:rPr>
-              <w:t>CUI del Jefe de Departamento que firma</w:t>
+              <w:t xml:space="preserve">CUI del </w:t>
+            </w:r>
+            <w:proofErr w:type="gramStart"/>
+            <w:r>
+              <w:rPr>
+                <w:sz w:val="20"/>
+                <w:szCs w:val="20"/>
+              </w:rPr>
+              <w:t>Jefe</w:t>
+            </w:r>
+            <w:proofErr w:type="gramEnd"/>
+            <w:r>
+              <w:rPr>
+                <w:sz w:val="20"/>
+                <w:szCs w:val="20"/>
+              </w:rPr>
+              <w:t xml:space="preserve"> de Departamento que firma</w:t>
             </w:r>
           </w:p>
         </w:tc>
@@ -34511,6 +35402,7 @@
                 <w:szCs w:val="20"/>
               </w:rPr>
             </w:pPr>
+            <w:proofErr w:type="spellStart"/>
             <w:r>
               <w:rPr>
                 <w:sz w:val="20"/>
@@ -34518,6 +35410,7 @@
               </w:rPr>
               <w:t>cargoJefatura</w:t>
             </w:r>
+            <w:proofErr w:type="spellEnd"/>
           </w:p>
         </w:tc>
         <w:tc>
@@ -34553,6 +35446,7 @@
                 <w:szCs w:val="20"/>
               </w:rPr>
             </w:pPr>
+            <w:proofErr w:type="spellStart"/>
             <w:r>
               <w:rPr>
                 <w:sz w:val="20"/>
@@ -34560,6 +35454,7 @@
               </w:rPr>
               <w:t>fechaFirma</w:t>
             </w:r>
+            <w:proofErr w:type="spellEnd"/>
           </w:p>
         </w:tc>
         <w:tc>
@@ -34631,7 +35526,7 @@
       <w:tr>
         <w:tc>
           <w:tcPr>
-            <w:tcW w:w="10080" w:type="dxa"/>
+            <w:tcW w:w="8524" w:type="dxa"/>
             <w:gridSpan w:val="2"/>
           </w:tcPr>
           <w:p>
@@ -34650,6 +35545,7 @@
                 <w:sz w:val="20"/>
                 <w:szCs w:val="20"/>
               </w:rPr>
+              <w:lastRenderedPageBreak/>
               <w:t>MUNICIPALIDAD DE GRANADOS, B.V.</w:t>
             </w:r>
           </w:p>
@@ -34713,8 +35609,17 @@
                 <w:sz w:val="20"/>
                 <w:szCs w:val="20"/>
               </w:rPr>
-              <w:t>Generado el fechaGeneracion</w:t>
-            </w:r>
+              <w:t xml:space="preserve">Generado el </w:t>
+            </w:r>
+            <w:proofErr w:type="spellStart"/>
+            <w:r>
+              <w:rPr>
+                <w:sz w:val="20"/>
+                <w:szCs w:val="20"/>
+              </w:rPr>
+              <w:t>fechaGeneracion</w:t>
+            </w:r>
+            <w:proofErr w:type="spellEnd"/>
           </w:p>
           <w:p>
             <w:pPr>
@@ -34740,8 +35645,33 @@
                 <w:sz w:val="20"/>
                 <w:szCs w:val="20"/>
               </w:rPr>
-              <w:t>Periodo: fechaInicio al fechaFin</w:t>
-            </w:r>
+              <w:t xml:space="preserve">Periodo: </w:t>
+            </w:r>
+            <w:proofErr w:type="spellStart"/>
+            <w:r>
+              <w:rPr>
+                <w:sz w:val="20"/>
+                <w:szCs w:val="20"/>
+              </w:rPr>
+              <w:t>fechaInicio</w:t>
+            </w:r>
+            <w:proofErr w:type="spellEnd"/>
+            <w:r>
+              <w:rPr>
+                <w:sz w:val="20"/>
+                <w:szCs w:val="20"/>
+              </w:rPr>
+              <w:t xml:space="preserve"> al </w:t>
+            </w:r>
+            <w:proofErr w:type="spellStart"/>
+            <w:r>
+              <w:rPr>
+                <w:sz w:val="20"/>
+                <w:szCs w:val="20"/>
+              </w:rPr>
+              <w:t>fechaFin</w:t>
+            </w:r>
+            <w:proofErr w:type="spellEnd"/>
           </w:p>
           <w:p>
             <w:pPr>
@@ -34752,13 +35682,31 @@
                 <w:szCs w:val="20"/>
               </w:rPr>
             </w:pPr>
-            <w:r>
-              <w:rPr>
-                <w:sz w:val="20"/>
-                <w:szCs w:val="20"/>
-              </w:rPr>
-              <w:t>Total de casos: totalCasos</w:t>
-            </w:r>
+            <w:proofErr w:type="gramStart"/>
+            <w:r>
+              <w:rPr>
+                <w:sz w:val="20"/>
+                <w:szCs w:val="20"/>
+              </w:rPr>
+              <w:t>Total</w:t>
+            </w:r>
+            <w:proofErr w:type="gramEnd"/>
+            <w:r>
+              <w:rPr>
+                <w:sz w:val="20"/>
+                <w:szCs w:val="20"/>
+              </w:rPr>
+              <w:t xml:space="preserve"> de casos: </w:t>
+            </w:r>
+            <w:proofErr w:type="spellStart"/>
+            <w:r>
+              <w:rPr>
+                <w:sz w:val="20"/>
+                <w:szCs w:val="20"/>
+              </w:rPr>
+              <w:t>totalCasos</w:t>
+            </w:r>
+            <w:proofErr w:type="spellEnd"/>
           </w:p>
           <w:p>
             <w:pPr>
@@ -34769,13 +35717,6 @@
                 <w:szCs w:val="20"/>
               </w:rPr>
             </w:pPr>
-            <w:r>
-              <w:rPr>
-                <w:sz w:val="20"/>
-                <w:szCs w:val="20"/>
-              </w:rPr>
-              <w:t>Casos resueltos: casosResueltos</w:t>
-            </w:r>
           </w:p>
           <w:p>
             <w:pPr>
@@ -34791,8 +35732,17 @@
                 <w:sz w:val="20"/>
                 <w:szCs w:val="20"/>
               </w:rPr>
-              <w:t>Días promedio de atención: diasPromedio</w:t>
-            </w:r>
+              <w:t xml:space="preserve">Casos por estado: </w:t>
+            </w:r>
+            <w:proofErr w:type="spellStart"/>
+            <w:r>
+              <w:rPr>
+                <w:sz w:val="20"/>
+                <w:szCs w:val="20"/>
+              </w:rPr>
+              <w:t>desgloseEstado</w:t>
+            </w:r>
+            <w:proofErr w:type="spellEnd"/>
           </w:p>
           <w:p>
             <w:pPr>
@@ -34803,6 +35753,22 @@
                 <w:szCs w:val="20"/>
               </w:rPr>
             </w:pPr>
+            <w:r>
+              <w:rPr>
+                <w:sz w:val="20"/>
+                <w:szCs w:val="20"/>
+              </w:rPr>
+              <w:t xml:space="preserve">Casos por tipo de caso: </w:t>
+            </w:r>
+            <w:proofErr w:type="spellStart"/>
+            <w:r>
+              <w:rPr>
+                <w:sz w:val="20"/>
+                <w:szCs w:val="20"/>
+              </w:rPr>
+              <w:t>desgloseTipo</w:t>
+            </w:r>
+            <w:proofErr w:type="spellEnd"/>
           </w:p>
           <w:p>
             <w:pPr>
@@ -34818,8 +35784,17 @@
                 <w:sz w:val="20"/>
                 <w:szCs w:val="20"/>
               </w:rPr>
-              <w:t>Casos por estado: desgloseEstado</w:t>
-            </w:r>
+              <w:t xml:space="preserve">Casos por departamento: </w:t>
+            </w:r>
+            <w:proofErr w:type="spellStart"/>
+            <w:r>
+              <w:rPr>
+                <w:sz w:val="20"/>
+                <w:szCs w:val="20"/>
+              </w:rPr>
+              <w:t>desgloseDepartamento</w:t>
+            </w:r>
+            <w:proofErr w:type="spellEnd"/>
           </w:p>
           <w:p>
             <w:pPr>
@@ -34835,49 +35810,24 @@
                 <w:sz w:val="20"/>
                 <w:szCs w:val="20"/>
               </w:rPr>
-              <w:t>Casos por tipo de caso: desgloseTipo</w:t>
-            </w:r>
-          </w:p>
-          <w:p>
-            <w:pPr>
-              <w:spacing w:after="80"/>
-              <w:jc w:val="center"/>
-              <w:rPr>
-                <w:sz w:val="20"/>
-                <w:szCs w:val="20"/>
-              </w:rPr>
-            </w:pPr>
-            <w:r>
-              <w:rPr>
-                <w:sz w:val="20"/>
-                <w:szCs w:val="20"/>
-              </w:rPr>
-              <w:t>Casos por departamento: desgloseDepartamento</w:t>
-            </w:r>
-          </w:p>
-          <w:p>
-            <w:pPr>
-              <w:spacing w:after="80"/>
-              <w:jc w:val="center"/>
-              <w:rPr>
-                <w:sz w:val="20"/>
-                <w:szCs w:val="20"/>
-              </w:rPr>
-            </w:pPr>
-            <w:r>
-              <w:rPr>
-                <w:sz w:val="20"/>
-                <w:szCs w:val="20"/>
-              </w:rPr>
-              <w:t>Casos por categoría: desgloseCategoria</w:t>
-            </w:r>
+              <w:t xml:space="preserve">Casos por categoría: </w:t>
+            </w:r>
+            <w:proofErr w:type="spellStart"/>
+            <w:r>
+              <w:rPr>
+                <w:sz w:val="20"/>
+                <w:szCs w:val="20"/>
+              </w:rPr>
+              <w:t>desgloseCategoria</w:t>
+            </w:r>
+            <w:proofErr w:type="spellEnd"/>
           </w:p>
         </w:tc>
       </w:tr>
       <w:tr>
         <w:tc>
           <w:tcPr>
-            <w:tcW w:w="3000" w:type="dxa"/>
+            <w:tcW w:w="2745" w:type="dxa"/>
             <w:shd w:val="clear" w:color="auto" w:fill="D9D9D9"/>
           </w:tcPr>
           <w:p>
@@ -34899,7 +35849,7 @@
         </w:tc>
         <w:tc>
           <w:tcPr>
-            <w:tcW w:w="7080" w:type="dxa"/>
+            <w:tcW w:w="5779" w:type="dxa"/>
             <w:shd w:val="clear" w:color="auto" w:fill="D9D9D9"/>
           </w:tcPr>
           <w:p>
@@ -34923,15 +35873,16 @@
       <w:tr>
         <w:tc>
           <w:tcPr>
-            <w:tcW w:w="3000" w:type="dxa"/>
-          </w:tcPr>
-          <w:p>
-            <w:pPr>
-              <w:rPr>
-                <w:sz w:val="20"/>
-                <w:szCs w:val="20"/>
-              </w:rPr>
-            </w:pPr>
+            <w:tcW w:w="2745" w:type="dxa"/>
+          </w:tcPr>
+          <w:p>
+            <w:pPr>
+              <w:rPr>
+                <w:sz w:val="20"/>
+                <w:szCs w:val="20"/>
+              </w:rPr>
+            </w:pPr>
+            <w:proofErr w:type="spellStart"/>
             <w:r>
               <w:rPr>
                 <w:sz w:val="20"/>
@@ -34939,11 +35890,12 @@
               </w:rPr>
               <w:t>fechaGeneracion</w:t>
             </w:r>
-          </w:p>
-        </w:tc>
-        <w:tc>
-          <w:tcPr>
-            <w:tcW w:w="7080" w:type="dxa"/>
+            <w:proofErr w:type="spellEnd"/>
+          </w:p>
+        </w:tc>
+        <w:tc>
+          <w:tcPr>
+            <w:tcW w:w="5779" w:type="dxa"/>
           </w:tcPr>
           <w:p>
             <w:pPr>
@@ -34965,15 +35917,16 @@
       <w:tr>
         <w:tc>
           <w:tcPr>
-            <w:tcW w:w="3000" w:type="dxa"/>
-          </w:tcPr>
-          <w:p>
-            <w:pPr>
-              <w:rPr>
-                <w:sz w:val="20"/>
-                <w:szCs w:val="20"/>
-              </w:rPr>
-            </w:pPr>
+            <w:tcW w:w="2745" w:type="dxa"/>
+          </w:tcPr>
+          <w:p>
+            <w:pPr>
+              <w:rPr>
+                <w:sz w:val="20"/>
+                <w:szCs w:val="20"/>
+              </w:rPr>
+            </w:pPr>
+            <w:proofErr w:type="spellStart"/>
             <w:r>
               <w:rPr>
                 <w:sz w:val="20"/>
@@ -34981,11 +35934,12 @@
               </w:rPr>
               <w:t>fechaInicio</w:t>
             </w:r>
-          </w:p>
-        </w:tc>
-        <w:tc>
-          <w:tcPr>
-            <w:tcW w:w="7080" w:type="dxa"/>
+            <w:proofErr w:type="spellEnd"/>
+          </w:p>
+        </w:tc>
+        <w:tc>
+          <w:tcPr>
+            <w:tcW w:w="5779" w:type="dxa"/>
           </w:tcPr>
           <w:p>
             <w:pPr>
@@ -35007,15 +35961,16 @@
       <w:tr>
         <w:tc>
           <w:tcPr>
-            <w:tcW w:w="3000" w:type="dxa"/>
-          </w:tcPr>
-          <w:p>
-            <w:pPr>
-              <w:rPr>
-                <w:sz w:val="20"/>
-                <w:szCs w:val="20"/>
-              </w:rPr>
-            </w:pPr>
+            <w:tcW w:w="2745" w:type="dxa"/>
+          </w:tcPr>
+          <w:p>
+            <w:pPr>
+              <w:rPr>
+                <w:sz w:val="20"/>
+                <w:szCs w:val="20"/>
+              </w:rPr>
+            </w:pPr>
+            <w:proofErr w:type="spellStart"/>
             <w:r>
               <w:rPr>
                 <w:sz w:val="20"/>
@@ -35023,11 +35978,12 @@
               </w:rPr>
               <w:t>fechaFin</w:t>
             </w:r>
-          </w:p>
-        </w:tc>
-        <w:tc>
-          <w:tcPr>
-            <w:tcW w:w="7080" w:type="dxa"/>
+            <w:proofErr w:type="spellEnd"/>
+          </w:p>
+        </w:tc>
+        <w:tc>
+          <w:tcPr>
+            <w:tcW w:w="5779" w:type="dxa"/>
           </w:tcPr>
           <w:p>
             <w:pPr>
@@ -35049,15 +36005,16 @@
       <w:tr>
         <w:tc>
           <w:tcPr>
-            <w:tcW w:w="3000" w:type="dxa"/>
-          </w:tcPr>
-          <w:p>
-            <w:pPr>
-              <w:rPr>
-                <w:sz w:val="20"/>
-                <w:szCs w:val="20"/>
-              </w:rPr>
-            </w:pPr>
+            <w:tcW w:w="2745" w:type="dxa"/>
+          </w:tcPr>
+          <w:p>
+            <w:pPr>
+              <w:rPr>
+                <w:sz w:val="20"/>
+                <w:szCs w:val="20"/>
+              </w:rPr>
+            </w:pPr>
+            <w:proofErr w:type="spellStart"/>
             <w:r>
               <w:rPr>
                 <w:sz w:val="20"/>
@@ -35065,11 +36022,12 @@
               </w:rPr>
               <w:t>totalCasos</w:t>
             </w:r>
-          </w:p>
-        </w:tc>
-        <w:tc>
-          <w:tcPr>
-            <w:tcW w:w="7080" w:type="dxa"/>
+            <w:proofErr w:type="spellEnd"/>
+          </w:p>
+        </w:tc>
+        <w:tc>
+          <w:tcPr>
+            <w:tcW w:w="5779" w:type="dxa"/>
           </w:tcPr>
           <w:p>
             <w:pPr>
@@ -35091,41 +36049,43 @@
       <w:tr>
         <w:tc>
           <w:tcPr>
-            <w:tcW w:w="3000" w:type="dxa"/>
-          </w:tcPr>
-          <w:p>
-            <w:pPr>
-              <w:rPr>
-                <w:sz w:val="20"/>
-                <w:szCs w:val="20"/>
-              </w:rPr>
-            </w:pPr>
-            <w:r>
-              <w:rPr>
-                <w:sz w:val="20"/>
-                <w:szCs w:val="20"/>
-              </w:rPr>
-              <w:t>casosResueltos</w:t>
-            </w:r>
-          </w:p>
-        </w:tc>
-        <w:tc>
-          <w:tcPr>
-            <w:tcW w:w="7080" w:type="dxa"/>
-          </w:tcPr>
-          <w:p>
-            <w:pPr>
-              <w:rPr>
-                <w:sz w:val="20"/>
-                <w:szCs w:val="20"/>
-              </w:rPr>
-            </w:pPr>
-            <w:r>
-              <w:rPr>
-                <w:sz w:val="20"/>
-                <w:szCs w:val="20"/>
-              </w:rPr>
-              <w:t>Cantidad de casos que llegaron al estado Resuelto</w:t>
+            <w:tcW w:w="2745" w:type="dxa"/>
+          </w:tcPr>
+          <w:p>
+            <w:pPr>
+              <w:rPr>
+                <w:sz w:val="20"/>
+                <w:szCs w:val="20"/>
+              </w:rPr>
+            </w:pPr>
+            <w:proofErr w:type="spellStart"/>
+            <w:r>
+              <w:rPr>
+                <w:sz w:val="20"/>
+                <w:szCs w:val="20"/>
+              </w:rPr>
+              <w:t>desgloseEstado</w:t>
+            </w:r>
+            <w:proofErr w:type="spellEnd"/>
+          </w:p>
+        </w:tc>
+        <w:tc>
+          <w:tcPr>
+            <w:tcW w:w="5779" w:type="dxa"/>
+          </w:tcPr>
+          <w:p>
+            <w:pPr>
+              <w:rPr>
+                <w:sz w:val="20"/>
+                <w:szCs w:val="20"/>
+              </w:rPr>
+            </w:pPr>
+            <w:r>
+              <w:rPr>
+                <w:sz w:val="20"/>
+                <w:szCs w:val="20"/>
+              </w:rPr>
+              <w:t>Cantidad de casos por cada estado. RN04</w:t>
             </w:r>
           </w:p>
         </w:tc>
@@ -35133,41 +36093,43 @@
       <w:tr>
         <w:tc>
           <w:tcPr>
-            <w:tcW w:w="3000" w:type="dxa"/>
-          </w:tcPr>
-          <w:p>
-            <w:pPr>
-              <w:rPr>
-                <w:sz w:val="20"/>
-                <w:szCs w:val="20"/>
-              </w:rPr>
-            </w:pPr>
-            <w:r>
-              <w:rPr>
-                <w:sz w:val="20"/>
-                <w:szCs w:val="20"/>
-              </w:rPr>
-              <w:t>diasPromedio</w:t>
-            </w:r>
-          </w:p>
-        </w:tc>
-        <w:tc>
-          <w:tcPr>
-            <w:tcW w:w="7080" w:type="dxa"/>
-          </w:tcPr>
-          <w:p>
-            <w:pPr>
-              <w:rPr>
-                <w:sz w:val="20"/>
-                <w:szCs w:val="20"/>
-              </w:rPr>
-            </w:pPr>
-            <w:r>
-              <w:rPr>
-                <w:sz w:val="20"/>
-                <w:szCs w:val="20"/>
-              </w:rPr>
-              <w:t>Días promedio entre el registro del caso y la firma del oficio</w:t>
+            <w:tcW w:w="2745" w:type="dxa"/>
+          </w:tcPr>
+          <w:p>
+            <w:pPr>
+              <w:rPr>
+                <w:sz w:val="20"/>
+                <w:szCs w:val="20"/>
+              </w:rPr>
+            </w:pPr>
+            <w:proofErr w:type="spellStart"/>
+            <w:r>
+              <w:rPr>
+                <w:sz w:val="20"/>
+                <w:szCs w:val="20"/>
+              </w:rPr>
+              <w:t>desgloseTipo</w:t>
+            </w:r>
+            <w:proofErr w:type="spellEnd"/>
+          </w:p>
+        </w:tc>
+        <w:tc>
+          <w:tcPr>
+            <w:tcW w:w="5779" w:type="dxa"/>
+          </w:tcPr>
+          <w:p>
+            <w:pPr>
+              <w:rPr>
+                <w:sz w:val="20"/>
+                <w:szCs w:val="20"/>
+              </w:rPr>
+            </w:pPr>
+            <w:r>
+              <w:rPr>
+                <w:sz w:val="20"/>
+                <w:szCs w:val="20"/>
+              </w:rPr>
+              <w:t>Cantidad de casos por cada tipo de caso. RN03</w:t>
             </w:r>
           </w:p>
         </w:tc>
@@ -35175,41 +36137,43 @@
       <w:tr>
         <w:tc>
           <w:tcPr>
-            <w:tcW w:w="3000" w:type="dxa"/>
-          </w:tcPr>
-          <w:p>
-            <w:pPr>
-              <w:rPr>
-                <w:sz w:val="20"/>
-                <w:szCs w:val="20"/>
-              </w:rPr>
-            </w:pPr>
-            <w:r>
-              <w:rPr>
-                <w:sz w:val="20"/>
-                <w:szCs w:val="20"/>
-              </w:rPr>
-              <w:t>desgloseEstado</w:t>
-            </w:r>
-          </w:p>
-        </w:tc>
-        <w:tc>
-          <w:tcPr>
-            <w:tcW w:w="7080" w:type="dxa"/>
-          </w:tcPr>
-          <w:p>
-            <w:pPr>
-              <w:rPr>
-                <w:sz w:val="20"/>
-                <w:szCs w:val="20"/>
-              </w:rPr>
-            </w:pPr>
-            <w:r>
-              <w:rPr>
-                <w:sz w:val="20"/>
-                <w:szCs w:val="20"/>
-              </w:rPr>
-              <w:t>Cantidad de casos por cada estado. RN04</w:t>
+            <w:tcW w:w="2745" w:type="dxa"/>
+          </w:tcPr>
+          <w:p>
+            <w:pPr>
+              <w:rPr>
+                <w:sz w:val="20"/>
+                <w:szCs w:val="20"/>
+              </w:rPr>
+            </w:pPr>
+            <w:proofErr w:type="spellStart"/>
+            <w:r>
+              <w:rPr>
+                <w:sz w:val="20"/>
+                <w:szCs w:val="20"/>
+              </w:rPr>
+              <w:t>desgloseDepartamento</w:t>
+            </w:r>
+            <w:proofErr w:type="spellEnd"/>
+          </w:p>
+        </w:tc>
+        <w:tc>
+          <w:tcPr>
+            <w:tcW w:w="5779" w:type="dxa"/>
+          </w:tcPr>
+          <w:p>
+            <w:pPr>
+              <w:rPr>
+                <w:sz w:val="20"/>
+                <w:szCs w:val="20"/>
+              </w:rPr>
+            </w:pPr>
+            <w:r>
+              <w:rPr>
+                <w:sz w:val="20"/>
+                <w:szCs w:val="20"/>
+              </w:rPr>
+              <w:t>Cantidad de casos por cada departamento. RN06</w:t>
             </w:r>
           </w:p>
         </w:tc>
@@ -35217,99 +36181,16 @@
       <w:tr>
         <w:tc>
           <w:tcPr>
-            <w:tcW w:w="3000" w:type="dxa"/>
-          </w:tcPr>
-          <w:p>
-            <w:pPr>
-              <w:rPr>
-                <w:sz w:val="20"/>
-                <w:szCs w:val="20"/>
-              </w:rPr>
-            </w:pPr>
-            <w:r>
-              <w:rPr>
-                <w:sz w:val="20"/>
-                <w:szCs w:val="20"/>
-              </w:rPr>
-              <w:t>desgloseTipo</w:t>
-            </w:r>
-          </w:p>
-        </w:tc>
-        <w:tc>
-          <w:tcPr>
-            <w:tcW w:w="7080" w:type="dxa"/>
-          </w:tcPr>
-          <w:p>
-            <w:pPr>
-              <w:rPr>
-                <w:sz w:val="20"/>
-                <w:szCs w:val="20"/>
-              </w:rPr>
-            </w:pPr>
-            <w:r>
-              <w:rPr>
-                <w:sz w:val="20"/>
-                <w:szCs w:val="20"/>
-              </w:rPr>
-              <w:t>Cantidad de casos por cada tipo de caso. RN03</w:t>
-            </w:r>
-          </w:p>
-        </w:tc>
-      </w:tr>
-      <w:tr>
-        <w:tc>
-          <w:tcPr>
-            <w:tcW w:w="3000" w:type="dxa"/>
-          </w:tcPr>
-          <w:p>
-            <w:pPr>
-              <w:rPr>
-                <w:sz w:val="20"/>
-                <w:szCs w:val="20"/>
-              </w:rPr>
-            </w:pPr>
-            <w:r>
-              <w:rPr>
-                <w:sz w:val="20"/>
-                <w:szCs w:val="20"/>
-              </w:rPr>
-              <w:t>desgloseDepartamento</w:t>
-            </w:r>
-          </w:p>
-        </w:tc>
-        <w:tc>
-          <w:tcPr>
-            <w:tcW w:w="7080" w:type="dxa"/>
-          </w:tcPr>
-          <w:p>
-            <w:pPr>
-              <w:rPr>
-                <w:sz w:val="20"/>
-                <w:szCs w:val="20"/>
-              </w:rPr>
-            </w:pPr>
-            <w:r>
-              <w:rPr>
-                <w:sz w:val="20"/>
-                <w:szCs w:val="20"/>
-              </w:rPr>
-              <w:t>Cantidad de casos por cada departamento. RN06</w:t>
-            </w:r>
-          </w:p>
-        </w:tc>
-      </w:tr>
-      <w:tr>
-        <w:tc>
-          <w:tcPr>
-            <w:tcW w:w="3000" w:type="dxa"/>
-          </w:tcPr>
-          <w:p>
-            <w:pPr>
-              <w:rPr>
-                <w:sz w:val="20"/>
-                <w:szCs w:val="20"/>
-              </w:rPr>
-            </w:pPr>
+            <w:tcW w:w="2745" w:type="dxa"/>
+          </w:tcPr>
+          <w:p>
+            <w:pPr>
+              <w:rPr>
+                <w:sz w:val="20"/>
+                <w:szCs w:val="20"/>
+              </w:rPr>
+            </w:pPr>
+            <w:proofErr w:type="spellStart"/>
             <w:r>
               <w:rPr>
                 <w:sz w:val="20"/>
@@ -35317,11 +36198,12 @@
               </w:rPr>
               <w:t>desgloseCategoria</w:t>
             </w:r>
-          </w:p>
-        </w:tc>
-        <w:tc>
-          <w:tcPr>
-            <w:tcW w:w="7080" w:type="dxa"/>
+            <w:proofErr w:type="spellEnd"/>
+          </w:p>
+        </w:tc>
+        <w:tc>
+          <w:tcPr>
+            <w:tcW w:w="5779" w:type="dxa"/>
           </w:tcPr>
           <w:p>
             <w:pPr>
@@ -35470,8 +36352,17 @@
                 <w:sz w:val="20"/>
                 <w:szCs w:val="20"/>
               </w:rPr>
-              <w:t>Generado el fechaGeneracion</w:t>
-            </w:r>
+              <w:t xml:space="preserve">Generado el </w:t>
+            </w:r>
+            <w:proofErr w:type="spellStart"/>
+            <w:r>
+              <w:rPr>
+                <w:sz w:val="20"/>
+                <w:szCs w:val="20"/>
+              </w:rPr>
+              <w:t>fechaGeneracion</w:t>
+            </w:r>
+            <w:proofErr w:type="spellEnd"/>
           </w:p>
           <w:p>
             <w:pPr>
@@ -35497,8 +36388,17 @@
                 <w:sz w:val="20"/>
                 <w:szCs w:val="20"/>
               </w:rPr>
-              <w:t>Código de seguimiento: codigoSeguimiento</w:t>
-            </w:r>
+              <w:t xml:space="preserve">Código de seguimiento: </w:t>
+            </w:r>
+            <w:proofErr w:type="spellStart"/>
+            <w:r>
+              <w:rPr>
+                <w:sz w:val="20"/>
+                <w:szCs w:val="20"/>
+              </w:rPr>
+              <w:t>codigoSeguimiento</w:t>
+            </w:r>
+            <w:proofErr w:type="spellEnd"/>
           </w:p>
           <w:p>
             <w:pPr>
@@ -35514,8 +36414,17 @@
                 <w:sz w:val="20"/>
                 <w:szCs w:val="20"/>
               </w:rPr>
-              <w:t>Fecha de registro: fechaRegistro</w:t>
-            </w:r>
+              <w:t xml:space="preserve">Fecha de registro: </w:t>
+            </w:r>
+            <w:proofErr w:type="spellStart"/>
+            <w:r>
+              <w:rPr>
+                <w:sz w:val="20"/>
+                <w:szCs w:val="20"/>
+              </w:rPr>
+              <w:t>fechaRegistro</w:t>
+            </w:r>
+            <w:proofErr w:type="spellEnd"/>
           </w:p>
           <w:p>
             <w:pPr>
@@ -35531,8 +36440,33 @@
                 <w:sz w:val="20"/>
                 <w:szCs w:val="20"/>
               </w:rPr>
-              <w:t>Tipo de caso: tipoCaso     Categoría: categoriaProblema</w:t>
-            </w:r>
+              <w:t xml:space="preserve">Tipo de caso: </w:t>
+            </w:r>
+            <w:proofErr w:type="spellStart"/>
+            <w:r>
+              <w:rPr>
+                <w:sz w:val="20"/>
+                <w:szCs w:val="20"/>
+              </w:rPr>
+              <w:t>tipoCaso</w:t>
+            </w:r>
+            <w:proofErr w:type="spellEnd"/>
+            <w:r>
+              <w:rPr>
+                <w:sz w:val="20"/>
+                <w:szCs w:val="20"/>
+              </w:rPr>
+              <w:t xml:space="preserve">     Categoría: </w:t>
+            </w:r>
+            <w:proofErr w:type="spellStart"/>
+            <w:r>
+              <w:rPr>
+                <w:sz w:val="20"/>
+                <w:szCs w:val="20"/>
+              </w:rPr>
+              <w:t>categoriaProblema</w:t>
+            </w:r>
+            <w:proofErr w:type="spellEnd"/>
           </w:p>
           <w:p>
             <w:pPr>
@@ -35548,8 +36482,17 @@
                 <w:sz w:val="20"/>
                 <w:szCs w:val="20"/>
               </w:rPr>
-              <w:t>Departamento responsable: departamentoResponsable</w:t>
-            </w:r>
+              <w:t xml:space="preserve">Departamento responsable: </w:t>
+            </w:r>
+            <w:proofErr w:type="spellStart"/>
+            <w:r>
+              <w:rPr>
+                <w:sz w:val="20"/>
+                <w:szCs w:val="20"/>
+              </w:rPr>
+              <w:t>departamentoResponsable</w:t>
+            </w:r>
+            <w:proofErr w:type="spellEnd"/>
           </w:p>
           <w:p>
             <w:pPr>
@@ -35565,9 +36508,17 @@
                 <w:sz w:val="20"/>
                 <w:szCs w:val="20"/>
               </w:rPr>
-              <w:lastRenderedPageBreak/>
-              <w:t>Ciudadano: nombreCiudadano</w:t>
-            </w:r>
+              <w:t xml:space="preserve">Ciudadano: </w:t>
+            </w:r>
+            <w:proofErr w:type="spellStart"/>
+            <w:r>
+              <w:rPr>
+                <w:sz w:val="20"/>
+                <w:szCs w:val="20"/>
+              </w:rPr>
+              <w:t>nombreCiudadano</w:t>
+            </w:r>
+            <w:proofErr w:type="spellEnd"/>
           </w:p>
           <w:p>
             <w:pPr>
@@ -35583,8 +36534,17 @@
                 <w:sz w:val="20"/>
                 <w:szCs w:val="20"/>
               </w:rPr>
-              <w:t>Técnico responsable: nombreTecnico</w:t>
-            </w:r>
+              <w:t xml:space="preserve">Técnico responsable: </w:t>
+            </w:r>
+            <w:proofErr w:type="spellStart"/>
+            <w:r>
+              <w:rPr>
+                <w:sz w:val="20"/>
+                <w:szCs w:val="20"/>
+              </w:rPr>
+              <w:t>nombreTecnico</w:t>
+            </w:r>
+            <w:proofErr w:type="spellEnd"/>
           </w:p>
           <w:p>
             <w:pPr>
@@ -35600,8 +36560,17 @@
                 <w:sz w:val="20"/>
                 <w:szCs w:val="20"/>
               </w:rPr>
-              <w:t>Estado actual: estadoActual</w:t>
-            </w:r>
+              <w:t xml:space="preserve">Estado actual: </w:t>
+            </w:r>
+            <w:proofErr w:type="spellStart"/>
+            <w:r>
+              <w:rPr>
+                <w:sz w:val="20"/>
+                <w:szCs w:val="20"/>
+              </w:rPr>
+              <w:t>estadoActual</w:t>
+            </w:r>
+            <w:proofErr w:type="spellEnd"/>
           </w:p>
           <w:p>
             <w:pPr>
@@ -35641,6 +36610,7 @@
                 <w:szCs w:val="20"/>
               </w:rPr>
             </w:pPr>
+            <w:proofErr w:type="spellStart"/>
             <w:r>
               <w:rPr>
                 <w:sz w:val="20"/>
@@ -35648,6 +36618,7 @@
               </w:rPr>
               <w:t>historialCambios</w:t>
             </w:r>
+            <w:proofErr w:type="spellEnd"/>
           </w:p>
         </w:tc>
       </w:tr>
@@ -35670,7 +36641,6 @@
                 <w:sz w:val="20"/>
                 <w:szCs w:val="20"/>
               </w:rPr>
-              <w:lastRenderedPageBreak/>
               <w:t>Campo</w:t>
             </w:r>
           </w:p>
@@ -35710,6 +36680,7 @@
                 <w:szCs w:val="20"/>
               </w:rPr>
             </w:pPr>
+            <w:proofErr w:type="spellStart"/>
             <w:r>
               <w:rPr>
                 <w:sz w:val="20"/>
@@ -35717,6 +36688,7 @@
               </w:rPr>
               <w:t>fechaGeneracion</w:t>
             </w:r>
+            <w:proofErr w:type="spellEnd"/>
           </w:p>
         </w:tc>
         <w:tc>
@@ -35752,6 +36724,7 @@
                 <w:szCs w:val="20"/>
               </w:rPr>
             </w:pPr>
+            <w:proofErr w:type="spellStart"/>
             <w:r>
               <w:rPr>
                 <w:sz w:val="20"/>
@@ -35759,6 +36732,7 @@
               </w:rPr>
               <w:t>codigoSeguimiento</w:t>
             </w:r>
+            <w:proofErr w:type="spellEnd"/>
           </w:p>
         </w:tc>
         <w:tc>
@@ -35794,6 +36768,7 @@
                 <w:szCs w:val="20"/>
               </w:rPr>
             </w:pPr>
+            <w:proofErr w:type="spellStart"/>
             <w:r>
               <w:rPr>
                 <w:sz w:val="20"/>
@@ -35801,6 +36776,7 @@
               </w:rPr>
               <w:t>fechaRegistro</w:t>
             </w:r>
+            <w:proofErr w:type="spellEnd"/>
           </w:p>
         </w:tc>
         <w:tc>
@@ -35836,6 +36812,7 @@
                 <w:szCs w:val="20"/>
               </w:rPr>
             </w:pPr>
+            <w:proofErr w:type="spellStart"/>
             <w:r>
               <w:rPr>
                 <w:sz w:val="20"/>
@@ -35843,6 +36820,7 @@
               </w:rPr>
               <w:t>tipoCaso</w:t>
             </w:r>
+            <w:proofErr w:type="spellEnd"/>
           </w:p>
         </w:tc>
         <w:tc>
@@ -35878,6 +36856,7 @@
                 <w:szCs w:val="20"/>
               </w:rPr>
             </w:pPr>
+            <w:proofErr w:type="spellStart"/>
             <w:r>
               <w:rPr>
                 <w:sz w:val="20"/>
@@ -35885,6 +36864,7 @@
               </w:rPr>
               <w:t>categoriaProblema</w:t>
             </w:r>
+            <w:proofErr w:type="spellEnd"/>
           </w:p>
         </w:tc>
         <w:tc>
@@ -35920,6 +36900,7 @@
                 <w:szCs w:val="20"/>
               </w:rPr>
             </w:pPr>
+            <w:proofErr w:type="spellStart"/>
             <w:r>
               <w:rPr>
                 <w:sz w:val="20"/>
@@ -35927,6 +36908,7 @@
               </w:rPr>
               <w:t>departamentoResponsable</w:t>
             </w:r>
+            <w:proofErr w:type="spellEnd"/>
           </w:p>
         </w:tc>
         <w:tc>
@@ -35962,13 +36944,16 @@
                 <w:szCs w:val="20"/>
               </w:rPr>
             </w:pPr>
-            <w:r>
-              <w:rPr>
-                <w:sz w:val="20"/>
-                <w:szCs w:val="20"/>
-              </w:rPr>
+            <w:proofErr w:type="spellStart"/>
+            <w:r>
+              <w:rPr>
+                <w:sz w:val="20"/>
+                <w:szCs w:val="20"/>
+              </w:rPr>
+              <w:lastRenderedPageBreak/>
               <w:t>nombreCiudadano</w:t>
             </w:r>
+            <w:proofErr w:type="spellEnd"/>
           </w:p>
         </w:tc>
         <w:tc>
@@ -36004,6 +36989,7 @@
                 <w:szCs w:val="20"/>
               </w:rPr>
             </w:pPr>
+            <w:proofErr w:type="spellStart"/>
             <w:r>
               <w:rPr>
                 <w:sz w:val="20"/>
@@ -36011,6 +36997,7 @@
               </w:rPr>
               <w:t>nombreTecnico</w:t>
             </w:r>
+            <w:proofErr w:type="spellEnd"/>
           </w:p>
         </w:tc>
         <w:tc>
@@ -36046,6 +37033,7 @@
                 <w:szCs w:val="20"/>
               </w:rPr>
             </w:pPr>
+            <w:proofErr w:type="spellStart"/>
             <w:r>
               <w:rPr>
                 <w:sz w:val="20"/>
@@ -36053,6 +37041,7 @@
               </w:rPr>
               <w:t>estadoActual</w:t>
             </w:r>
+            <w:proofErr w:type="spellEnd"/>
           </w:p>
         </w:tc>
         <w:tc>
@@ -36088,6 +37077,7 @@
                 <w:szCs w:val="20"/>
               </w:rPr>
             </w:pPr>
+            <w:proofErr w:type="spellStart"/>
             <w:r>
               <w:rPr>
                 <w:sz w:val="20"/>
@@ -36095,6 +37085,7 @@
               </w:rPr>
               <w:t>historialCambios</w:t>
             </w:r>
+            <w:proofErr w:type="spellEnd"/>
           </w:p>
         </w:tc>
         <w:tc>

--- a/Casos de Uso/CU_Reglas_de_Negocio_Sistema_Quejas_v1.7.docx
+++ b/Casos de Uso/CU_Reglas_de_Negocio_Sistema_Quejas_v1.7.docx
@@ -1,10 +1,10 @@
 
 <file path=word/document.xml><?xml version="1.0" encoding="utf-8"?>
-<w:document xmlns:wpc="http://schemas.microsoft.com/office/word/2010/wordprocessingCanvas" xmlns:cx="http://schemas.microsoft.com/office/drawing/2014/chartex" xmlns:cx1="http://schemas.microsoft.com/office/drawing/2015/9/8/chartex" xmlns:cx2="http://schemas.microsoft.com/office/drawing/2015/10/21/chartex" xmlns:cx3="http://schemas.microsoft.com/office/drawing/2016/5/9/chartex" xmlns:cx4="http://schemas.microsoft.com/office/drawing/2016/5/10/chartex" xmlns:cx5="http://schemas.microsoft.com/office/drawing/2016/5/11/chartex" xmlns:cx6="http://schemas.microsoft.com/office/drawing/2016/5/12/chartex" xmlns:cx7="http://schemas.microsoft.com/office/drawing/2016/5/13/chartex" xmlns:cx8="http://schemas.microsoft.com/office/drawing/2016/5/14/chartex" xmlns:mc="http://schemas.openxmlformats.org/markup-compatibility/2006" xmlns:aink="http://schemas.microsoft.com/office/drawing/2016/ink" xmlns:am3d="http://schemas.microsoft.com/office/drawing/2017/model3d" xmlns:o="urn:schemas-microsoft-com:office:office" xmlns:r="http://schemas.openxmlformats.org/officeDocument/2006/relationships" xmlns:m="http://schemas.openxmlformats.org/officeDocument/2006/math" xmlns:v="urn:schemas-microsoft-com:vml" xmlns:wp14="http://schemas.microsoft.com/office/word/2010/wordprocessingDrawing" xmlns:wp="http://schemas.openxmlformats.org/drawingml/2006/wordprocessingDrawing" xmlns:w10="urn:schemas-microsoft-com:office:word" xmlns:w="http://schemas.openxmlformats.org/wordprocessingml/2006/main" xmlns:w14="http://schemas.microsoft.com/office/word/2010/wordml" xmlns:w15="http://schemas.microsoft.com/office/word/2012/wordml" xmlns:w16cex="http://schemas.microsoft.com/office/word/2018/wordml/cex" xmlns:w16cid="http://schemas.microsoft.com/office/word/2016/wordml/cid" xmlns:w16="http://schemas.microsoft.com/office/word/2018/wordml" xmlns:w16sdtdh="http://schemas.microsoft.com/office/word/2020/wordml/sdtdatahash" xmlns:w16se="http://schemas.microsoft.com/office/word/2015/wordml/symex" xmlns:wpg="http://schemas.microsoft.com/office/word/2010/wordprocessingGroup" xmlns:wpi="http://schemas.microsoft.com/office/word/2010/wordprocessingInk" xmlns:wne="http://schemas.microsoft.com/office/word/2006/wordml" xmlns:wps="http://schemas.microsoft.com/office/word/2010/wordprocessingShape" mc:Ignorable="w14 w15 w16se w16cid w16 w16cex w16sdtdh wp14">
+<w:document xmlns:wpc="http://schemas.microsoft.com/office/word/2010/wordprocessingCanvas" xmlns:cx="http://schemas.microsoft.com/office/drawing/2014/chartex" xmlns:cx1="http://schemas.microsoft.com/office/drawing/2015/9/8/chartex" xmlns:cx2="http://schemas.microsoft.com/office/drawing/2015/10/21/chartex" xmlns:cx3="http://schemas.microsoft.com/office/drawing/2016/5/9/chartex" xmlns:cx4="http://schemas.microsoft.com/office/drawing/2016/5/10/chartex" xmlns:cx5="http://schemas.microsoft.com/office/drawing/2016/5/11/chartex" xmlns:cx6="http://schemas.microsoft.com/office/drawing/2016/5/12/chartex" xmlns:cx7="http://schemas.microsoft.com/office/drawing/2016/5/13/chartex" xmlns:cx8="http://schemas.microsoft.com/office/drawing/2016/5/14/chartex" xmlns:mc="http://schemas.openxmlformats.org/markup-compatibility/2006" xmlns:aink="http://schemas.microsoft.com/office/drawing/2016/ink" xmlns:am3d="http://schemas.microsoft.com/office/drawing/2017/model3d" xmlns:o="urn:schemas-microsoft-com:office:office" xmlns:oel="http://schemas.microsoft.com/office/2019/extlst" xmlns:r="http://schemas.openxmlformats.org/officeDocument/2006/relationships" xmlns:m="http://schemas.openxmlformats.org/officeDocument/2006/math" xmlns:v="urn:schemas-microsoft-com:vml" xmlns:wp14="http://schemas.microsoft.com/office/word/2010/wordprocessingDrawing" xmlns:wp="http://schemas.openxmlformats.org/drawingml/2006/wordprocessingDrawing" xmlns:w10="urn:schemas-microsoft-com:office:word" xmlns:w="http://schemas.openxmlformats.org/wordprocessingml/2006/main" xmlns:w14="http://schemas.microsoft.com/office/word/2010/wordml" xmlns:w15="http://schemas.microsoft.com/office/word/2012/wordml" xmlns:w16cex="http://schemas.microsoft.com/office/word/2018/wordml/cex" xmlns:w16cid="http://schemas.microsoft.com/office/word/2016/wordml/cid" xmlns:w16="http://schemas.microsoft.com/office/word/2018/wordml" xmlns:w16du="http://schemas.microsoft.com/office/word/2023/wordml/word16du" xmlns:w16sdtdh="http://schemas.microsoft.com/office/word/2020/wordml/sdtdatahash" xmlns:w16sdtfl="http://schemas.microsoft.com/office/word/2024/wordml/sdtformatlock" xmlns:w16se="http://schemas.microsoft.com/office/word/2015/wordml/symex" xmlns:wpg="http://schemas.microsoft.com/office/word/2010/wordprocessingGroup" xmlns:wpi="http://schemas.microsoft.com/office/word/2010/wordprocessingInk" xmlns:wne="http://schemas.microsoft.com/office/word/2006/wordml" xmlns:wps="http://schemas.microsoft.com/office/word/2010/wordprocessingShape" mc:Ignorable="w14 w15 w16se w16cid w16 w16cex w16sdtdh w16sdtfl w16du wp14">
   <w:body>
     <w:p>
       <w:pPr>
-        <w:pStyle w:val="Title"/>
+        <w:pStyle w:val="Ttulo"/>
         <w:spacing w:before="0" w:after="0"/>
         <w:rPr>
           <w:lang w:val="es-ES"/>
@@ -19,7 +19,7 @@
     </w:p>
     <w:p>
       <w:pPr>
-        <w:pStyle w:val="Title"/>
+        <w:pStyle w:val="Ttulo"/>
         <w:spacing w:before="0" w:after="0"/>
         <w:rPr>
           <w:lang w:val="es-ES"/>
@@ -11600,7 +11600,6 @@
                 <w:szCs w:val="20"/>
               </w:rPr>
             </w:pPr>
-            <w:proofErr w:type="spellStart"/>
             <w:r>
               <w:rPr>
                 <w:sz w:val="20"/>
@@ -11615,7 +11614,6 @@
               </w:rPr>
               <w:t>heck</w:t>
             </w:r>
-            <w:proofErr w:type="spellEnd"/>
           </w:p>
         </w:tc>
         <w:tc>
@@ -11651,6 +11649,1740 @@
                 <w:szCs w:val="20"/>
               </w:rPr>
             </w:pPr>
+          </w:p>
+        </w:tc>
+      </w:tr>
+    </w:tbl>
+    <w:p>
+      <w:pPr>
+        <w:pStyle w:val="NormalWeb"/>
+        <w:spacing w:line="360" w:lineRule="auto"/>
+        <w:ind w:right="300"/>
+        <w:jc w:val="both"/>
+        <w:rPr>
+          <w:b/>
+          <w:bCs/>
+          <w:sz w:val="20"/>
+          <w:szCs w:val="20"/>
+        </w:rPr>
+      </w:pPr>
+      <w:r>
+        <w:rPr>
+          <w:b/>
+          <w:bCs/>
+          <w:sz w:val="20"/>
+          <w:szCs w:val="20"/>
+          <w:highlight w:val="green"/>
+        </w:rPr>
+        <w:t>RN1</w:t>
+      </w:r>
+      <w:r>
+        <w:rPr>
+          <w:b/>
+          <w:bCs/>
+          <w:sz w:val="20"/>
+          <w:szCs w:val="20"/>
+          <w:highlight w:val="green"/>
+        </w:rPr>
+        <w:t>6</w:t>
+      </w:r>
+      <w:r>
+        <w:rPr>
+          <w:b/>
+          <w:bCs/>
+          <w:sz w:val="20"/>
+          <w:szCs w:val="20"/>
+          <w:highlight w:val="green"/>
+        </w:rPr>
+        <w:t xml:space="preserve"> Campos de Formulario Asignación </w:t>
+      </w:r>
+      <w:r>
+        <w:rPr>
+          <w:b/>
+          <w:bCs/>
+          <w:sz w:val="20"/>
+          <w:szCs w:val="20"/>
+        </w:rPr>
+        <w:t>Técnico</w:t>
+      </w:r>
+    </w:p>
+    <w:tbl>
+      <w:tblPr>
+        <w:tblW w:w="5000" w:type="pct"/>
+        <w:tblBorders>
+          <w:top w:val="single" w:sz="4" w:space="0" w:color="auto"/>
+          <w:left w:val="single" w:sz="4" w:space="0" w:color="auto"/>
+          <w:bottom w:val="single" w:sz="4" w:space="0" w:color="auto"/>
+          <w:right w:val="single" w:sz="4" w:space="0" w:color="auto"/>
+          <w:insideH w:val="single" w:sz="4" w:space="0" w:color="auto"/>
+          <w:insideV w:val="single" w:sz="4" w:space="0" w:color="auto"/>
+        </w:tblBorders>
+        <w:tblLook w:val="04A0" w:firstRow="1" w:lastRow="0" w:firstColumn="1" w:lastColumn="0" w:noHBand="0" w:noVBand="1"/>
+      </w:tblPr>
+      <w:tblGrid>
+        <w:gridCol w:w="1313"/>
+        <w:gridCol w:w="1851"/>
+        <w:gridCol w:w="2230"/>
+        <w:gridCol w:w="3298"/>
+      </w:tblGrid>
+      <w:tr>
+        <w:trPr>
+          <w:trHeight w:val="300"/>
+        </w:trPr>
+        <w:tc>
+          <w:tcPr>
+            <w:tcW w:w="755" w:type="pct"/>
+            <w:shd w:val="clear" w:color="auto" w:fill="D9D9D9"/>
+            <w:tcMar>
+              <w:top w:w="40" w:type="dxa"/>
+              <w:left w:w="80" w:type="dxa"/>
+              <w:bottom w:w="40" w:type="dxa"/>
+              <w:right w:w="80" w:type="dxa"/>
+            </w:tcMar>
+            <w:vAlign w:val="center"/>
+          </w:tcPr>
+          <w:p>
+            <w:r>
+              <w:rPr>
+                <w:b/>
+                <w:bCs/>
+                <w:sz w:val="20"/>
+                <w:szCs w:val="20"/>
+              </w:rPr>
+              <w:t>Campo</w:t>
+            </w:r>
+          </w:p>
+        </w:tc>
+        <w:tc>
+          <w:tcPr>
+            <w:tcW w:w="1065" w:type="pct"/>
+            <w:shd w:val="clear" w:color="auto" w:fill="D9D9D9"/>
+            <w:tcMar>
+              <w:top w:w="40" w:type="dxa"/>
+              <w:left w:w="80" w:type="dxa"/>
+              <w:bottom w:w="40" w:type="dxa"/>
+              <w:right w:w="80" w:type="dxa"/>
+            </w:tcMar>
+            <w:vAlign w:val="center"/>
+          </w:tcPr>
+          <w:p>
+            <w:pPr>
+              <w:spacing w:line="259" w:lineRule="auto"/>
+            </w:pPr>
+            <w:r>
+              <w:rPr>
+                <w:b/>
+                <w:bCs/>
+                <w:sz w:val="20"/>
+                <w:szCs w:val="20"/>
+              </w:rPr>
+              <w:t>Tipo</w:t>
+            </w:r>
+          </w:p>
+        </w:tc>
+        <w:tc>
+          <w:tcPr>
+            <w:tcW w:w="1283" w:type="pct"/>
+            <w:shd w:val="clear" w:color="auto" w:fill="D9D9D9"/>
+          </w:tcPr>
+          <w:p>
+            <w:pPr>
+              <w:spacing w:line="259" w:lineRule="auto"/>
+              <w:rPr>
+                <w:b/>
+                <w:bCs/>
+                <w:sz w:val="20"/>
+                <w:szCs w:val="20"/>
+              </w:rPr>
+            </w:pPr>
+            <w:r>
+              <w:rPr>
+                <w:b/>
+                <w:bCs/>
+                <w:sz w:val="20"/>
+                <w:szCs w:val="20"/>
+              </w:rPr>
+              <w:t>M (obligatorio)</w:t>
+            </w:r>
+          </w:p>
+          <w:p>
+            <w:pPr>
+              <w:spacing w:line="259" w:lineRule="auto"/>
+              <w:rPr>
+                <w:b/>
+                <w:bCs/>
+                <w:sz w:val="20"/>
+                <w:szCs w:val="20"/>
+              </w:rPr>
+            </w:pPr>
+            <w:r>
+              <w:rPr>
+                <w:b/>
+                <w:bCs/>
+                <w:sz w:val="20"/>
+                <w:szCs w:val="20"/>
+              </w:rPr>
+              <w:t>O (opcional)</w:t>
+            </w:r>
+          </w:p>
+          <w:p>
+            <w:pPr>
+              <w:spacing w:line="259" w:lineRule="auto"/>
+              <w:rPr>
+                <w:b/>
+                <w:bCs/>
+                <w:sz w:val="20"/>
+                <w:szCs w:val="20"/>
+              </w:rPr>
+            </w:pPr>
+            <w:r>
+              <w:rPr>
+                <w:b/>
+                <w:bCs/>
+                <w:sz w:val="20"/>
+                <w:szCs w:val="20"/>
+              </w:rPr>
+              <w:t>L (lectura)</w:t>
+            </w:r>
+          </w:p>
+          <w:p>
+            <w:pPr>
+              <w:spacing w:line="259" w:lineRule="auto"/>
+              <w:rPr>
+                <w:b/>
+                <w:bCs/>
+                <w:sz w:val="20"/>
+                <w:szCs w:val="20"/>
+              </w:rPr>
+            </w:pPr>
+            <w:r>
+              <w:rPr>
+                <w:b/>
+                <w:bCs/>
+                <w:sz w:val="20"/>
+                <w:szCs w:val="20"/>
+              </w:rPr>
+              <w:t>E (escritura)</w:t>
+            </w:r>
+          </w:p>
+        </w:tc>
+        <w:tc>
+          <w:tcPr>
+            <w:tcW w:w="1897" w:type="pct"/>
+            <w:shd w:val="clear" w:color="auto" w:fill="D9D9D9"/>
+          </w:tcPr>
+          <w:p>
+            <w:pPr>
+              <w:spacing w:line="259" w:lineRule="auto"/>
+              <w:rPr>
+                <w:b/>
+                <w:bCs/>
+                <w:sz w:val="20"/>
+                <w:szCs w:val="20"/>
+              </w:rPr>
+            </w:pPr>
+            <w:r>
+              <w:rPr>
+                <w:b/>
+                <w:bCs/>
+                <w:sz w:val="20"/>
+                <w:szCs w:val="20"/>
+              </w:rPr>
+              <w:t>Validaciones</w:t>
+            </w:r>
+          </w:p>
+        </w:tc>
+      </w:tr>
+      <w:tr>
+        <w:trPr>
+          <w:trHeight w:val="300"/>
+        </w:trPr>
+        <w:tc>
+          <w:tcPr>
+            <w:tcW w:w="755" w:type="pct"/>
+            <w:tcMar>
+              <w:top w:w="40" w:type="dxa"/>
+              <w:left w:w="80" w:type="dxa"/>
+              <w:bottom w:w="40" w:type="dxa"/>
+              <w:right w:w="80" w:type="dxa"/>
+            </w:tcMar>
+            <w:vAlign w:val="center"/>
+          </w:tcPr>
+          <w:p>
+            <w:pPr>
+              <w:spacing w:line="259" w:lineRule="auto"/>
+            </w:pPr>
+            <w:r>
+              <w:rPr>
+                <w:sz w:val="20"/>
+                <w:szCs w:val="20"/>
+              </w:rPr>
+              <w:t xml:space="preserve">Código de </w:t>
+            </w:r>
+            <w:r>
+              <w:rPr>
+                <w:sz w:val="20"/>
+                <w:szCs w:val="20"/>
+              </w:rPr>
+              <w:t>seguimiento</w:t>
+            </w:r>
+          </w:p>
+        </w:tc>
+        <w:tc>
+          <w:tcPr>
+            <w:tcW w:w="1065" w:type="pct"/>
+            <w:tcMar>
+              <w:top w:w="40" w:type="dxa"/>
+              <w:left w:w="80" w:type="dxa"/>
+              <w:bottom w:w="40" w:type="dxa"/>
+              <w:right w:w="80" w:type="dxa"/>
+            </w:tcMar>
+            <w:vAlign w:val="center"/>
+          </w:tcPr>
+          <w:p>
+            <w:pPr>
+              <w:spacing w:line="259" w:lineRule="auto"/>
+            </w:pPr>
+            <w:r>
+              <w:rPr>
+                <w:sz w:val="20"/>
+                <w:szCs w:val="20"/>
+              </w:rPr>
+              <w:t>Alfanumérico</w:t>
+            </w:r>
+          </w:p>
+        </w:tc>
+        <w:tc>
+          <w:tcPr>
+            <w:tcW w:w="1283" w:type="pct"/>
+          </w:tcPr>
+          <w:p>
+            <w:pPr>
+              <w:spacing w:line="259" w:lineRule="auto"/>
+              <w:rPr>
+                <w:sz w:val="20"/>
+                <w:szCs w:val="20"/>
+              </w:rPr>
+            </w:pPr>
+            <w:r>
+              <w:rPr>
+                <w:sz w:val="20"/>
+                <w:szCs w:val="20"/>
+              </w:rPr>
+              <w:t>M, L</w:t>
+            </w:r>
+          </w:p>
+        </w:tc>
+        <w:tc>
+          <w:tcPr>
+            <w:tcW w:w="1897" w:type="pct"/>
+          </w:tcPr>
+          <w:p>
+            <w:pPr>
+              <w:spacing w:line="259" w:lineRule="auto"/>
+              <w:rPr>
+                <w:sz w:val="20"/>
+                <w:szCs w:val="20"/>
+              </w:rPr>
+            </w:pPr>
+            <w:r>
+              <w:rPr>
+                <w:sz w:val="20"/>
+                <w:szCs w:val="20"/>
+              </w:rPr>
+              <w:t xml:space="preserve">Formato </w:t>
+            </w:r>
+            <w:r>
+              <w:rPr>
+                <w:sz w:val="20"/>
+                <w:szCs w:val="20"/>
+              </w:rPr>
+              <w:t>MG</w:t>
+            </w:r>
+            <w:r>
+              <w:rPr>
+                <w:sz w:val="20"/>
+                <w:szCs w:val="20"/>
+              </w:rPr>
+              <w:t>-XXXX</w:t>
+            </w:r>
+            <w:r>
+              <w:rPr>
+                <w:sz w:val="20"/>
+                <w:szCs w:val="20"/>
+              </w:rPr>
+              <w:t>-</w:t>
+            </w:r>
+            <w:r>
+              <w:rPr>
+                <w:sz w:val="20"/>
+                <w:szCs w:val="20"/>
+              </w:rPr>
+              <w:t>XXXX (1</w:t>
+            </w:r>
+            <w:r>
+              <w:rPr>
+                <w:sz w:val="20"/>
+                <w:szCs w:val="20"/>
+              </w:rPr>
+              <w:t>2</w:t>
+            </w:r>
+            <w:r>
+              <w:rPr>
+                <w:sz w:val="20"/>
+                <w:szCs w:val="20"/>
+              </w:rPr>
+              <w:t xml:space="preserve"> caracteres)</w:t>
+            </w:r>
+          </w:p>
+        </w:tc>
+      </w:tr>
+      <w:tr>
+        <w:trPr>
+          <w:trHeight w:val="300"/>
+        </w:trPr>
+        <w:tc>
+          <w:tcPr>
+            <w:tcW w:w="755" w:type="pct"/>
+            <w:tcMar>
+              <w:top w:w="40" w:type="dxa"/>
+              <w:left w:w="80" w:type="dxa"/>
+              <w:bottom w:w="40" w:type="dxa"/>
+              <w:right w:w="80" w:type="dxa"/>
+            </w:tcMar>
+            <w:vAlign w:val="center"/>
+          </w:tcPr>
+          <w:p>
+            <w:pPr>
+              <w:spacing w:line="259" w:lineRule="auto"/>
+              <w:rPr>
+                <w:sz w:val="20"/>
+                <w:szCs w:val="20"/>
+              </w:rPr>
+            </w:pPr>
+            <w:r>
+              <w:rPr>
+                <w:sz w:val="20"/>
+                <w:szCs w:val="20"/>
+              </w:rPr>
+              <w:t>Fecha de ingreso</w:t>
+            </w:r>
+          </w:p>
+        </w:tc>
+        <w:tc>
+          <w:tcPr>
+            <w:tcW w:w="1065" w:type="pct"/>
+            <w:tcMar>
+              <w:top w:w="40" w:type="dxa"/>
+              <w:left w:w="80" w:type="dxa"/>
+              <w:bottom w:w="40" w:type="dxa"/>
+              <w:right w:w="80" w:type="dxa"/>
+            </w:tcMar>
+            <w:vAlign w:val="center"/>
+          </w:tcPr>
+          <w:p>
+            <w:pPr>
+              <w:spacing w:line="259" w:lineRule="auto"/>
+              <w:rPr>
+                <w:sz w:val="20"/>
+                <w:szCs w:val="20"/>
+              </w:rPr>
+            </w:pPr>
+            <w:r>
+              <w:rPr>
+                <w:sz w:val="20"/>
+                <w:szCs w:val="20"/>
+              </w:rPr>
+              <w:t>Fecha</w:t>
+            </w:r>
+          </w:p>
+        </w:tc>
+        <w:tc>
+          <w:tcPr>
+            <w:tcW w:w="1283" w:type="pct"/>
+          </w:tcPr>
+          <w:p>
+            <w:pPr>
+              <w:spacing w:line="259" w:lineRule="auto"/>
+              <w:rPr>
+                <w:sz w:val="20"/>
+                <w:szCs w:val="20"/>
+              </w:rPr>
+            </w:pPr>
+            <w:r>
+              <w:rPr>
+                <w:sz w:val="20"/>
+                <w:szCs w:val="20"/>
+              </w:rPr>
+              <w:t>M, L</w:t>
+            </w:r>
+          </w:p>
+        </w:tc>
+        <w:tc>
+          <w:tcPr>
+            <w:tcW w:w="1897" w:type="pct"/>
+          </w:tcPr>
+          <w:p>
+            <w:pPr>
+              <w:spacing w:line="259" w:lineRule="auto"/>
+              <w:rPr>
+                <w:sz w:val="20"/>
+                <w:szCs w:val="20"/>
+              </w:rPr>
+            </w:pPr>
+          </w:p>
+        </w:tc>
+      </w:tr>
+      <w:tr>
+        <w:trPr>
+          <w:trHeight w:val="300"/>
+        </w:trPr>
+        <w:tc>
+          <w:tcPr>
+            <w:tcW w:w="755" w:type="pct"/>
+            <w:tcMar>
+              <w:top w:w="40" w:type="dxa"/>
+              <w:left w:w="80" w:type="dxa"/>
+              <w:bottom w:w="40" w:type="dxa"/>
+              <w:right w:w="80" w:type="dxa"/>
+            </w:tcMar>
+            <w:vAlign w:val="center"/>
+          </w:tcPr>
+          <w:p>
+            <w:pPr>
+              <w:spacing w:line="259" w:lineRule="auto"/>
+              <w:rPr>
+                <w:sz w:val="20"/>
+                <w:szCs w:val="20"/>
+              </w:rPr>
+            </w:pPr>
+            <w:r>
+              <w:rPr>
+                <w:sz w:val="20"/>
+                <w:szCs w:val="20"/>
+              </w:rPr>
+              <w:t>Tipo de caso</w:t>
+            </w:r>
+          </w:p>
+        </w:tc>
+        <w:tc>
+          <w:tcPr>
+            <w:tcW w:w="1065" w:type="pct"/>
+            <w:tcMar>
+              <w:top w:w="40" w:type="dxa"/>
+              <w:left w:w="80" w:type="dxa"/>
+              <w:bottom w:w="40" w:type="dxa"/>
+              <w:right w:w="80" w:type="dxa"/>
+            </w:tcMar>
+            <w:vAlign w:val="center"/>
+          </w:tcPr>
+          <w:p>
+            <w:pPr>
+              <w:spacing w:line="259" w:lineRule="auto"/>
+              <w:rPr>
+                <w:sz w:val="20"/>
+                <w:szCs w:val="20"/>
+              </w:rPr>
+            </w:pPr>
+            <w:r>
+              <w:rPr>
+                <w:sz w:val="20"/>
+                <w:szCs w:val="20"/>
+              </w:rPr>
+              <w:t>Texto</w:t>
+            </w:r>
+          </w:p>
+        </w:tc>
+        <w:tc>
+          <w:tcPr>
+            <w:tcW w:w="1283" w:type="pct"/>
+          </w:tcPr>
+          <w:p>
+            <w:pPr>
+              <w:spacing w:line="259" w:lineRule="auto"/>
+              <w:rPr>
+                <w:sz w:val="20"/>
+                <w:szCs w:val="20"/>
+              </w:rPr>
+            </w:pPr>
+            <w:r>
+              <w:rPr>
+                <w:sz w:val="20"/>
+                <w:szCs w:val="20"/>
+              </w:rPr>
+              <w:t>M, L</w:t>
+            </w:r>
+          </w:p>
+        </w:tc>
+        <w:tc>
+          <w:tcPr>
+            <w:tcW w:w="1897" w:type="pct"/>
+          </w:tcPr>
+          <w:p>
+            <w:pPr>
+              <w:spacing w:line="259" w:lineRule="auto"/>
+              <w:rPr>
+                <w:sz w:val="20"/>
+                <w:szCs w:val="20"/>
+              </w:rPr>
+            </w:pPr>
+          </w:p>
+        </w:tc>
+      </w:tr>
+      <w:tr>
+        <w:trPr>
+          <w:trHeight w:val="300"/>
+        </w:trPr>
+        <w:tc>
+          <w:tcPr>
+            <w:tcW w:w="755" w:type="pct"/>
+            <w:tcMar>
+              <w:top w:w="40" w:type="dxa"/>
+              <w:left w:w="80" w:type="dxa"/>
+              <w:bottom w:w="40" w:type="dxa"/>
+              <w:right w:w="80" w:type="dxa"/>
+            </w:tcMar>
+            <w:vAlign w:val="center"/>
+          </w:tcPr>
+          <w:p>
+            <w:pPr>
+              <w:spacing w:line="259" w:lineRule="auto"/>
+              <w:rPr>
+                <w:sz w:val="20"/>
+                <w:szCs w:val="20"/>
+              </w:rPr>
+            </w:pPr>
+            <w:r>
+              <w:rPr>
+                <w:sz w:val="20"/>
+                <w:szCs w:val="20"/>
+              </w:rPr>
+              <w:t>Estado</w:t>
+            </w:r>
+          </w:p>
+        </w:tc>
+        <w:tc>
+          <w:tcPr>
+            <w:tcW w:w="1065" w:type="pct"/>
+            <w:tcMar>
+              <w:top w:w="40" w:type="dxa"/>
+              <w:left w:w="80" w:type="dxa"/>
+              <w:bottom w:w="40" w:type="dxa"/>
+              <w:right w:w="80" w:type="dxa"/>
+            </w:tcMar>
+            <w:vAlign w:val="center"/>
+          </w:tcPr>
+          <w:p>
+            <w:pPr>
+              <w:spacing w:line="259" w:lineRule="auto"/>
+              <w:rPr>
+                <w:sz w:val="20"/>
+                <w:szCs w:val="20"/>
+              </w:rPr>
+            </w:pPr>
+            <w:r>
+              <w:rPr>
+                <w:sz w:val="20"/>
+                <w:szCs w:val="20"/>
+              </w:rPr>
+              <w:t>Texto</w:t>
+            </w:r>
+          </w:p>
+        </w:tc>
+        <w:tc>
+          <w:tcPr>
+            <w:tcW w:w="1283" w:type="pct"/>
+          </w:tcPr>
+          <w:p>
+            <w:pPr>
+              <w:spacing w:line="259" w:lineRule="auto"/>
+              <w:rPr>
+                <w:sz w:val="20"/>
+                <w:szCs w:val="20"/>
+              </w:rPr>
+            </w:pPr>
+            <w:r>
+              <w:rPr>
+                <w:sz w:val="20"/>
+                <w:szCs w:val="20"/>
+              </w:rPr>
+              <w:t>M, L</w:t>
+            </w:r>
+          </w:p>
+        </w:tc>
+        <w:tc>
+          <w:tcPr>
+            <w:tcW w:w="1897" w:type="pct"/>
+          </w:tcPr>
+          <w:p>
+            <w:pPr>
+              <w:spacing w:line="259" w:lineRule="auto"/>
+              <w:rPr>
+                <w:sz w:val="20"/>
+                <w:szCs w:val="20"/>
+              </w:rPr>
+            </w:pPr>
+          </w:p>
+        </w:tc>
+      </w:tr>
+      <w:tr>
+        <w:trPr>
+          <w:trHeight w:val="300"/>
+        </w:trPr>
+        <w:tc>
+          <w:tcPr>
+            <w:tcW w:w="755" w:type="pct"/>
+            <w:tcMar>
+              <w:top w:w="40" w:type="dxa"/>
+              <w:left w:w="80" w:type="dxa"/>
+              <w:bottom w:w="40" w:type="dxa"/>
+              <w:right w:w="80" w:type="dxa"/>
+            </w:tcMar>
+            <w:vAlign w:val="center"/>
+          </w:tcPr>
+          <w:p>
+            <w:pPr>
+              <w:spacing w:line="259" w:lineRule="auto"/>
+              <w:rPr>
+                <w:sz w:val="20"/>
+                <w:szCs w:val="20"/>
+              </w:rPr>
+            </w:pPr>
+            <w:r>
+              <w:rPr>
+                <w:sz w:val="20"/>
+                <w:szCs w:val="20"/>
+              </w:rPr>
+              <w:t>Acción</w:t>
+            </w:r>
+          </w:p>
+        </w:tc>
+        <w:tc>
+          <w:tcPr>
+            <w:tcW w:w="1065" w:type="pct"/>
+            <w:tcMar>
+              <w:top w:w="40" w:type="dxa"/>
+              <w:left w:w="80" w:type="dxa"/>
+              <w:bottom w:w="40" w:type="dxa"/>
+              <w:right w:w="80" w:type="dxa"/>
+            </w:tcMar>
+            <w:vAlign w:val="center"/>
+          </w:tcPr>
+          <w:p>
+            <w:pPr>
+              <w:spacing w:line="259" w:lineRule="auto"/>
+              <w:rPr>
+                <w:sz w:val="20"/>
+                <w:szCs w:val="20"/>
+              </w:rPr>
+            </w:pPr>
+            <w:r>
+              <w:rPr>
+                <w:sz w:val="20"/>
+                <w:szCs w:val="20"/>
+              </w:rPr>
+              <w:t>Botón</w:t>
+            </w:r>
+          </w:p>
+        </w:tc>
+        <w:tc>
+          <w:tcPr>
+            <w:tcW w:w="1283" w:type="pct"/>
+          </w:tcPr>
+          <w:p>
+            <w:pPr>
+              <w:spacing w:line="259" w:lineRule="auto"/>
+              <w:rPr>
+                <w:sz w:val="20"/>
+                <w:szCs w:val="20"/>
+              </w:rPr>
+            </w:pPr>
+            <w:r>
+              <w:rPr>
+                <w:sz w:val="20"/>
+                <w:szCs w:val="20"/>
+              </w:rPr>
+              <w:t>M</w:t>
+            </w:r>
+          </w:p>
+        </w:tc>
+        <w:tc>
+          <w:tcPr>
+            <w:tcW w:w="1897" w:type="pct"/>
+          </w:tcPr>
+          <w:p>
+            <w:pPr>
+              <w:spacing w:line="259" w:lineRule="auto"/>
+              <w:rPr>
+                <w:sz w:val="20"/>
+                <w:szCs w:val="20"/>
+              </w:rPr>
+            </w:pPr>
+            <w:r>
+              <w:rPr>
+                <w:sz w:val="20"/>
+                <w:szCs w:val="20"/>
+              </w:rPr>
+              <w:t>Botón “Ver detalle” que muestra el detalle del caso.</w:t>
+            </w:r>
+          </w:p>
+        </w:tc>
+      </w:tr>
+    </w:tbl>
+    <w:p>
+      <w:pPr>
+        <w:pStyle w:val="NormalWeb"/>
+        <w:spacing w:line="360" w:lineRule="auto"/>
+        <w:ind w:right="300"/>
+        <w:jc w:val="both"/>
+        <w:rPr>
+          <w:b/>
+          <w:bCs/>
+          <w:sz w:val="20"/>
+          <w:szCs w:val="20"/>
+        </w:rPr>
+      </w:pPr>
+      <w:r>
+        <w:rPr>
+          <w:b/>
+          <w:bCs/>
+          <w:sz w:val="20"/>
+          <w:szCs w:val="20"/>
+          <w:highlight w:val="green"/>
+        </w:rPr>
+        <w:t>RN1</w:t>
+      </w:r>
+      <w:r>
+        <w:rPr>
+          <w:b/>
+          <w:bCs/>
+          <w:sz w:val="20"/>
+          <w:szCs w:val="20"/>
+          <w:highlight w:val="green"/>
+        </w:rPr>
+        <w:t>7</w:t>
+      </w:r>
+      <w:r>
+        <w:rPr>
+          <w:b/>
+          <w:bCs/>
+          <w:sz w:val="20"/>
+          <w:szCs w:val="20"/>
+          <w:highlight w:val="green"/>
+        </w:rPr>
+        <w:t xml:space="preserve"> Campos de Formulario Detalle </w:t>
+      </w:r>
+      <w:r>
+        <w:rPr>
+          <w:b/>
+          <w:bCs/>
+          <w:sz w:val="20"/>
+          <w:szCs w:val="20"/>
+        </w:rPr>
+        <w:t>Técnico</w:t>
+      </w:r>
+    </w:p>
+    <w:tbl>
+      <w:tblPr>
+        <w:tblW w:w="5000" w:type="pct"/>
+        <w:tblBorders>
+          <w:top w:val="single" w:sz="4" w:space="0" w:color="auto"/>
+          <w:left w:val="single" w:sz="4" w:space="0" w:color="auto"/>
+          <w:bottom w:val="single" w:sz="4" w:space="0" w:color="auto"/>
+          <w:right w:val="single" w:sz="4" w:space="0" w:color="auto"/>
+          <w:insideH w:val="single" w:sz="4" w:space="0" w:color="auto"/>
+          <w:insideV w:val="single" w:sz="4" w:space="0" w:color="auto"/>
+        </w:tblBorders>
+        <w:tblLook w:val="04A0" w:firstRow="1" w:lastRow="0" w:firstColumn="1" w:lastColumn="0" w:noHBand="0" w:noVBand="1"/>
+      </w:tblPr>
+      <w:tblGrid>
+        <w:gridCol w:w="1313"/>
+        <w:gridCol w:w="1851"/>
+        <w:gridCol w:w="2230"/>
+        <w:gridCol w:w="3298"/>
+      </w:tblGrid>
+      <w:tr>
+        <w:trPr>
+          <w:trHeight w:val="300"/>
+        </w:trPr>
+        <w:tc>
+          <w:tcPr>
+            <w:tcW w:w="755" w:type="pct"/>
+            <w:shd w:val="clear" w:color="auto" w:fill="D9D9D9"/>
+            <w:tcMar>
+              <w:top w:w="40" w:type="dxa"/>
+              <w:left w:w="80" w:type="dxa"/>
+              <w:bottom w:w="40" w:type="dxa"/>
+              <w:right w:w="80" w:type="dxa"/>
+            </w:tcMar>
+            <w:vAlign w:val="center"/>
+          </w:tcPr>
+          <w:p>
+            <w:r>
+              <w:rPr>
+                <w:b/>
+                <w:bCs/>
+                <w:sz w:val="20"/>
+                <w:szCs w:val="20"/>
+              </w:rPr>
+              <w:t>Campo</w:t>
+            </w:r>
+          </w:p>
+        </w:tc>
+        <w:tc>
+          <w:tcPr>
+            <w:tcW w:w="1065" w:type="pct"/>
+            <w:shd w:val="clear" w:color="auto" w:fill="D9D9D9"/>
+            <w:tcMar>
+              <w:top w:w="40" w:type="dxa"/>
+              <w:left w:w="80" w:type="dxa"/>
+              <w:bottom w:w="40" w:type="dxa"/>
+              <w:right w:w="80" w:type="dxa"/>
+            </w:tcMar>
+            <w:vAlign w:val="center"/>
+          </w:tcPr>
+          <w:p>
+            <w:pPr>
+              <w:spacing w:line="259" w:lineRule="auto"/>
+            </w:pPr>
+            <w:r>
+              <w:rPr>
+                <w:b/>
+                <w:bCs/>
+                <w:sz w:val="20"/>
+                <w:szCs w:val="20"/>
+              </w:rPr>
+              <w:t>Tipo</w:t>
+            </w:r>
+          </w:p>
+        </w:tc>
+        <w:tc>
+          <w:tcPr>
+            <w:tcW w:w="1283" w:type="pct"/>
+            <w:shd w:val="clear" w:color="auto" w:fill="D9D9D9"/>
+          </w:tcPr>
+          <w:p>
+            <w:pPr>
+              <w:spacing w:line="259" w:lineRule="auto"/>
+              <w:rPr>
+                <w:b/>
+                <w:bCs/>
+                <w:sz w:val="20"/>
+                <w:szCs w:val="20"/>
+              </w:rPr>
+            </w:pPr>
+            <w:r>
+              <w:rPr>
+                <w:b/>
+                <w:bCs/>
+                <w:sz w:val="20"/>
+                <w:szCs w:val="20"/>
+              </w:rPr>
+              <w:t>M (obligatorio)</w:t>
+            </w:r>
+          </w:p>
+          <w:p>
+            <w:pPr>
+              <w:spacing w:line="259" w:lineRule="auto"/>
+              <w:rPr>
+                <w:b/>
+                <w:bCs/>
+                <w:sz w:val="20"/>
+                <w:szCs w:val="20"/>
+              </w:rPr>
+            </w:pPr>
+            <w:r>
+              <w:rPr>
+                <w:b/>
+                <w:bCs/>
+                <w:sz w:val="20"/>
+                <w:szCs w:val="20"/>
+              </w:rPr>
+              <w:t>O (opcional)</w:t>
+            </w:r>
+          </w:p>
+          <w:p>
+            <w:pPr>
+              <w:spacing w:line="259" w:lineRule="auto"/>
+              <w:rPr>
+                <w:b/>
+                <w:bCs/>
+                <w:sz w:val="20"/>
+                <w:szCs w:val="20"/>
+              </w:rPr>
+            </w:pPr>
+            <w:r>
+              <w:rPr>
+                <w:b/>
+                <w:bCs/>
+                <w:sz w:val="20"/>
+                <w:szCs w:val="20"/>
+              </w:rPr>
+              <w:t>L (lectura)</w:t>
+            </w:r>
+          </w:p>
+          <w:p>
+            <w:pPr>
+              <w:spacing w:line="259" w:lineRule="auto"/>
+              <w:rPr>
+                <w:b/>
+                <w:bCs/>
+                <w:sz w:val="20"/>
+                <w:szCs w:val="20"/>
+              </w:rPr>
+            </w:pPr>
+            <w:r>
+              <w:rPr>
+                <w:b/>
+                <w:bCs/>
+                <w:sz w:val="20"/>
+                <w:szCs w:val="20"/>
+              </w:rPr>
+              <w:t>E (escritura)</w:t>
+            </w:r>
+          </w:p>
+        </w:tc>
+        <w:tc>
+          <w:tcPr>
+            <w:tcW w:w="1897" w:type="pct"/>
+            <w:shd w:val="clear" w:color="auto" w:fill="D9D9D9"/>
+          </w:tcPr>
+          <w:p>
+            <w:pPr>
+              <w:spacing w:line="259" w:lineRule="auto"/>
+              <w:rPr>
+                <w:b/>
+                <w:bCs/>
+                <w:sz w:val="20"/>
+                <w:szCs w:val="20"/>
+              </w:rPr>
+            </w:pPr>
+            <w:r>
+              <w:rPr>
+                <w:b/>
+                <w:bCs/>
+                <w:sz w:val="20"/>
+                <w:szCs w:val="20"/>
+              </w:rPr>
+              <w:t>Validaciones</w:t>
+            </w:r>
+          </w:p>
+        </w:tc>
+      </w:tr>
+      <w:tr>
+        <w:trPr>
+          <w:trHeight w:val="300"/>
+        </w:trPr>
+        <w:tc>
+          <w:tcPr>
+            <w:tcW w:w="755" w:type="pct"/>
+            <w:tcMar>
+              <w:top w:w="40" w:type="dxa"/>
+              <w:left w:w="80" w:type="dxa"/>
+              <w:bottom w:w="40" w:type="dxa"/>
+              <w:right w:w="80" w:type="dxa"/>
+            </w:tcMar>
+            <w:vAlign w:val="center"/>
+          </w:tcPr>
+          <w:p>
+            <w:pPr>
+              <w:spacing w:line="259" w:lineRule="auto"/>
+            </w:pPr>
+            <w:r>
+              <w:rPr>
+                <w:sz w:val="20"/>
+                <w:szCs w:val="20"/>
+              </w:rPr>
+              <w:t xml:space="preserve">Código de </w:t>
+            </w:r>
+            <w:r>
+              <w:rPr>
+                <w:sz w:val="20"/>
+                <w:szCs w:val="20"/>
+              </w:rPr>
+              <w:t>seguimiento</w:t>
+            </w:r>
+          </w:p>
+        </w:tc>
+        <w:tc>
+          <w:tcPr>
+            <w:tcW w:w="1065" w:type="pct"/>
+            <w:tcMar>
+              <w:top w:w="40" w:type="dxa"/>
+              <w:left w:w="80" w:type="dxa"/>
+              <w:bottom w:w="40" w:type="dxa"/>
+              <w:right w:w="80" w:type="dxa"/>
+            </w:tcMar>
+            <w:vAlign w:val="center"/>
+          </w:tcPr>
+          <w:p>
+            <w:pPr>
+              <w:spacing w:line="259" w:lineRule="auto"/>
+            </w:pPr>
+            <w:r>
+              <w:rPr>
+                <w:sz w:val="20"/>
+                <w:szCs w:val="20"/>
+              </w:rPr>
+              <w:t>Alfanumérico</w:t>
+            </w:r>
+          </w:p>
+        </w:tc>
+        <w:tc>
+          <w:tcPr>
+            <w:tcW w:w="1283" w:type="pct"/>
+          </w:tcPr>
+          <w:p>
+            <w:pPr>
+              <w:spacing w:line="259" w:lineRule="auto"/>
+              <w:rPr>
+                <w:sz w:val="20"/>
+                <w:szCs w:val="20"/>
+              </w:rPr>
+            </w:pPr>
+            <w:r>
+              <w:rPr>
+                <w:sz w:val="20"/>
+                <w:szCs w:val="20"/>
+              </w:rPr>
+              <w:t>M, L</w:t>
+            </w:r>
+          </w:p>
+        </w:tc>
+        <w:tc>
+          <w:tcPr>
+            <w:tcW w:w="1897" w:type="pct"/>
+          </w:tcPr>
+          <w:p>
+            <w:pPr>
+              <w:spacing w:line="259" w:lineRule="auto"/>
+              <w:rPr>
+                <w:sz w:val="20"/>
+                <w:szCs w:val="20"/>
+              </w:rPr>
+            </w:pPr>
+            <w:r>
+              <w:rPr>
+                <w:sz w:val="20"/>
+                <w:szCs w:val="20"/>
+              </w:rPr>
+              <w:t>Formato SQ-XXXXXXXX (11 caracteres)</w:t>
+            </w:r>
+          </w:p>
+        </w:tc>
+      </w:tr>
+      <w:tr>
+        <w:trPr>
+          <w:trHeight w:val="300"/>
+        </w:trPr>
+        <w:tc>
+          <w:tcPr>
+            <w:tcW w:w="755" w:type="pct"/>
+            <w:tcMar>
+              <w:top w:w="40" w:type="dxa"/>
+              <w:left w:w="80" w:type="dxa"/>
+              <w:bottom w:w="40" w:type="dxa"/>
+              <w:right w:w="80" w:type="dxa"/>
+            </w:tcMar>
+            <w:vAlign w:val="center"/>
+          </w:tcPr>
+          <w:p>
+            <w:pPr>
+              <w:spacing w:line="259" w:lineRule="auto"/>
+              <w:rPr>
+                <w:sz w:val="20"/>
+                <w:szCs w:val="20"/>
+              </w:rPr>
+            </w:pPr>
+            <w:r>
+              <w:rPr>
+                <w:sz w:val="20"/>
+                <w:szCs w:val="20"/>
+              </w:rPr>
+              <w:t>Fecha de ingreso</w:t>
+            </w:r>
+          </w:p>
+        </w:tc>
+        <w:tc>
+          <w:tcPr>
+            <w:tcW w:w="1065" w:type="pct"/>
+            <w:tcMar>
+              <w:top w:w="40" w:type="dxa"/>
+              <w:left w:w="80" w:type="dxa"/>
+              <w:bottom w:w="40" w:type="dxa"/>
+              <w:right w:w="80" w:type="dxa"/>
+            </w:tcMar>
+            <w:vAlign w:val="center"/>
+          </w:tcPr>
+          <w:p>
+            <w:pPr>
+              <w:spacing w:line="259" w:lineRule="auto"/>
+              <w:rPr>
+                <w:sz w:val="20"/>
+                <w:szCs w:val="20"/>
+              </w:rPr>
+            </w:pPr>
+            <w:r>
+              <w:rPr>
+                <w:sz w:val="20"/>
+                <w:szCs w:val="20"/>
+              </w:rPr>
+              <w:t>Fecha</w:t>
+            </w:r>
+          </w:p>
+        </w:tc>
+        <w:tc>
+          <w:tcPr>
+            <w:tcW w:w="1283" w:type="pct"/>
+          </w:tcPr>
+          <w:p>
+            <w:pPr>
+              <w:spacing w:line="259" w:lineRule="auto"/>
+              <w:rPr>
+                <w:sz w:val="20"/>
+                <w:szCs w:val="20"/>
+              </w:rPr>
+            </w:pPr>
+            <w:r>
+              <w:rPr>
+                <w:sz w:val="20"/>
+                <w:szCs w:val="20"/>
+              </w:rPr>
+              <w:t>M, L</w:t>
+            </w:r>
+          </w:p>
+        </w:tc>
+        <w:tc>
+          <w:tcPr>
+            <w:tcW w:w="1897" w:type="pct"/>
+          </w:tcPr>
+          <w:p>
+            <w:pPr>
+              <w:spacing w:line="259" w:lineRule="auto"/>
+              <w:rPr>
+                <w:sz w:val="20"/>
+                <w:szCs w:val="20"/>
+              </w:rPr>
+            </w:pPr>
+          </w:p>
+        </w:tc>
+      </w:tr>
+      <w:tr>
+        <w:trPr>
+          <w:trHeight w:val="300"/>
+        </w:trPr>
+        <w:tc>
+          <w:tcPr>
+            <w:tcW w:w="755" w:type="pct"/>
+            <w:tcMar>
+              <w:top w:w="40" w:type="dxa"/>
+              <w:left w:w="80" w:type="dxa"/>
+              <w:bottom w:w="40" w:type="dxa"/>
+              <w:right w:w="80" w:type="dxa"/>
+            </w:tcMar>
+            <w:vAlign w:val="center"/>
+          </w:tcPr>
+          <w:p>
+            <w:pPr>
+              <w:spacing w:line="259" w:lineRule="auto"/>
+              <w:rPr>
+                <w:sz w:val="20"/>
+                <w:szCs w:val="20"/>
+              </w:rPr>
+            </w:pPr>
+            <w:r>
+              <w:rPr>
+                <w:sz w:val="20"/>
+                <w:szCs w:val="20"/>
+              </w:rPr>
+              <w:t>Tipo de caso</w:t>
+            </w:r>
+          </w:p>
+        </w:tc>
+        <w:tc>
+          <w:tcPr>
+            <w:tcW w:w="1065" w:type="pct"/>
+            <w:tcMar>
+              <w:top w:w="40" w:type="dxa"/>
+              <w:left w:w="80" w:type="dxa"/>
+              <w:bottom w:w="40" w:type="dxa"/>
+              <w:right w:w="80" w:type="dxa"/>
+            </w:tcMar>
+            <w:vAlign w:val="center"/>
+          </w:tcPr>
+          <w:p>
+            <w:pPr>
+              <w:spacing w:line="259" w:lineRule="auto"/>
+              <w:rPr>
+                <w:sz w:val="20"/>
+                <w:szCs w:val="20"/>
+              </w:rPr>
+            </w:pPr>
+            <w:r>
+              <w:rPr>
+                <w:sz w:val="20"/>
+                <w:szCs w:val="20"/>
+              </w:rPr>
+              <w:t>Texto</w:t>
+            </w:r>
+          </w:p>
+        </w:tc>
+        <w:tc>
+          <w:tcPr>
+            <w:tcW w:w="1283" w:type="pct"/>
+          </w:tcPr>
+          <w:p>
+            <w:pPr>
+              <w:spacing w:line="259" w:lineRule="auto"/>
+              <w:rPr>
+                <w:sz w:val="20"/>
+                <w:szCs w:val="20"/>
+              </w:rPr>
+            </w:pPr>
+            <w:r>
+              <w:rPr>
+                <w:sz w:val="20"/>
+                <w:szCs w:val="20"/>
+              </w:rPr>
+              <w:t>M, L</w:t>
+            </w:r>
+          </w:p>
+        </w:tc>
+        <w:tc>
+          <w:tcPr>
+            <w:tcW w:w="1897" w:type="pct"/>
+          </w:tcPr>
+          <w:p>
+            <w:pPr>
+              <w:spacing w:line="259" w:lineRule="auto"/>
+              <w:rPr>
+                <w:sz w:val="20"/>
+                <w:szCs w:val="20"/>
+              </w:rPr>
+            </w:pPr>
+          </w:p>
+        </w:tc>
+      </w:tr>
+      <w:tr>
+        <w:trPr>
+          <w:trHeight w:val="300"/>
+        </w:trPr>
+        <w:tc>
+          <w:tcPr>
+            <w:tcW w:w="755" w:type="pct"/>
+            <w:tcMar>
+              <w:top w:w="40" w:type="dxa"/>
+              <w:left w:w="80" w:type="dxa"/>
+              <w:bottom w:w="40" w:type="dxa"/>
+              <w:right w:w="80" w:type="dxa"/>
+            </w:tcMar>
+            <w:vAlign w:val="center"/>
+          </w:tcPr>
+          <w:p>
+            <w:pPr>
+              <w:spacing w:line="259" w:lineRule="auto"/>
+              <w:rPr>
+                <w:sz w:val="20"/>
+                <w:szCs w:val="20"/>
+              </w:rPr>
+            </w:pPr>
+            <w:r>
+              <w:rPr>
+                <w:sz w:val="20"/>
+                <w:szCs w:val="20"/>
+              </w:rPr>
+              <w:t>Categoría</w:t>
+            </w:r>
+          </w:p>
+        </w:tc>
+        <w:tc>
+          <w:tcPr>
+            <w:tcW w:w="1065" w:type="pct"/>
+            <w:tcMar>
+              <w:top w:w="40" w:type="dxa"/>
+              <w:left w:w="80" w:type="dxa"/>
+              <w:bottom w:w="40" w:type="dxa"/>
+              <w:right w:w="80" w:type="dxa"/>
+            </w:tcMar>
+            <w:vAlign w:val="center"/>
+          </w:tcPr>
+          <w:p>
+            <w:pPr>
+              <w:spacing w:line="259" w:lineRule="auto"/>
+              <w:rPr>
+                <w:sz w:val="20"/>
+                <w:szCs w:val="20"/>
+              </w:rPr>
+            </w:pPr>
+            <w:r>
+              <w:rPr>
+                <w:sz w:val="20"/>
+                <w:szCs w:val="20"/>
+              </w:rPr>
+              <w:t>Texto</w:t>
+            </w:r>
+          </w:p>
+        </w:tc>
+        <w:tc>
+          <w:tcPr>
+            <w:tcW w:w="1283" w:type="pct"/>
+          </w:tcPr>
+          <w:p>
+            <w:pPr>
+              <w:spacing w:line="259" w:lineRule="auto"/>
+              <w:rPr>
+                <w:sz w:val="20"/>
+                <w:szCs w:val="20"/>
+              </w:rPr>
+            </w:pPr>
+            <w:r>
+              <w:rPr>
+                <w:sz w:val="20"/>
+                <w:szCs w:val="20"/>
+              </w:rPr>
+              <w:t>M, L</w:t>
+            </w:r>
+          </w:p>
+        </w:tc>
+        <w:tc>
+          <w:tcPr>
+            <w:tcW w:w="1897" w:type="pct"/>
+          </w:tcPr>
+          <w:p>
+            <w:pPr>
+              <w:spacing w:line="259" w:lineRule="auto"/>
+              <w:rPr>
+                <w:sz w:val="20"/>
+                <w:szCs w:val="20"/>
+              </w:rPr>
+            </w:pPr>
+          </w:p>
+        </w:tc>
+      </w:tr>
+      <w:tr>
+        <w:trPr>
+          <w:trHeight w:val="300"/>
+        </w:trPr>
+        <w:tc>
+          <w:tcPr>
+            <w:tcW w:w="755" w:type="pct"/>
+            <w:tcMar>
+              <w:top w:w="40" w:type="dxa"/>
+              <w:left w:w="80" w:type="dxa"/>
+              <w:bottom w:w="40" w:type="dxa"/>
+              <w:right w:w="80" w:type="dxa"/>
+            </w:tcMar>
+            <w:vAlign w:val="center"/>
+          </w:tcPr>
+          <w:p>
+            <w:pPr>
+              <w:spacing w:line="259" w:lineRule="auto"/>
+              <w:rPr>
+                <w:sz w:val="20"/>
+                <w:szCs w:val="20"/>
+              </w:rPr>
+            </w:pPr>
+            <w:r>
+              <w:rPr>
+                <w:sz w:val="20"/>
+                <w:szCs w:val="20"/>
+              </w:rPr>
+              <w:t>Descripción del caso</w:t>
+            </w:r>
+          </w:p>
+        </w:tc>
+        <w:tc>
+          <w:tcPr>
+            <w:tcW w:w="1065" w:type="pct"/>
+            <w:tcMar>
+              <w:top w:w="40" w:type="dxa"/>
+              <w:left w:w="80" w:type="dxa"/>
+              <w:bottom w:w="40" w:type="dxa"/>
+              <w:right w:w="80" w:type="dxa"/>
+            </w:tcMar>
+            <w:vAlign w:val="center"/>
+          </w:tcPr>
+          <w:p>
+            <w:pPr>
+              <w:spacing w:line="259" w:lineRule="auto"/>
+              <w:rPr>
+                <w:sz w:val="20"/>
+                <w:szCs w:val="20"/>
+              </w:rPr>
+            </w:pPr>
+            <w:r>
+              <w:rPr>
+                <w:sz w:val="20"/>
+                <w:szCs w:val="20"/>
+              </w:rPr>
+              <w:t>Texto</w:t>
+            </w:r>
+          </w:p>
+        </w:tc>
+        <w:tc>
+          <w:tcPr>
+            <w:tcW w:w="1283" w:type="pct"/>
+          </w:tcPr>
+          <w:p>
+            <w:pPr>
+              <w:spacing w:line="259" w:lineRule="auto"/>
+              <w:rPr>
+                <w:sz w:val="20"/>
+                <w:szCs w:val="20"/>
+              </w:rPr>
+            </w:pPr>
+            <w:r>
+              <w:rPr>
+                <w:sz w:val="20"/>
+                <w:szCs w:val="20"/>
+              </w:rPr>
+              <w:t>M, L</w:t>
+            </w:r>
+          </w:p>
+        </w:tc>
+        <w:tc>
+          <w:tcPr>
+            <w:tcW w:w="1897" w:type="pct"/>
+          </w:tcPr>
+          <w:p>
+            <w:pPr>
+              <w:spacing w:line="259" w:lineRule="auto"/>
+              <w:rPr>
+                <w:sz w:val="20"/>
+                <w:szCs w:val="20"/>
+              </w:rPr>
+            </w:pPr>
+          </w:p>
+        </w:tc>
+      </w:tr>
+      <w:tr>
+        <w:trPr>
+          <w:trHeight w:val="300"/>
+        </w:trPr>
+        <w:tc>
+          <w:tcPr>
+            <w:tcW w:w="755" w:type="pct"/>
+            <w:tcMar>
+              <w:top w:w="40" w:type="dxa"/>
+              <w:left w:w="80" w:type="dxa"/>
+              <w:bottom w:w="40" w:type="dxa"/>
+              <w:right w:w="80" w:type="dxa"/>
+            </w:tcMar>
+            <w:vAlign w:val="center"/>
+          </w:tcPr>
+          <w:p>
+            <w:pPr>
+              <w:spacing w:line="259" w:lineRule="auto"/>
+              <w:rPr>
+                <w:sz w:val="20"/>
+                <w:szCs w:val="20"/>
+              </w:rPr>
+            </w:pPr>
+            <w:r>
+              <w:rPr>
+                <w:sz w:val="20"/>
+                <w:szCs w:val="20"/>
+              </w:rPr>
+              <w:t>Dirección</w:t>
+            </w:r>
+          </w:p>
+        </w:tc>
+        <w:tc>
+          <w:tcPr>
+            <w:tcW w:w="1065" w:type="pct"/>
+            <w:tcMar>
+              <w:top w:w="40" w:type="dxa"/>
+              <w:left w:w="80" w:type="dxa"/>
+              <w:bottom w:w="40" w:type="dxa"/>
+              <w:right w:w="80" w:type="dxa"/>
+            </w:tcMar>
+            <w:vAlign w:val="center"/>
+          </w:tcPr>
+          <w:p>
+            <w:pPr>
+              <w:spacing w:line="259" w:lineRule="auto"/>
+              <w:rPr>
+                <w:sz w:val="20"/>
+                <w:szCs w:val="20"/>
+              </w:rPr>
+            </w:pPr>
+            <w:r>
+              <w:rPr>
+                <w:sz w:val="20"/>
+                <w:szCs w:val="20"/>
+              </w:rPr>
+              <w:t>Texto</w:t>
+            </w:r>
+          </w:p>
+        </w:tc>
+        <w:tc>
+          <w:tcPr>
+            <w:tcW w:w="1283" w:type="pct"/>
+          </w:tcPr>
+          <w:p>
+            <w:pPr>
+              <w:spacing w:line="259" w:lineRule="auto"/>
+              <w:rPr>
+                <w:sz w:val="20"/>
+                <w:szCs w:val="20"/>
+              </w:rPr>
+            </w:pPr>
+            <w:r>
+              <w:rPr>
+                <w:sz w:val="20"/>
+                <w:szCs w:val="20"/>
+              </w:rPr>
+              <w:t>M, L</w:t>
+            </w:r>
+          </w:p>
+        </w:tc>
+        <w:tc>
+          <w:tcPr>
+            <w:tcW w:w="1897" w:type="pct"/>
+          </w:tcPr>
+          <w:p>
+            <w:pPr>
+              <w:spacing w:line="259" w:lineRule="auto"/>
+              <w:rPr>
+                <w:sz w:val="20"/>
+                <w:szCs w:val="20"/>
+              </w:rPr>
+            </w:pPr>
+          </w:p>
+        </w:tc>
+      </w:tr>
+      <w:tr>
+        <w:trPr>
+          <w:trHeight w:val="300"/>
+        </w:trPr>
+        <w:tc>
+          <w:tcPr>
+            <w:tcW w:w="755" w:type="pct"/>
+            <w:tcMar>
+              <w:top w:w="40" w:type="dxa"/>
+              <w:left w:w="80" w:type="dxa"/>
+              <w:bottom w:w="40" w:type="dxa"/>
+              <w:right w:w="80" w:type="dxa"/>
+            </w:tcMar>
+            <w:vAlign w:val="center"/>
+          </w:tcPr>
+          <w:p>
+            <w:pPr>
+              <w:spacing w:line="259" w:lineRule="auto"/>
+              <w:rPr>
+                <w:sz w:val="20"/>
+                <w:szCs w:val="20"/>
+              </w:rPr>
+            </w:pPr>
+            <w:r>
+              <w:rPr>
+                <w:sz w:val="20"/>
+                <w:szCs w:val="20"/>
+              </w:rPr>
+              <w:t>Evidencia</w:t>
+            </w:r>
+          </w:p>
+        </w:tc>
+        <w:tc>
+          <w:tcPr>
+            <w:tcW w:w="1065" w:type="pct"/>
+            <w:tcMar>
+              <w:top w:w="40" w:type="dxa"/>
+              <w:left w:w="80" w:type="dxa"/>
+              <w:bottom w:w="40" w:type="dxa"/>
+              <w:right w:w="80" w:type="dxa"/>
+            </w:tcMar>
+            <w:vAlign w:val="center"/>
+          </w:tcPr>
+          <w:p>
+            <w:pPr>
+              <w:spacing w:line="259" w:lineRule="auto"/>
+              <w:rPr>
+                <w:sz w:val="20"/>
+                <w:szCs w:val="20"/>
+              </w:rPr>
+            </w:pPr>
+            <w:r>
+              <w:rPr>
+                <w:sz w:val="20"/>
+                <w:szCs w:val="20"/>
+              </w:rPr>
+              <w:t>Botón</w:t>
+            </w:r>
+          </w:p>
+        </w:tc>
+        <w:tc>
+          <w:tcPr>
+            <w:tcW w:w="1283" w:type="pct"/>
+          </w:tcPr>
+          <w:p>
+            <w:pPr>
+              <w:spacing w:line="259" w:lineRule="auto"/>
+              <w:rPr>
+                <w:sz w:val="20"/>
+                <w:szCs w:val="20"/>
+              </w:rPr>
+            </w:pPr>
+            <w:r>
+              <w:rPr>
+                <w:sz w:val="20"/>
+                <w:szCs w:val="20"/>
+              </w:rPr>
+              <w:t>M</w:t>
+            </w:r>
+          </w:p>
+        </w:tc>
+        <w:tc>
+          <w:tcPr>
+            <w:tcW w:w="1897" w:type="pct"/>
+          </w:tcPr>
+          <w:p>
+            <w:pPr>
+              <w:spacing w:line="259" w:lineRule="auto"/>
+              <w:rPr>
+                <w:sz w:val="20"/>
+                <w:szCs w:val="20"/>
+              </w:rPr>
+            </w:pPr>
+            <w:r>
+              <w:rPr>
+                <w:sz w:val="20"/>
+                <w:szCs w:val="20"/>
+              </w:rPr>
+              <w:t>Botón para ver archivo.</w:t>
+            </w:r>
+          </w:p>
+          <w:p>
+            <w:pPr>
+              <w:spacing w:line="259" w:lineRule="auto"/>
+              <w:rPr>
+                <w:sz w:val="20"/>
+                <w:szCs w:val="20"/>
+              </w:rPr>
+            </w:pPr>
+            <w:r>
+              <w:rPr>
+                <w:sz w:val="20"/>
+                <w:szCs w:val="20"/>
+              </w:rPr>
+              <w:t>Inicia como desactivado.</w:t>
+            </w:r>
+          </w:p>
+          <w:p>
+            <w:pPr>
+              <w:spacing w:line="259" w:lineRule="auto"/>
+              <w:rPr>
+                <w:sz w:val="20"/>
+                <w:szCs w:val="20"/>
+              </w:rPr>
+            </w:pPr>
+            <w:r>
+              <w:rPr>
+                <w:sz w:val="20"/>
+                <w:szCs w:val="20"/>
+              </w:rPr>
+              <w:t>Se activa solo si el caso tiene documento adjunto y permite abrir el archivo.</w:t>
+            </w:r>
           </w:p>
         </w:tc>
       </w:tr>
@@ -12073,6 +13805,7 @@
                 <w:sz w:val="20"/>
                 <w:szCs w:val="20"/>
               </w:rPr>
+              <w:lastRenderedPageBreak/>
               <w:t>Código de actividad</w:t>
             </w:r>
           </w:p>
@@ -13110,7 +14843,6 @@
         <w:tc>
           <w:tcPr>
             <w:tcW w:w="4322" w:type="dxa"/>
-            <w:shd w:val="clear" w:color="auto" w:fill="auto"/>
           </w:tcPr>
           <w:p>
             <w:pPr>
@@ -13139,7 +14871,6 @@
         <w:tc>
           <w:tcPr>
             <w:tcW w:w="4322" w:type="dxa"/>
-            <w:shd w:val="clear" w:color="auto" w:fill="auto"/>
           </w:tcPr>
           <w:p>
             <w:pPr>
@@ -13168,7 +14899,6 @@
         <w:tc>
           <w:tcPr>
             <w:tcW w:w="4322" w:type="dxa"/>
-            <w:shd w:val="clear" w:color="auto" w:fill="auto"/>
           </w:tcPr>
           <w:p>
             <w:pPr>
@@ -13195,7 +14925,6 @@
         <w:tc>
           <w:tcPr>
             <w:tcW w:w="4322" w:type="dxa"/>
-            <w:shd w:val="clear" w:color="auto" w:fill="auto"/>
           </w:tcPr>
           <w:p>
             <w:pPr>
@@ -13287,7 +15016,6 @@
         <w:tc>
           <w:tcPr>
             <w:tcW w:w="4322" w:type="dxa"/>
-            <w:shd w:val="clear" w:color="auto" w:fill="auto"/>
           </w:tcPr>
           <w:p>
             <w:pPr>
@@ -13314,7 +15042,6 @@
         <w:tc>
           <w:tcPr>
             <w:tcW w:w="4322" w:type="dxa"/>
-            <w:shd w:val="clear" w:color="auto" w:fill="auto"/>
           </w:tcPr>
           <w:p>
             <w:pPr>
@@ -13335,17 +15062,7 @@
                 <w:szCs w:val="20"/>
                 <w:shd w:val="clear" w:color="auto" w:fill="FFFFFF"/>
               </w:rPr>
-              <w:t xml:space="preserve">Su caso fue registrado exitosamente. Su código </w:t>
-            </w:r>
-            <w:r>
-              <w:rPr>
-                <w:color w:val="222222"/>
-                <w:sz w:val="20"/>
-                <w:szCs w:val="20"/>
-                <w:shd w:val="clear" w:color="auto" w:fill="FFFFFF"/>
-              </w:rPr>
-              <w:lastRenderedPageBreak/>
-              <w:t>de seguimiento es: CÓDIGO DE SEGUIMIENTO.</w:t>
+              <w:t>Su caso fue registrado exitosamente. Su código de seguimiento es: CÓDIGO DE SEGUIMIENTO.</w:t>
             </w:r>
           </w:p>
         </w:tc>
@@ -13371,7 +15088,6 @@
           <w:sz w:val="20"/>
           <w:szCs w:val="20"/>
         </w:rPr>
-        <w:lastRenderedPageBreak/>
         <w:t>RN21 Campos de Formulario Bandeja Supervisor</w:t>
       </w:r>
     </w:p>
@@ -13681,6 +15397,7 @@
                 <w:sz w:val="20"/>
                 <w:szCs w:val="20"/>
               </w:rPr>
+              <w:lastRenderedPageBreak/>
               <w:t>Fecha de ingreso</w:t>
             </w:r>
           </w:p>
@@ -15425,7 +17142,6 @@
                 <w:sz w:val="20"/>
                 <w:szCs w:val="20"/>
               </w:rPr>
-              <w:lastRenderedPageBreak/>
               <w:t>Cada botón inicia como desactivado y se activa solo si el documento existe.</w:t>
             </w:r>
           </w:p>
@@ -15452,7 +17168,6 @@
           <w:sz w:val="20"/>
           <w:szCs w:val="20"/>
         </w:rPr>
-        <w:lastRenderedPageBreak/>
         <w:t>RN23 Campos de Formulario Devolución de Caso</w:t>
       </w:r>
     </w:p>
@@ -15759,6 +17474,7 @@
           <w:sz w:val="20"/>
           <w:szCs w:val="20"/>
         </w:rPr>
+        <w:lastRenderedPageBreak/>
         <w:t>RN24 Campos de Formulario Bandeja Jefaturas</w:t>
       </w:r>
     </w:p>
@@ -17445,7 +19161,6 @@
                 <w:sz w:val="20"/>
                 <w:szCs w:val="20"/>
               </w:rPr>
-              <w:lastRenderedPageBreak/>
               <w:t>Documentos</w:t>
             </w:r>
           </w:p>
@@ -17768,6 +19483,7 @@
                 <w:sz w:val="20"/>
                 <w:szCs w:val="20"/>
               </w:rPr>
+              <w:lastRenderedPageBreak/>
               <w:t>CUI</w:t>
             </w:r>
           </w:p>
@@ -18989,7 +20705,6 @@
                 <w:sz w:val="20"/>
                 <w:szCs w:val="20"/>
               </w:rPr>
-              <w:lastRenderedPageBreak/>
               <w:t>En la edición se muestra como solo lectura.</w:t>
             </w:r>
           </w:p>
@@ -19019,7 +20734,6 @@
                 <w:sz w:val="20"/>
                 <w:szCs w:val="20"/>
               </w:rPr>
-              <w:lastRenderedPageBreak/>
               <w:t>Nombre</w:t>
             </w:r>
           </w:p>
@@ -19527,6 +21241,7 @@
                 <w:sz w:val="20"/>
                 <w:szCs w:val="20"/>
               </w:rPr>
+              <w:lastRenderedPageBreak/>
               <w:t>Estado</w:t>
             </w:r>
           </w:p>
@@ -20137,7 +21852,6 @@
             <w:pPr>
               <w:spacing w:line="259" w:lineRule="auto"/>
             </w:pPr>
-            <w:proofErr w:type="spellStart"/>
             <w:r>
               <w:rPr>
                 <w:sz w:val="20"/>
@@ -20145,7 +21859,6 @@
               </w:rPr>
               <w:t>Check</w:t>
             </w:r>
-            <w:proofErr w:type="spellEnd"/>
           </w:p>
         </w:tc>
         <w:tc>
@@ -20234,7 +21947,6 @@
             <w:pPr>
               <w:spacing w:line="259" w:lineRule="auto"/>
             </w:pPr>
-            <w:proofErr w:type="spellStart"/>
             <w:r>
               <w:rPr>
                 <w:sz w:val="20"/>
@@ -20242,7 +21954,6 @@
               </w:rPr>
               <w:t>Check</w:t>
             </w:r>
-            <w:proofErr w:type="spellEnd"/>
           </w:p>
         </w:tc>
         <w:tc>
@@ -21014,7 +22725,6 @@
                 <w:sz w:val="20"/>
                 <w:szCs w:val="20"/>
               </w:rPr>
-              <w:lastRenderedPageBreak/>
               <w:t>Departamento</w:t>
             </w:r>
           </w:p>
@@ -21511,6 +23221,7 @@
                 <w:sz w:val="20"/>
                 <w:szCs w:val="20"/>
               </w:rPr>
+              <w:lastRenderedPageBreak/>
               <w:t>Nueva contraseña</w:t>
             </w:r>
           </w:p>
@@ -22924,7 +24635,6 @@
                 <w:sz w:val="20"/>
                 <w:szCs w:val="20"/>
               </w:rPr>
-              <w:lastRenderedPageBreak/>
               <w:t>Desde</w:t>
             </w:r>
           </w:p>
@@ -23621,6 +25331,7 @@
           <w:sz w:val="20"/>
           <w:szCs w:val="20"/>
         </w:rPr>
+        <w:lastRenderedPageBreak/>
         <w:t>RN33 Campos de Formulario Trazabilidad del Caso</w:t>
       </w:r>
     </w:p>
@@ -25125,7 +26836,6 @@
                 <w:sz w:val="20"/>
                 <w:szCs w:val="20"/>
               </w:rPr>
-              <w:lastRenderedPageBreak/>
               <w:t>Exportar</w:t>
             </w:r>
           </w:p>
@@ -25552,6 +27262,7 @@
                 <w:sz w:val="20"/>
                 <w:szCs w:val="20"/>
               </w:rPr>
+              <w:lastRenderedPageBreak/>
               <w:t>Rechazo del caso</w:t>
             </w:r>
           </w:p>
@@ -26485,15 +28196,7 @@
                 <w:sz w:val="20"/>
                 <w:szCs w:val="20"/>
               </w:rPr>
-              <w:t xml:space="preserve">Documentos </w:t>
-            </w:r>
-            <w:r>
-              <w:rPr>
-                <w:sz w:val="20"/>
-                <w:szCs w:val="20"/>
-              </w:rPr>
-              <w:lastRenderedPageBreak/>
-              <w:t>del expediente</w:t>
+              <w:t>Documentos del expediente</w:t>
             </w:r>
           </w:p>
         </w:tc>
@@ -26517,7 +28220,6 @@
                 <w:sz w:val="20"/>
                 <w:szCs w:val="20"/>
               </w:rPr>
-              <w:lastRenderedPageBreak/>
               <w:t>Botón</w:t>
             </w:r>
           </w:p>
@@ -26560,15 +28262,7 @@
                 <w:sz w:val="20"/>
                 <w:szCs w:val="20"/>
               </w:rPr>
-              <w:t xml:space="preserve">Botones para ver la evidencia del </w:t>
-            </w:r>
-            <w:r>
-              <w:rPr>
-                <w:sz w:val="20"/>
-                <w:szCs w:val="20"/>
-              </w:rPr>
-              <w:lastRenderedPageBreak/>
-              <w:t>ciudadano, el informe de revisión inicial, el soporte de atención, el reporte de atención, el reporte de supervisión y el oficio de resolución.</w:t>
+              <w:t>Botones para ver la evidencia del ciudadano, el informe de revisión inicial, el soporte de atención, el reporte de atención, el reporte de supervisión y el oficio de resolución.</w:t>
             </w:r>
           </w:p>
           <w:p>
@@ -26613,7 +28307,6 @@
                 <w:sz w:val="20"/>
                 <w:szCs w:val="20"/>
               </w:rPr>
-              <w:lastRenderedPageBreak/>
               <w:t>Historial de cambios</w:t>
             </w:r>
           </w:p>
@@ -26760,7 +28453,7 @@
       </w:pPr>
       <w:r>
         <w:rPr>
-          <w:rStyle w:val="Strong"/>
+          <w:rStyle w:val="Fuerte"/>
           <w:color w:val="000000"/>
         </w:rPr>
         <w:t>Queja.</w:t>
@@ -26785,7 +28478,7 @@
       </w:pPr>
       <w:r>
         <w:rPr>
-          <w:rStyle w:val="Strong"/>
+          <w:rStyle w:val="Fuerte"/>
           <w:color w:val="000000"/>
         </w:rPr>
         <w:t>Reclamo.</w:t>
@@ -26810,9 +28503,10 @@
       </w:pPr>
       <w:r>
         <w:rPr>
-          <w:rStyle w:val="Strong"/>
+          <w:rStyle w:val="Fuerte"/>
           <w:color w:val="000000"/>
         </w:rPr>
+        <w:lastRenderedPageBreak/>
         <w:t>Denuncia.</w:t>
       </w:r>
       <w:r>
@@ -26835,7 +28529,7 @@
       </w:pPr>
       <w:r>
         <w:rPr>
-          <w:rStyle w:val="Strong"/>
+          <w:rStyle w:val="Fuerte"/>
           <w:color w:val="000000"/>
         </w:rPr>
         <w:t>Sugerencia.</w:t>
@@ -27586,15 +29280,7 @@
                 <w:sz w:val="20"/>
                 <w:szCs w:val="20"/>
               </w:rPr>
-              <w:t xml:space="preserve">Se muestra únicamente cuando el nuevo estado es distinto de Activo y el usuario todavía tiene casos a su cargo, aunque ya no le cuenten como </w:t>
-            </w:r>
-            <w:r>
-              <w:rPr>
-                <w:sz w:val="20"/>
-                <w:szCs w:val="20"/>
-              </w:rPr>
-              <w:lastRenderedPageBreak/>
-              <w:t>casos activos. Solo el Técnico tiene casos a su cargo: las demás bandejas son compartidas por rol y ningún caso depende de un usuario en particular.</w:t>
+              <w:t>Se muestra únicamente cuando el nuevo estado es distinto de Activo y el usuario todavía tiene casos a su cargo, aunque ya no le cuenten como casos activos. Solo el Técnico tiene casos a su cargo: las demás bandejas son compartidas por rol y ningún caso depende de un usuario en particular.</w:t>
             </w:r>
           </w:p>
           <w:p>
@@ -27671,74 +29357,81 @@
                 <w:sz w:val="20"/>
                 <w:szCs w:val="20"/>
               </w:rPr>
+              <w:t>Acción</w:t>
+            </w:r>
+          </w:p>
+        </w:tc>
+        <w:tc>
+          <w:tcPr>
+            <w:tcW w:w="1065" w:type="pct"/>
+            <w:tcMar>
+              <w:top w:w="40" w:type="dxa"/>
+              <w:left w:w="80" w:type="dxa"/>
+              <w:bottom w:w="40" w:type="dxa"/>
+              <w:right w:w="80" w:type="dxa"/>
+            </w:tcMar>
+            <w:vAlign w:val="center"/>
+          </w:tcPr>
+          <w:p>
+            <w:pPr>
+              <w:spacing w:line="259" w:lineRule="auto"/>
+            </w:pPr>
+            <w:r>
+              <w:rPr>
+                <w:sz w:val="20"/>
+                <w:szCs w:val="20"/>
+              </w:rPr>
+              <w:t>Botón</w:t>
+            </w:r>
+          </w:p>
+        </w:tc>
+        <w:tc>
+          <w:tcPr>
+            <w:tcW w:w="1283" w:type="pct"/>
+          </w:tcPr>
+          <w:p>
+            <w:pPr>
+              <w:spacing w:line="259" w:lineRule="auto"/>
+              <w:rPr>
+                <w:sz w:val="20"/>
+                <w:szCs w:val="20"/>
+              </w:rPr>
+            </w:pPr>
+            <w:r>
+              <w:rPr>
+                <w:sz w:val="20"/>
+                <w:szCs w:val="20"/>
+              </w:rPr>
+              <w:t>M</w:t>
+            </w:r>
+          </w:p>
+        </w:tc>
+        <w:tc>
+          <w:tcPr>
+            <w:tcW w:w="1897" w:type="pct"/>
+          </w:tcPr>
+          <w:p>
+            <w:pPr>
+              <w:spacing w:line="259" w:lineRule="auto"/>
+              <w:rPr>
+                <w:sz w:val="20"/>
+                <w:szCs w:val="20"/>
+              </w:rPr>
+            </w:pPr>
+            <w:r>
+              <w:rPr>
+                <w:sz w:val="20"/>
+                <w:szCs w:val="20"/>
+              </w:rPr>
+              <w:t xml:space="preserve">Botón “Guardar”, que cambia a “Reasignar y continuar” cuando hay </w:t>
+            </w:r>
+            <w:r>
+              <w:rPr>
+                <w:sz w:val="20"/>
+                <w:szCs w:val="20"/>
+              </w:rPr>
               <w:lastRenderedPageBreak/>
-              <w:t>Acción</w:t>
-            </w:r>
-          </w:p>
-        </w:tc>
-        <w:tc>
-          <w:tcPr>
-            <w:tcW w:w="1065" w:type="pct"/>
-            <w:tcMar>
-              <w:top w:w="40" w:type="dxa"/>
-              <w:left w:w="80" w:type="dxa"/>
-              <w:bottom w:w="40" w:type="dxa"/>
-              <w:right w:w="80" w:type="dxa"/>
-            </w:tcMar>
-            <w:vAlign w:val="center"/>
-          </w:tcPr>
-          <w:p>
-            <w:pPr>
-              <w:spacing w:line="259" w:lineRule="auto"/>
-            </w:pPr>
-            <w:r>
-              <w:rPr>
-                <w:sz w:val="20"/>
-                <w:szCs w:val="20"/>
-              </w:rPr>
-              <w:t>Botón</w:t>
-            </w:r>
-          </w:p>
-        </w:tc>
-        <w:tc>
-          <w:tcPr>
-            <w:tcW w:w="1283" w:type="pct"/>
-          </w:tcPr>
-          <w:p>
-            <w:pPr>
-              <w:spacing w:line="259" w:lineRule="auto"/>
-              <w:rPr>
-                <w:sz w:val="20"/>
-                <w:szCs w:val="20"/>
-              </w:rPr>
-            </w:pPr>
-            <w:r>
-              <w:rPr>
-                <w:sz w:val="20"/>
-                <w:szCs w:val="20"/>
-              </w:rPr>
-              <w:t>M</w:t>
-            </w:r>
-          </w:p>
-        </w:tc>
-        <w:tc>
-          <w:tcPr>
-            <w:tcW w:w="1897" w:type="pct"/>
-          </w:tcPr>
-          <w:p>
-            <w:pPr>
-              <w:spacing w:line="259" w:lineRule="auto"/>
-              <w:rPr>
-                <w:sz w:val="20"/>
-                <w:szCs w:val="20"/>
-              </w:rPr>
-            </w:pPr>
-            <w:r>
-              <w:rPr>
-                <w:sz w:val="20"/>
-                <w:szCs w:val="20"/>
-              </w:rPr>
-              <w:t>Botón “Guardar”, que cambia a “Reasignar y continuar” cuando hay casos pendientes por reasignar, y botón “Cancelar”.</w:t>
+              <w:t>casos pendientes por reasignar, y botón “Cancelar”.</w:t>
             </w:r>
           </w:p>
         </w:tc>
@@ -28269,6 +29962,13 @@
                 <w:szCs w:val="20"/>
               </w:rPr>
             </w:pPr>
+            <w:r>
+              <w:rPr>
+                <w:sz w:val="20"/>
+                <w:szCs w:val="20"/>
+              </w:rPr>
+              <w:t>La actividad fue registrada correctamente.</w:t>
+            </w:r>
           </w:p>
         </w:tc>
       </w:tr>
@@ -28915,7 +30615,6 @@
                 <w:szCs w:val="20"/>
                 <w:highlight w:val="green"/>
               </w:rPr>
-              <w:lastRenderedPageBreak/>
               <w:t>1</w:t>
             </w:r>
           </w:p>
@@ -29575,6 +31274,7 @@
                 <w:sz w:val="20"/>
                 <w:szCs w:val="20"/>
               </w:rPr>
+              <w:lastRenderedPageBreak/>
               <w:t>12</w:t>
             </w:r>
           </w:p>
@@ -31378,7 +33078,6 @@
                 <w:sz w:val="20"/>
                 <w:szCs w:val="20"/>
               </w:rPr>
-              <w:lastRenderedPageBreak/>
               <w:t>44</w:t>
             </w:r>
           </w:p>
@@ -31838,6 +33537,7 @@
                 <w:sz w:val="20"/>
                 <w:szCs w:val="20"/>
               </w:rPr>
+              <w:lastRenderedPageBreak/>
               <w:t>Visión</w:t>
             </w:r>
           </w:p>
@@ -32623,7 +34323,6 @@
                 <w:sz w:val="20"/>
                 <w:szCs w:val="20"/>
               </w:rPr>
-              <w:lastRenderedPageBreak/>
               <w:t>categoriaProblema</w:t>
             </w:r>
             <w:proofErr w:type="spellEnd"/>
@@ -33128,6 +34827,7 @@
                 <w:sz w:val="20"/>
                 <w:szCs w:val="20"/>
               </w:rPr>
+              <w:lastRenderedPageBreak/>
               <w:t>MUNICIPALIDAD DE GRANADOS, B.V.</w:t>
             </w:r>
           </w:p>
@@ -33997,7 +35697,6 @@
                 <w:sz w:val="20"/>
                 <w:szCs w:val="20"/>
               </w:rPr>
-              <w:lastRenderedPageBreak/>
               <w:t>resultadoSupervision</w:t>
             </w:r>
             <w:proofErr w:type="spellEnd"/>
@@ -34023,7 +35722,6 @@
                 <w:sz w:val="20"/>
                 <w:szCs w:val="20"/>
               </w:rPr>
-              <w:lastRenderedPageBreak/>
               <w:t>Campo</w:t>
             </w:r>
           </w:p>
@@ -34399,6 +36097,7 @@
                 <w:sz w:val="20"/>
                 <w:szCs w:val="20"/>
               </w:rPr>
+              <w:lastRenderedPageBreak/>
               <w:t>Sistema de Quejas, Reclamos, Denuncias y Sugerencias</w:t>
             </w:r>
           </w:p>
@@ -34863,6 +36562,7 @@
                 <w:sz w:val="20"/>
                 <w:szCs w:val="20"/>
               </w:rPr>
+              <w:lastRenderedPageBreak/>
               <w:t>Campo</w:t>
             </w:r>
           </w:p>
@@ -35545,7 +37245,6 @@
                 <w:sz w:val="20"/>
                 <w:szCs w:val="20"/>
               </w:rPr>
-              <w:lastRenderedPageBreak/>
               <w:t>MUNICIPALIDAD DE GRANADOS, B.V.</w:t>
             </w:r>
           </w:p>
@@ -35732,6 +37431,7 @@
                 <w:sz w:val="20"/>
                 <w:szCs w:val="20"/>
               </w:rPr>
+              <w:lastRenderedPageBreak/>
               <w:t xml:space="preserve">Casos por estado: </w:t>
             </w:r>
             <w:proofErr w:type="spellStart"/>
@@ -35843,6 +37543,7 @@
                 <w:sz w:val="20"/>
                 <w:szCs w:val="20"/>
               </w:rPr>
+              <w:lastRenderedPageBreak/>
               <w:t>Campo</w:t>
             </w:r>
           </w:p>
@@ -36950,7 +38651,6 @@
                 <w:sz w:val="20"/>
                 <w:szCs w:val="20"/>
               </w:rPr>
-              <w:lastRenderedPageBreak/>
               <w:t>nombreCiudadano</w:t>
             </w:r>
             <w:proofErr w:type="spellEnd"/>
@@ -37197,6 +38897,7 @@
               <w:rPr>
                 <w:lang w:val="es-ES_tradnl"/>
               </w:rPr>
+              <w:lastRenderedPageBreak/>
               <w:t> </w:t>
             </w:r>
             <w:r>
@@ -37423,7 +39124,7 @@
 </file>
 
 <file path=word/endnotes.xml><?xml version="1.0" encoding="utf-8"?>
-<w:endnotes xmlns:wpc="http://schemas.microsoft.com/office/word/2010/wordprocessingCanvas" xmlns:cx="http://schemas.microsoft.com/office/drawing/2014/chartex" xmlns:cx1="http://schemas.microsoft.com/office/drawing/2015/9/8/chartex" xmlns:cx2="http://schemas.microsoft.com/office/drawing/2015/10/21/chartex" xmlns:cx3="http://schemas.microsoft.com/office/drawing/2016/5/9/chartex" xmlns:cx4="http://schemas.microsoft.com/office/drawing/2016/5/10/chartex" xmlns:cx5="http://schemas.microsoft.com/office/drawing/2016/5/11/chartex" xmlns:cx6="http://schemas.microsoft.com/office/drawing/2016/5/12/chartex" xmlns:cx7="http://schemas.microsoft.com/office/drawing/2016/5/13/chartex" xmlns:cx8="http://schemas.microsoft.com/office/drawing/2016/5/14/chartex" xmlns:mc="http://schemas.openxmlformats.org/markup-compatibility/2006" xmlns:aink="http://schemas.microsoft.com/office/drawing/2016/ink" xmlns:am3d="http://schemas.microsoft.com/office/drawing/2017/model3d" xmlns:o="urn:schemas-microsoft-com:office:office" xmlns:r="http://schemas.openxmlformats.org/officeDocument/2006/relationships" xmlns:m="http://schemas.openxmlformats.org/officeDocument/2006/math" xmlns:v="urn:schemas-microsoft-com:vml" xmlns:wp14="http://schemas.microsoft.com/office/word/2010/wordprocessingDrawing" xmlns:wp="http://schemas.openxmlformats.org/drawingml/2006/wordprocessingDrawing" xmlns:w10="urn:schemas-microsoft-com:office:word" xmlns:w="http://schemas.openxmlformats.org/wordprocessingml/2006/main" xmlns:w14="http://schemas.microsoft.com/office/word/2010/wordml" xmlns:w15="http://schemas.microsoft.com/office/word/2012/wordml" xmlns:w16cex="http://schemas.microsoft.com/office/word/2018/wordml/cex" xmlns:w16cid="http://schemas.microsoft.com/office/word/2016/wordml/cid" xmlns:w16="http://schemas.microsoft.com/office/word/2018/wordml" xmlns:w16sdtdh="http://schemas.microsoft.com/office/word/2020/wordml/sdtdatahash" xmlns:w16se="http://schemas.microsoft.com/office/word/2015/wordml/symex" xmlns:wpg="http://schemas.microsoft.com/office/word/2010/wordprocessingGroup" xmlns:wpi="http://schemas.microsoft.com/office/word/2010/wordprocessingInk" xmlns:wne="http://schemas.microsoft.com/office/word/2006/wordml" xmlns:wps="http://schemas.microsoft.com/office/word/2010/wordprocessingShape" mc:Ignorable="w14 w15 w16se w16cid w16 w16cex w16sdtdh wp14">
+<w:endnotes xmlns:wpc="http://schemas.microsoft.com/office/word/2010/wordprocessingCanvas" xmlns:cx="http://schemas.microsoft.com/office/drawing/2014/chartex" xmlns:cx1="http://schemas.microsoft.com/office/drawing/2015/9/8/chartex" xmlns:cx2="http://schemas.microsoft.com/office/drawing/2015/10/21/chartex" xmlns:cx3="http://schemas.microsoft.com/office/drawing/2016/5/9/chartex" xmlns:cx4="http://schemas.microsoft.com/office/drawing/2016/5/10/chartex" xmlns:cx5="http://schemas.microsoft.com/office/drawing/2016/5/11/chartex" xmlns:cx6="http://schemas.microsoft.com/office/drawing/2016/5/12/chartex" xmlns:cx7="http://schemas.microsoft.com/office/drawing/2016/5/13/chartex" xmlns:cx8="http://schemas.microsoft.com/office/drawing/2016/5/14/chartex" xmlns:mc="http://schemas.openxmlformats.org/markup-compatibility/2006" xmlns:aink="http://schemas.microsoft.com/office/drawing/2016/ink" xmlns:am3d="http://schemas.microsoft.com/office/drawing/2017/model3d" xmlns:o="urn:schemas-microsoft-com:office:office" xmlns:oel="http://schemas.microsoft.com/office/2019/extlst" xmlns:r="http://schemas.openxmlformats.org/officeDocument/2006/relationships" xmlns:m="http://schemas.openxmlformats.org/officeDocument/2006/math" xmlns:v="urn:schemas-microsoft-com:vml" xmlns:wp14="http://schemas.microsoft.com/office/word/2010/wordprocessingDrawing" xmlns:wp="http://schemas.openxmlformats.org/drawingml/2006/wordprocessingDrawing" xmlns:w10="urn:schemas-microsoft-com:office:word" xmlns:w="http://schemas.openxmlformats.org/wordprocessingml/2006/main" xmlns:w14="http://schemas.microsoft.com/office/word/2010/wordml" xmlns:w15="http://schemas.microsoft.com/office/word/2012/wordml" xmlns:w16cex="http://schemas.microsoft.com/office/word/2018/wordml/cex" xmlns:w16cid="http://schemas.microsoft.com/office/word/2016/wordml/cid" xmlns:w16="http://schemas.microsoft.com/office/word/2018/wordml" xmlns:w16du="http://schemas.microsoft.com/office/word/2023/wordml/word16du" xmlns:w16sdtdh="http://schemas.microsoft.com/office/word/2020/wordml/sdtdatahash" xmlns:w16sdtfl="http://schemas.microsoft.com/office/word/2024/wordml/sdtformatlock" xmlns:w16se="http://schemas.microsoft.com/office/word/2015/wordml/symex" xmlns:wpg="http://schemas.microsoft.com/office/word/2010/wordprocessingGroup" xmlns:wpi="http://schemas.microsoft.com/office/word/2010/wordprocessingInk" xmlns:wne="http://schemas.microsoft.com/office/word/2006/wordml" xmlns:wps="http://schemas.microsoft.com/office/word/2010/wordprocessingShape" mc:Ignorable="w14 w15 w16se w16cid w16 w16cex w16sdtdh w16sdtfl w16du wp14">
   <w:endnote w:type="separator" w:id="-1">
     <w:p>
       <w:r>
@@ -37442,7 +39143,7 @@
 </file>
 
 <file path=word/footnotes.xml><?xml version="1.0" encoding="utf-8"?>
-<w:footnotes xmlns:wpc="http://schemas.microsoft.com/office/word/2010/wordprocessingCanvas" xmlns:cx="http://schemas.microsoft.com/office/drawing/2014/chartex" xmlns:cx1="http://schemas.microsoft.com/office/drawing/2015/9/8/chartex" xmlns:cx2="http://schemas.microsoft.com/office/drawing/2015/10/21/chartex" xmlns:cx3="http://schemas.microsoft.com/office/drawing/2016/5/9/chartex" xmlns:cx4="http://schemas.microsoft.com/office/drawing/2016/5/10/chartex" xmlns:cx5="http://schemas.microsoft.com/office/drawing/2016/5/11/chartex" xmlns:cx6="http://schemas.microsoft.com/office/drawing/2016/5/12/chartex" xmlns:cx7="http://schemas.microsoft.com/office/drawing/2016/5/13/chartex" xmlns:cx8="http://schemas.microsoft.com/office/drawing/2016/5/14/chartex" xmlns:mc="http://schemas.openxmlformats.org/markup-compatibility/2006" xmlns:aink="http://schemas.microsoft.com/office/drawing/2016/ink" xmlns:am3d="http://schemas.microsoft.com/office/drawing/2017/model3d" xmlns:o="urn:schemas-microsoft-com:office:office" xmlns:r="http://schemas.openxmlformats.org/officeDocument/2006/relationships" xmlns:m="http://schemas.openxmlformats.org/officeDocument/2006/math" xmlns:v="urn:schemas-microsoft-com:vml" xmlns:wp14="http://schemas.microsoft.com/office/word/2010/wordprocessingDrawing" xmlns:wp="http://schemas.openxmlformats.org/drawingml/2006/wordprocessingDrawing" xmlns:w10="urn:schemas-microsoft-com:office:word" xmlns:w="http://schemas.openxmlformats.org/wordprocessingml/2006/main" xmlns:w14="http://schemas.microsoft.com/office/word/2010/wordml" xmlns:w15="http://schemas.microsoft.com/office/word/2012/wordml" xmlns:w16cex="http://schemas.microsoft.com/office/word/2018/wordml/cex" xmlns:w16cid="http://schemas.microsoft.com/office/word/2016/wordml/cid" xmlns:w16="http://schemas.microsoft.com/office/word/2018/wordml" xmlns:w16sdtdh="http://schemas.microsoft.com/office/word/2020/wordml/sdtdatahash" xmlns:w16se="http://schemas.microsoft.com/office/word/2015/wordml/symex" xmlns:wpg="http://schemas.microsoft.com/office/word/2010/wordprocessingGroup" xmlns:wpi="http://schemas.microsoft.com/office/word/2010/wordprocessingInk" xmlns:wne="http://schemas.microsoft.com/office/word/2006/wordml" xmlns:wps="http://schemas.microsoft.com/office/word/2010/wordprocessingShape" mc:Ignorable="w14 w15 w16se w16cid w16 w16cex w16sdtdh wp14">
+<w:footnotes xmlns:wpc="http://schemas.microsoft.com/office/word/2010/wordprocessingCanvas" xmlns:cx="http://schemas.microsoft.com/office/drawing/2014/chartex" xmlns:cx1="http://schemas.microsoft.com/office/drawing/2015/9/8/chartex" xmlns:cx2="http://schemas.microsoft.com/office/drawing/2015/10/21/chartex" xmlns:cx3="http://schemas.microsoft.com/office/drawing/2016/5/9/chartex" xmlns:cx4="http://schemas.microsoft.com/office/drawing/2016/5/10/chartex" xmlns:cx5="http://schemas.microsoft.com/office/drawing/2016/5/11/chartex" xmlns:cx6="http://schemas.microsoft.com/office/drawing/2016/5/12/chartex" xmlns:cx7="http://schemas.microsoft.com/office/drawing/2016/5/13/chartex" xmlns:cx8="http://schemas.microsoft.com/office/drawing/2016/5/14/chartex" xmlns:mc="http://schemas.openxmlformats.org/markup-compatibility/2006" xmlns:aink="http://schemas.microsoft.com/office/drawing/2016/ink" xmlns:am3d="http://schemas.microsoft.com/office/drawing/2017/model3d" xmlns:o="urn:schemas-microsoft-com:office:office" xmlns:oel="http://schemas.microsoft.com/office/2019/extlst" xmlns:r="http://schemas.openxmlformats.org/officeDocument/2006/relationships" xmlns:m="http://schemas.openxmlformats.org/officeDocument/2006/math" xmlns:v="urn:schemas-microsoft-com:vml" xmlns:wp14="http://schemas.microsoft.com/office/word/2010/wordprocessingDrawing" xmlns:wp="http://schemas.openxmlformats.org/drawingml/2006/wordprocessingDrawing" xmlns:w10="urn:schemas-microsoft-com:office:word" xmlns:w="http://schemas.openxmlformats.org/wordprocessingml/2006/main" xmlns:w14="http://schemas.microsoft.com/office/word/2010/wordml" xmlns:w15="http://schemas.microsoft.com/office/word/2012/wordml" xmlns:w16cex="http://schemas.microsoft.com/office/word/2018/wordml/cex" xmlns:w16cid="http://schemas.microsoft.com/office/word/2016/wordml/cid" xmlns:w16="http://schemas.microsoft.com/office/word/2018/wordml" xmlns:w16du="http://schemas.microsoft.com/office/word/2023/wordml/word16du" xmlns:w16sdtdh="http://schemas.microsoft.com/office/word/2020/wordml/sdtdatahash" xmlns:w16sdtfl="http://schemas.microsoft.com/office/word/2024/wordml/sdtformatlock" xmlns:w16se="http://schemas.microsoft.com/office/word/2015/wordml/symex" xmlns:wpg="http://schemas.microsoft.com/office/word/2010/wordprocessingGroup" xmlns:wpi="http://schemas.microsoft.com/office/word/2010/wordprocessingInk" xmlns:wne="http://schemas.microsoft.com/office/word/2006/wordml" xmlns:wps="http://schemas.microsoft.com/office/word/2010/wordprocessingShape" mc:Ignorable="w14 w15 w16se w16cid w16 w16cex w16sdtdh w16sdtfl w16du wp14">
   <w:footnote w:type="separator" w:id="-1">
     <w:p>
       <w:r>
@@ -37461,7 +39162,7 @@
 </file>
 
 <file path=word/numbering.xml><?xml version="1.0" encoding="utf-8"?>
-<w:numbering xmlns:wpc="http://schemas.microsoft.com/office/word/2010/wordprocessingCanvas" xmlns:cx="http://schemas.microsoft.com/office/drawing/2014/chartex" xmlns:cx1="http://schemas.microsoft.com/office/drawing/2015/9/8/chartex" xmlns:cx2="http://schemas.microsoft.com/office/drawing/2015/10/21/chartex" xmlns:cx3="http://schemas.microsoft.com/office/drawing/2016/5/9/chartex" xmlns:cx4="http://schemas.microsoft.com/office/drawing/2016/5/10/chartex" xmlns:cx5="http://schemas.microsoft.com/office/drawing/2016/5/11/chartex" xmlns:cx6="http://schemas.microsoft.com/office/drawing/2016/5/12/chartex" xmlns:cx7="http://schemas.microsoft.com/office/drawing/2016/5/13/chartex" xmlns:cx8="http://schemas.microsoft.com/office/drawing/2016/5/14/chartex" xmlns:mc="http://schemas.openxmlformats.org/markup-compatibility/2006" xmlns:aink="http://schemas.microsoft.com/office/drawing/2016/ink" xmlns:am3d="http://schemas.microsoft.com/office/drawing/2017/model3d" xmlns:o="urn:schemas-microsoft-com:office:office" xmlns:r="http://schemas.openxmlformats.org/officeDocument/2006/relationships" xmlns:m="http://schemas.openxmlformats.org/officeDocument/2006/math" xmlns:v="urn:schemas-microsoft-com:vml" xmlns:wp14="http://schemas.microsoft.com/office/word/2010/wordprocessingDrawing" xmlns:wp="http://schemas.openxmlformats.org/drawingml/2006/wordprocessingDrawing" xmlns:w10="urn:schemas-microsoft-com:office:word" xmlns:w="http://schemas.openxmlformats.org/wordprocessingml/2006/main" xmlns:w14="http://schemas.microsoft.com/office/word/2010/wordml" xmlns:w15="http://schemas.microsoft.com/office/word/2012/wordml" xmlns:w16cex="http://schemas.microsoft.com/office/word/2018/wordml/cex" xmlns:w16cid="http://schemas.microsoft.com/office/word/2016/wordml/cid" xmlns:w16="http://schemas.microsoft.com/office/word/2018/wordml" xmlns:w16sdtdh="http://schemas.microsoft.com/office/word/2020/wordml/sdtdatahash" xmlns:w16se="http://schemas.microsoft.com/office/word/2015/wordml/symex" xmlns:wpg="http://schemas.microsoft.com/office/word/2010/wordprocessingGroup" xmlns:wpi="http://schemas.microsoft.com/office/word/2010/wordprocessingInk" xmlns:wne="http://schemas.microsoft.com/office/word/2006/wordml" xmlns:wps="http://schemas.microsoft.com/office/word/2010/wordprocessingShape" mc:Ignorable="w14 w15 w16se w16cid w16 w16cex w16sdtdh wp14">
+<w:numbering xmlns:wpc="http://schemas.microsoft.com/office/word/2010/wordprocessingCanvas" xmlns:cx="http://schemas.microsoft.com/office/drawing/2014/chartex" xmlns:cx1="http://schemas.microsoft.com/office/drawing/2015/9/8/chartex" xmlns:cx2="http://schemas.microsoft.com/office/drawing/2015/10/21/chartex" xmlns:cx3="http://schemas.microsoft.com/office/drawing/2016/5/9/chartex" xmlns:cx4="http://schemas.microsoft.com/office/drawing/2016/5/10/chartex" xmlns:cx5="http://schemas.microsoft.com/office/drawing/2016/5/11/chartex" xmlns:cx6="http://schemas.microsoft.com/office/drawing/2016/5/12/chartex" xmlns:cx7="http://schemas.microsoft.com/office/drawing/2016/5/13/chartex" xmlns:cx8="http://schemas.microsoft.com/office/drawing/2016/5/14/chartex" xmlns:mc="http://schemas.openxmlformats.org/markup-compatibility/2006" xmlns:aink="http://schemas.microsoft.com/office/drawing/2016/ink" xmlns:am3d="http://schemas.microsoft.com/office/drawing/2017/model3d" xmlns:o="urn:schemas-microsoft-com:office:office" xmlns:oel="http://schemas.microsoft.com/office/2019/extlst" xmlns:r="http://schemas.openxmlformats.org/officeDocument/2006/relationships" xmlns:m="http://schemas.openxmlformats.org/officeDocument/2006/math" xmlns:v="urn:schemas-microsoft-com:vml" xmlns:wp14="http://schemas.microsoft.com/office/word/2010/wordprocessingDrawing" xmlns:wp="http://schemas.openxmlformats.org/drawingml/2006/wordprocessingDrawing" xmlns:w10="urn:schemas-microsoft-com:office:word" xmlns:w="http://schemas.openxmlformats.org/wordprocessingml/2006/main" xmlns:w14="http://schemas.microsoft.com/office/word/2010/wordml" xmlns:w15="http://schemas.microsoft.com/office/word/2012/wordml" xmlns:w16cex="http://schemas.microsoft.com/office/word/2018/wordml/cex" xmlns:w16cid="http://schemas.microsoft.com/office/word/2016/wordml/cid" xmlns:w16="http://schemas.microsoft.com/office/word/2018/wordml" xmlns:w16du="http://schemas.microsoft.com/office/word/2023/wordml/word16du" xmlns:w16sdtdh="http://schemas.microsoft.com/office/word/2020/wordml/sdtdatahash" xmlns:w16sdtfl="http://schemas.microsoft.com/office/word/2024/wordml/sdtformatlock" xmlns:w16se="http://schemas.microsoft.com/office/word/2015/wordml/symex" xmlns:wpg="http://schemas.microsoft.com/office/word/2010/wordprocessingGroup" xmlns:wpi="http://schemas.microsoft.com/office/word/2010/wordprocessingInk" xmlns:wne="http://schemas.microsoft.com/office/word/2006/wordml" xmlns:wps="http://schemas.microsoft.com/office/word/2010/wordprocessingShape" mc:Ignorable="w14 w15 w16se w16cid w16 w16cex w16sdtdh w16sdtfl w16du wp14">
   <w:abstractNum w:abstractNumId="0" w15:restartNumberingAfterBreak="0">
     <w:nsid w:val="02F81A67"/>
     <w:multiLevelType w:val="multilevel"/>
@@ -38426,46 +40127,46 @@
       </w:rPr>
     </w:lvl>
   </w:abstractNum>
-  <w:num w:numId="1">
+  <w:num w:numId="1" w16cid:durableId="1021662710">
     <w:abstractNumId w:val="7"/>
   </w:num>
-  <w:num w:numId="2">
+  <w:num w:numId="2" w16cid:durableId="2089424239">
     <w:abstractNumId w:val="1"/>
   </w:num>
-  <w:num w:numId="3">
+  <w:num w:numId="3" w16cid:durableId="118690933">
     <w:abstractNumId w:val="0"/>
   </w:num>
-  <w:num w:numId="4">
+  <w:num w:numId="4" w16cid:durableId="1957593074">
     <w:abstractNumId w:val="6"/>
   </w:num>
-  <w:num w:numId="5">
+  <w:num w:numId="5" w16cid:durableId="830681711">
     <w:abstractNumId w:val="5"/>
   </w:num>
-  <w:num w:numId="6">
+  <w:num w:numId="6" w16cid:durableId="1934388690">
     <w:abstractNumId w:val="4"/>
   </w:num>
-  <w:num w:numId="7">
+  <w:num w:numId="7" w16cid:durableId="2108496801">
     <w:abstractNumId w:val="3"/>
   </w:num>
-  <w:num w:numId="8">
+  <w:num w:numId="8" w16cid:durableId="1669484653">
     <w:abstractNumId w:val="8"/>
   </w:num>
-  <w:num w:numId="9">
+  <w:num w:numId="9" w16cid:durableId="1372419268">
     <w:abstractNumId w:val="2"/>
   </w:num>
-  <w:num w:numId="10">
+  <w:num w:numId="10" w16cid:durableId="1059748719">
     <w:abstractNumId w:val="9"/>
   </w:num>
 </w:numbering>
 </file>
 
 <file path=word/styles.xml><?xml version="1.0" encoding="utf-8"?>
-<w:styles xmlns:mc="http://schemas.openxmlformats.org/markup-compatibility/2006" xmlns:r="http://schemas.openxmlformats.org/officeDocument/2006/relationships" xmlns:w="http://schemas.openxmlformats.org/wordprocessingml/2006/main" xmlns:w14="http://schemas.microsoft.com/office/word/2010/wordml" xmlns:w15="http://schemas.microsoft.com/office/word/2012/wordml" xmlns:w16cex="http://schemas.microsoft.com/office/word/2018/wordml/cex" xmlns:w16cid="http://schemas.microsoft.com/office/word/2016/wordml/cid" xmlns:w16="http://schemas.microsoft.com/office/word/2018/wordml" xmlns:w16sdtdh="http://schemas.microsoft.com/office/word/2020/wordml/sdtdatahash" xmlns:w16se="http://schemas.microsoft.com/office/word/2015/wordml/symex" mc:Ignorable="w14 w15 w16se w16cid w16 w16cex w16sdtdh">
+<w:styles xmlns:mc="http://schemas.openxmlformats.org/markup-compatibility/2006" xmlns:r="http://schemas.openxmlformats.org/officeDocument/2006/relationships" xmlns:w="http://schemas.openxmlformats.org/wordprocessingml/2006/main" xmlns:w14="http://schemas.microsoft.com/office/word/2010/wordml" xmlns:w15="http://schemas.microsoft.com/office/word/2012/wordml" xmlns:w16cex="http://schemas.microsoft.com/office/word/2018/wordml/cex" xmlns:w16cid="http://schemas.microsoft.com/office/word/2016/wordml/cid" xmlns:w16="http://schemas.microsoft.com/office/word/2018/wordml" xmlns:w16du="http://schemas.microsoft.com/office/word/2023/wordml/word16du" xmlns:w16sdtdh="http://schemas.microsoft.com/office/word/2020/wordml/sdtdatahash" xmlns:w16sdtfl="http://schemas.microsoft.com/office/word/2024/wordml/sdtformatlock" xmlns:w16se="http://schemas.microsoft.com/office/word/2015/wordml/symex" mc:Ignorable="w14 w15 w16se w16cid w16 w16cex w16sdtdh w16sdtfl w16du">
   <w:docDefaults>
     <w:rPrDefault>
       <w:rPr>
         <w:rFonts w:ascii="Times New Roman" w:eastAsia="Times New Roman" w:hAnsi="Times New Roman" w:cs="Times New Roman"/>
-        <w:lang w:val="es-419" w:eastAsia="es-419" w:bidi="ar-SA"/>
+        <w:lang w:val="es-MX" w:eastAsia="es-MX" w:bidi="ar-SA"/>
       </w:rPr>
     </w:rPrDefault>
     <w:pPrDefault/>
@@ -38764,7 +40465,7 @@
       <w:lang w:val="es-ES" w:eastAsia="es-ES"/>
     </w:rPr>
   </w:style>
-  <w:style w:type="paragraph" w:styleId="Heading1">
+  <w:style w:type="paragraph" w:styleId="Ttulo1">
     <w:name w:val="heading 1"/>
     <w:basedOn w:val="Normal"/>
     <w:qFormat/>
@@ -38781,7 +40482,7 @@
       <w:szCs w:val="48"/>
     </w:rPr>
   </w:style>
-  <w:style w:type="paragraph" w:styleId="Heading2">
+  <w:style w:type="paragraph" w:styleId="Ttulo2">
     <w:name w:val="heading 2"/>
     <w:basedOn w:val="Normal"/>
     <w:qFormat/>
@@ -38797,13 +40498,13 @@
       <w:szCs w:val="36"/>
     </w:rPr>
   </w:style>
-  <w:style w:type="character" w:default="1" w:styleId="DefaultParagraphFont">
+  <w:style w:type="character" w:default="1" w:styleId="Fuentedeprrafopredeter">
     <w:name w:val="Default Paragraph Font"/>
     <w:uiPriority w:val="1"/>
     <w:semiHidden/>
     <w:unhideWhenUsed/>
   </w:style>
-  <w:style w:type="table" w:default="1" w:styleId="TableNormal">
+  <w:style w:type="table" w:default="1" w:styleId="Tablanormal">
     <w:name w:val="Normal Table"/>
     <w:uiPriority w:val="99"/>
     <w:semiHidden/>
@@ -38818,7 +40519,7 @@
       </w:tblCellMar>
     </w:tblPr>
   </w:style>
-  <w:style w:type="numbering" w:default="1" w:styleId="NoList">
+  <w:style w:type="numbering" w:default="1" w:styleId="Sinlista">
     <w:name w:val="No List"/>
     <w:uiPriority w:val="99"/>
     <w:semiHidden/>
@@ -38832,7 +40533,7 @@
       <w:spacing w:before="100" w:beforeAutospacing="1" w:after="100" w:afterAutospacing="1"/>
     </w:pPr>
   </w:style>
-  <w:style w:type="paragraph" w:styleId="TOC1">
+  <w:style w:type="paragraph" w:styleId="TDC1">
     <w:name w:val="toc 1"/>
     <w:basedOn w:val="Normal"/>
     <w:rsid w:val="000D097C"/>
@@ -38840,7 +40541,7 @@
       <w:spacing w:before="100" w:beforeAutospacing="1" w:after="100" w:afterAutospacing="1"/>
     </w:pPr>
   </w:style>
-  <w:style w:type="character" w:styleId="Hyperlink">
+  <w:style w:type="character" w:styleId="Hipervnculo">
     <w:name w:val="Hyperlink"/>
     <w:rsid w:val="000D097C"/>
     <w:rPr>
@@ -38848,7 +40549,7 @@
       <w:u w:val="single"/>
     </w:rPr>
   </w:style>
-  <w:style w:type="paragraph" w:styleId="TOC2">
+  <w:style w:type="paragraph" w:styleId="TDC2">
     <w:name w:val="toc 2"/>
     <w:basedOn w:val="Normal"/>
     <w:rsid w:val="000D097C"/>
@@ -38856,7 +40557,7 @@
       <w:spacing w:before="100" w:beforeAutospacing="1" w:after="100" w:afterAutospacing="1"/>
     </w:pPr>
   </w:style>
-  <w:style w:type="paragraph" w:styleId="BodyTextIndent3">
+  <w:style w:type="paragraph" w:styleId="Sangra3detindependiente">
     <w:name w:val="Body Text Indent 3"/>
     <w:basedOn w:val="Normal"/>
     <w:rsid w:val="000D097C"/>
@@ -38864,10 +40565,10 @@
       <w:spacing w:before="100" w:beforeAutospacing="1" w:after="100" w:afterAutospacing="1"/>
     </w:pPr>
   </w:style>
-  <w:style w:type="paragraph" w:styleId="Header">
+  <w:style w:type="paragraph" w:styleId="Encabezado">
     <w:name w:val="header"/>
     <w:basedOn w:val="Normal"/>
-    <w:link w:val="HeaderChar"/>
+    <w:link w:val="EncabezadoCar"/>
     <w:uiPriority w:val="99"/>
     <w:rsid w:val="000D097C"/>
     <w:pPr>
@@ -38884,16 +40585,16 @@
   </w:style>
   <w:style w:type="paragraph" w:customStyle="1" w:styleId="ByLine">
     <w:name w:val="ByLine"/>
-    <w:basedOn w:val="Title"/>
+    <w:basedOn w:val="Ttulo"/>
     <w:rsid w:val="00F6349F"/>
     <w:rPr>
       <w:sz w:val="28"/>
     </w:rPr>
   </w:style>
-  <w:style w:type="paragraph" w:styleId="Title">
+  <w:style w:type="paragraph" w:styleId="Ttulo">
     <w:name w:val="Title"/>
     <w:basedOn w:val="Normal"/>
-    <w:link w:val="TitleChar"/>
+    <w:link w:val="TtuloCar"/>
     <w:qFormat/>
     <w:rsid w:val="00F6349F"/>
     <w:pPr>
@@ -38909,9 +40610,9 @@
       <w:lang w:val="en-US" w:eastAsia="en-US"/>
     </w:rPr>
   </w:style>
-  <w:style w:type="character" w:customStyle="1" w:styleId="TitleChar">
-    <w:name w:val="Title Char"/>
-    <w:link w:val="Title"/>
+  <w:style w:type="character" w:customStyle="1" w:styleId="TtuloCar">
+    <w:name w:val="Título Car"/>
+    <w:link w:val="Ttulo"/>
     <w:rsid w:val="00F6349F"/>
     <w:rPr>
       <w:rFonts w:ascii="Arial" w:hAnsi="Arial"/>
@@ -38938,12 +40639,12 @@
       <w:lang w:val="en-US" w:eastAsia="en-US"/>
     </w:rPr>
   </w:style>
-  <w:style w:type="character" w:styleId="LineNumber">
+  <w:style w:type="character" w:styleId="Nmerodelnea">
     <w:name w:val="line number"/>
-    <w:basedOn w:val="DefaultParagraphFont"/>
+    <w:basedOn w:val="Fuentedeprrafopredeter"/>
     <w:rsid w:val="008F2F81"/>
   </w:style>
-  <w:style w:type="paragraph" w:styleId="ListParagraph">
+  <w:style w:type="paragraph" w:styleId="Prrafodelista">
     <w:name w:val="List Paragraph"/>
     <w:basedOn w:val="Normal"/>
     <w:uiPriority w:val="34"/>
@@ -38953,10 +40654,10 @@
       <w:ind w:left="708"/>
     </w:pPr>
   </w:style>
-  <w:style w:type="paragraph" w:styleId="Footer">
+  <w:style w:type="paragraph" w:styleId="Piedepgina">
     <w:name w:val="footer"/>
     <w:basedOn w:val="Normal"/>
-    <w:link w:val="FooterChar"/>
+    <w:link w:val="PiedepginaCar"/>
     <w:uiPriority w:val="99"/>
     <w:rsid w:val="00344F2B"/>
     <w:pPr>
@@ -38966,9 +40667,9 @@
       </w:tabs>
     </w:pPr>
   </w:style>
-  <w:style w:type="character" w:customStyle="1" w:styleId="FooterChar">
-    <w:name w:val="Footer Char"/>
-    <w:link w:val="Footer"/>
+  <w:style w:type="character" w:customStyle="1" w:styleId="PiedepginaCar">
+    <w:name w:val="Pie de página Car"/>
+    <w:link w:val="Piedepgina"/>
     <w:uiPriority w:val="99"/>
     <w:rsid w:val="00344F2B"/>
     <w:rPr>
@@ -38977,9 +40678,9 @@
       <w:lang w:val="es-ES" w:eastAsia="es-ES"/>
     </w:rPr>
   </w:style>
-  <w:style w:type="character" w:customStyle="1" w:styleId="HeaderChar">
-    <w:name w:val="Header Char"/>
-    <w:link w:val="Header"/>
+  <w:style w:type="character" w:customStyle="1" w:styleId="EncabezadoCar">
+    <w:name w:val="Encabezado Car"/>
+    <w:link w:val="Encabezado"/>
     <w:uiPriority w:val="99"/>
     <w:rsid w:val="00344F2B"/>
     <w:rPr>
@@ -38988,10 +40689,10 @@
       <w:lang w:val="es-ES" w:eastAsia="es-ES"/>
     </w:rPr>
   </w:style>
-  <w:style w:type="paragraph" w:styleId="BalloonText">
+  <w:style w:type="paragraph" w:styleId="Textodeglobo">
     <w:name w:val="Balloon Text"/>
     <w:basedOn w:val="Normal"/>
-    <w:link w:val="BalloonTextChar"/>
+    <w:link w:val="TextodegloboCar"/>
     <w:rsid w:val="00344F2B"/>
     <w:rPr>
       <w:rFonts w:ascii="Tahoma" w:hAnsi="Tahoma" w:cs="Tahoma"/>
@@ -38999,9 +40700,9 @@
       <w:szCs w:val="16"/>
     </w:rPr>
   </w:style>
-  <w:style w:type="character" w:customStyle="1" w:styleId="BalloonTextChar">
-    <w:name w:val="Balloon Text Char"/>
-    <w:link w:val="BalloonText"/>
+  <w:style w:type="character" w:customStyle="1" w:styleId="TextodegloboCar">
+    <w:name w:val="Texto de globo Car"/>
+    <w:link w:val="Textodeglobo"/>
     <w:rsid w:val="00344F2B"/>
     <w:rPr>
       <w:rFonts w:ascii="Tahoma" w:hAnsi="Tahoma" w:cs="Tahoma"/>
@@ -39010,18 +40711,18 @@
       <w:lang w:val="es-ES" w:eastAsia="es-ES"/>
     </w:rPr>
   </w:style>
-  <w:style w:type="paragraph" w:styleId="BodyText">
+  <w:style w:type="paragraph" w:styleId="Textoindependiente">
     <w:name w:val="Body Text"/>
     <w:basedOn w:val="Normal"/>
-    <w:link w:val="BodyTextChar"/>
+    <w:link w:val="TextoindependienteCar"/>
     <w:rsid w:val="00FF438A"/>
     <w:pPr>
       <w:spacing w:after="120"/>
     </w:pPr>
   </w:style>
-  <w:style w:type="character" w:customStyle="1" w:styleId="BodyTextChar">
-    <w:name w:val="Body Text Char"/>
-    <w:link w:val="BodyText"/>
+  <w:style w:type="character" w:customStyle="1" w:styleId="TextoindependienteCar">
+    <w:name w:val="Texto independiente Car"/>
+    <w:link w:val="Textoindependiente"/>
     <w:rsid w:val="00FF438A"/>
     <w:rPr>
       <w:sz w:val="24"/>
@@ -39029,32 +40730,32 @@
       <w:lang w:val="es-ES" w:eastAsia="es-ES"/>
     </w:rPr>
   </w:style>
-  <w:style w:type="paragraph" w:styleId="EndnoteText">
+  <w:style w:type="paragraph" w:styleId="Textonotaalfinal">
     <w:name w:val="endnote text"/>
     <w:basedOn w:val="Normal"/>
-    <w:link w:val="EndnoteTextChar"/>
+    <w:link w:val="TextonotaalfinalCar"/>
     <w:rsid w:val="00A83ADC"/>
     <w:rPr>
       <w:sz w:val="20"/>
       <w:szCs w:val="20"/>
     </w:rPr>
   </w:style>
-  <w:style w:type="character" w:customStyle="1" w:styleId="EndnoteTextChar">
-    <w:name w:val="Endnote Text Char"/>
-    <w:link w:val="EndnoteText"/>
+  <w:style w:type="character" w:customStyle="1" w:styleId="TextonotaalfinalCar">
+    <w:name w:val="Texto nota al final Car"/>
+    <w:link w:val="Textonotaalfinal"/>
     <w:rsid w:val="00A83ADC"/>
     <w:rPr>
       <w:lang w:val="es-ES" w:eastAsia="es-ES"/>
     </w:rPr>
   </w:style>
-  <w:style w:type="character" w:styleId="EndnoteReference">
+  <w:style w:type="character" w:styleId="Refdenotaalfinal">
     <w:name w:val="endnote reference"/>
     <w:rsid w:val="00A83ADC"/>
     <w:rPr>
       <w:vertAlign w:val="superscript"/>
     </w:rPr>
   </w:style>
-  <w:style w:type="paragraph" w:styleId="Revision">
+  <w:style w:type="paragraph" w:styleId="Revisin">
     <w:name w:val="Revision"/>
     <w:hidden/>
     <w:uiPriority w:val="99"/>
@@ -39066,9 +40767,9 @@
       <w:lang w:val="es-ES" w:eastAsia="es-ES"/>
     </w:rPr>
   </w:style>
-  <w:style w:type="table" w:styleId="TableGrid">
+  <w:style w:type="table" w:styleId="Tablaconcuadrcula">
     <w:name w:val="Table Grid"/>
-    <w:basedOn w:val="TableNormal"/>
+    <w:basedOn w:val="Tablanormal"/>
     <w:uiPriority w:val="1"/>
     <w:rsid w:val="00557FB4"/>
     <w:rPr>
@@ -39088,7 +40789,7 @@
       </w:tblBorders>
     </w:tblPr>
   </w:style>
-  <w:style w:type="character" w:styleId="Strong">
+  <w:style w:type="character" w:styleId="Fuerte">
     <w:name w:val="Strong"/>
     <w:uiPriority w:val="22"/>
     <w:qFormat/>

--- a/Casos de Uso/CU_Reglas_de_Negocio_Sistema_Quejas_v1.7.docx
+++ b/Casos de Uso/CU_Reglas_de_Negocio_Sistema_Quejas_v1.7.docx
@@ -1,10 +1,10 @@
 
 <file path=word/document.xml><?xml version="1.0" encoding="utf-8"?>
-<w:document xmlns:wpc="http://schemas.microsoft.com/office/word/2010/wordprocessingCanvas" xmlns:cx="http://schemas.microsoft.com/office/drawing/2014/chartex" xmlns:cx1="http://schemas.microsoft.com/office/drawing/2015/9/8/chartex" xmlns:cx2="http://schemas.microsoft.com/office/drawing/2015/10/21/chartex" xmlns:cx3="http://schemas.microsoft.com/office/drawing/2016/5/9/chartex" xmlns:cx4="http://schemas.microsoft.com/office/drawing/2016/5/10/chartex" xmlns:cx5="http://schemas.microsoft.com/office/drawing/2016/5/11/chartex" xmlns:cx6="http://schemas.microsoft.com/office/drawing/2016/5/12/chartex" xmlns:cx7="http://schemas.microsoft.com/office/drawing/2016/5/13/chartex" xmlns:cx8="http://schemas.microsoft.com/office/drawing/2016/5/14/chartex" xmlns:mc="http://schemas.openxmlformats.org/markup-compatibility/2006" xmlns:aink="http://schemas.microsoft.com/office/drawing/2016/ink" xmlns:am3d="http://schemas.microsoft.com/office/drawing/2017/model3d" xmlns:o="urn:schemas-microsoft-com:office:office" xmlns:oel="http://schemas.microsoft.com/office/2019/extlst" xmlns:r="http://schemas.openxmlformats.org/officeDocument/2006/relationships" xmlns:m="http://schemas.openxmlformats.org/officeDocument/2006/math" xmlns:v="urn:schemas-microsoft-com:vml" xmlns:wp14="http://schemas.microsoft.com/office/word/2010/wordprocessingDrawing" xmlns:wp="http://schemas.openxmlformats.org/drawingml/2006/wordprocessingDrawing" xmlns:w10="urn:schemas-microsoft-com:office:word" xmlns:w="http://schemas.openxmlformats.org/wordprocessingml/2006/main" xmlns:w14="http://schemas.microsoft.com/office/word/2010/wordml" xmlns:w15="http://schemas.microsoft.com/office/word/2012/wordml" xmlns:w16cex="http://schemas.microsoft.com/office/word/2018/wordml/cex" xmlns:w16cid="http://schemas.microsoft.com/office/word/2016/wordml/cid" xmlns:w16="http://schemas.microsoft.com/office/word/2018/wordml" xmlns:w16du="http://schemas.microsoft.com/office/word/2023/wordml/word16du" xmlns:w16sdtdh="http://schemas.microsoft.com/office/word/2020/wordml/sdtdatahash" xmlns:w16sdtfl="http://schemas.microsoft.com/office/word/2024/wordml/sdtformatlock" xmlns:w16se="http://schemas.microsoft.com/office/word/2015/wordml/symex" xmlns:wpg="http://schemas.microsoft.com/office/word/2010/wordprocessingGroup" xmlns:wpi="http://schemas.microsoft.com/office/word/2010/wordprocessingInk" xmlns:wne="http://schemas.microsoft.com/office/word/2006/wordml" xmlns:wps="http://schemas.microsoft.com/office/word/2010/wordprocessingShape" mc:Ignorable="w14 w15 w16se w16cid w16 w16cex w16sdtdh w16sdtfl w16du wp14">
+<w:document xmlns:wpc="http://schemas.microsoft.com/office/word/2010/wordprocessingCanvas" xmlns:cx="http://schemas.microsoft.com/office/drawing/2014/chartex" xmlns:cx1="http://schemas.microsoft.com/office/drawing/2015/9/8/chartex" xmlns:cx2="http://schemas.microsoft.com/office/drawing/2015/10/21/chartex" xmlns:cx3="http://schemas.microsoft.com/office/drawing/2016/5/9/chartex" xmlns:cx4="http://schemas.microsoft.com/office/drawing/2016/5/10/chartex" xmlns:cx5="http://schemas.microsoft.com/office/drawing/2016/5/11/chartex" xmlns:cx6="http://schemas.microsoft.com/office/drawing/2016/5/12/chartex" xmlns:cx7="http://schemas.microsoft.com/office/drawing/2016/5/13/chartex" xmlns:cx8="http://schemas.microsoft.com/office/drawing/2016/5/14/chartex" xmlns:mc="http://schemas.openxmlformats.org/markup-compatibility/2006" xmlns:aink="http://schemas.microsoft.com/office/drawing/2016/ink" xmlns:am3d="http://schemas.microsoft.com/office/drawing/2017/model3d" xmlns:o="urn:schemas-microsoft-com:office:office" xmlns:r="http://schemas.openxmlformats.org/officeDocument/2006/relationships" xmlns:m="http://schemas.openxmlformats.org/officeDocument/2006/math" xmlns:v="urn:schemas-microsoft-com:vml" xmlns:wp14="http://schemas.microsoft.com/office/word/2010/wordprocessingDrawing" xmlns:wp="http://schemas.openxmlformats.org/drawingml/2006/wordprocessingDrawing" xmlns:w10="urn:schemas-microsoft-com:office:word" xmlns:w="http://schemas.openxmlformats.org/wordprocessingml/2006/main" xmlns:w14="http://schemas.microsoft.com/office/word/2010/wordml" xmlns:w15="http://schemas.microsoft.com/office/word/2012/wordml" xmlns:w16cex="http://schemas.microsoft.com/office/word/2018/wordml/cex" xmlns:w16cid="http://schemas.microsoft.com/office/word/2016/wordml/cid" xmlns:w16="http://schemas.microsoft.com/office/word/2018/wordml" xmlns:w16sdtdh="http://schemas.microsoft.com/office/word/2020/wordml/sdtdatahash" xmlns:w16se="http://schemas.microsoft.com/office/word/2015/wordml/symex" xmlns:wpg="http://schemas.microsoft.com/office/word/2010/wordprocessingGroup" xmlns:wpi="http://schemas.microsoft.com/office/word/2010/wordprocessingInk" xmlns:wne="http://schemas.microsoft.com/office/word/2006/wordml" xmlns:wps="http://schemas.microsoft.com/office/word/2010/wordprocessingShape" mc:Ignorable="w14 w15 w16se w16cid w16 w16cex w16sdtdh wp14">
   <w:body>
     <w:p>
       <w:pPr>
-        <w:pStyle w:val="Ttulo"/>
+        <w:pStyle w:val="Title"/>
         <w:spacing w:before="0" w:after="0"/>
         <w:rPr>
           <w:lang w:val="es-ES"/>
@@ -19,7 +19,7 @@
     </w:p>
     <w:p>
       <w:pPr>
-        <w:pStyle w:val="Ttulo"/>
+        <w:pStyle w:val="Title"/>
         <w:spacing w:before="0" w:after="0"/>
         <w:rPr>
           <w:lang w:val="es-ES"/>
@@ -25802,6 +25802,13 @@
                 <w:sz w:val="20"/>
                 <w:szCs w:val="20"/>
               </w:rPr>
+              <w:t xml:space="preserve">Número, </w:t>
+            </w:r>
+            <w:r>
+              <w:rPr>
+                <w:sz w:val="20"/>
+                <w:szCs w:val="20"/>
+              </w:rPr>
               <w:t>Acción, usuario, fecha, hora, IP de origen y detalle de cada cambio</w:t>
             </w:r>
           </w:p>
@@ -26812,107 +26819,12 @@
           </w:p>
         </w:tc>
       </w:tr>
-      <w:tr>
-        <w:trPr>
-          <w:trHeight w:val="300"/>
-        </w:trPr>
-        <w:tc>
-          <w:tcPr>
-            <w:tcW w:w="755" w:type="pct"/>
-            <w:tcMar>
-              <w:top w:w="40" w:type="dxa"/>
-              <w:left w:w="80" w:type="dxa"/>
-              <w:bottom w:w="40" w:type="dxa"/>
-              <w:right w:w="80" w:type="dxa"/>
-            </w:tcMar>
-            <w:vAlign w:val="center"/>
-          </w:tcPr>
-          <w:p>
-            <w:pPr>
-              <w:spacing w:line="259" w:lineRule="auto"/>
-            </w:pPr>
-            <w:r>
-              <w:rPr>
-                <w:sz w:val="20"/>
-                <w:szCs w:val="20"/>
-              </w:rPr>
-              <w:t>Exportar</w:t>
-            </w:r>
-          </w:p>
-        </w:tc>
-        <w:tc>
-          <w:tcPr>
-            <w:tcW w:w="1065" w:type="pct"/>
-            <w:tcMar>
-              <w:top w:w="40" w:type="dxa"/>
-              <w:left w:w="80" w:type="dxa"/>
-              <w:bottom w:w="40" w:type="dxa"/>
-              <w:right w:w="80" w:type="dxa"/>
-            </w:tcMar>
-            <w:vAlign w:val="center"/>
-          </w:tcPr>
-          <w:p>
-            <w:pPr>
-              <w:spacing w:line="259" w:lineRule="auto"/>
-            </w:pPr>
-            <w:r>
-              <w:rPr>
-                <w:sz w:val="20"/>
-                <w:szCs w:val="20"/>
-              </w:rPr>
-              <w:t>Botón</w:t>
-            </w:r>
-          </w:p>
-        </w:tc>
-        <w:tc>
-          <w:tcPr>
-            <w:tcW w:w="1283" w:type="pct"/>
-          </w:tcPr>
-          <w:p>
-            <w:pPr>
-              <w:spacing w:line="259" w:lineRule="auto"/>
-              <w:rPr>
-                <w:sz w:val="20"/>
-                <w:szCs w:val="20"/>
-              </w:rPr>
-            </w:pPr>
-            <w:r>
-              <w:rPr>
-                <w:sz w:val="20"/>
-                <w:szCs w:val="20"/>
-              </w:rPr>
-              <w:t>O</w:t>
-            </w:r>
-          </w:p>
-        </w:tc>
-        <w:tc>
-          <w:tcPr>
-            <w:tcW w:w="1897" w:type="pct"/>
-          </w:tcPr>
-          <w:p>
-            <w:pPr>
-              <w:spacing w:line="259" w:lineRule="auto"/>
-              <w:rPr>
-                <w:sz w:val="20"/>
-                <w:szCs w:val="20"/>
-              </w:rPr>
-            </w:pPr>
-            <w:r>
-              <w:rPr>
-                <w:sz w:val="20"/>
-                <w:szCs w:val="20"/>
-              </w:rPr>
-              <w:t>Botón para exportar el listado en CSV</w:t>
-            </w:r>
-          </w:p>
-        </w:tc>
-      </w:tr>
     </w:tbl>
     <w:p>
       <w:pPr>
         <w:pStyle w:val="NormalWeb"/>
         <w:spacing w:line="360" w:lineRule="auto"/>
-        <w:ind w:right="300"/>
+        <w:ind w:right="300" w:firstLine="708"/>
         <w:jc w:val="both"/>
         <w:rPr>
           <w:b/>
@@ -27262,7 +27174,6 @@
                 <w:sz w:val="20"/>
                 <w:szCs w:val="20"/>
               </w:rPr>
-              <w:lastRenderedPageBreak/>
               <w:t>Rechazo del caso</w:t>
             </w:r>
           </w:p>
@@ -27319,6 +27230,7 @@
                 <w:sz w:val="20"/>
                 <w:szCs w:val="20"/>
               </w:rPr>
+              <w:lastRenderedPageBreak/>
               <w:t>Resolución del caso</w:t>
             </w:r>
           </w:p>
@@ -28453,7 +28365,7 @@
       </w:pPr>
       <w:r>
         <w:rPr>
-          <w:rStyle w:val="Fuerte"/>
+          <w:rStyle w:val="Strong"/>
           <w:color w:val="000000"/>
         </w:rPr>
         <w:t>Queja.</w:t>
@@ -28478,7 +28390,7 @@
       </w:pPr>
       <w:r>
         <w:rPr>
-          <w:rStyle w:val="Fuerte"/>
+          <w:rStyle w:val="Strong"/>
           <w:color w:val="000000"/>
         </w:rPr>
         <w:t>Reclamo.</w:t>
@@ -28503,10 +28415,9 @@
       </w:pPr>
       <w:r>
         <w:rPr>
-          <w:rStyle w:val="Fuerte"/>
+          <w:rStyle w:val="Strong"/>
           <w:color w:val="000000"/>
         </w:rPr>
-        <w:lastRenderedPageBreak/>
         <w:t>Denuncia.</w:t>
       </w:r>
       <w:r>
@@ -28529,9 +28440,10 @@
       </w:pPr>
       <w:r>
         <w:rPr>
-          <w:rStyle w:val="Fuerte"/>
+          <w:rStyle w:val="Strong"/>
           <w:color w:val="000000"/>
         </w:rPr>
+        <w:lastRenderedPageBreak/>
         <w:t>Sugerencia.</w:t>
       </w:r>
       <w:r>
@@ -29423,15 +29335,7 @@
                 <w:sz w:val="20"/>
                 <w:szCs w:val="20"/>
               </w:rPr>
-              <w:t xml:space="preserve">Botón “Guardar”, que cambia a “Reasignar y continuar” cuando hay </w:t>
-            </w:r>
-            <w:r>
-              <w:rPr>
-                <w:sz w:val="20"/>
-                <w:szCs w:val="20"/>
-              </w:rPr>
-              <w:lastRenderedPageBreak/>
-              <w:t>casos pendientes por reasignar, y botón “Cancelar”.</w:t>
+              <w:t>Botón “Guardar”, que cambia a “Reasignar y continuar” cuando hay casos pendientes por reasignar, y botón “Cancelar”.</w:t>
             </w:r>
           </w:p>
         </w:tc>
@@ -31274,7 +31178,6 @@
                 <w:sz w:val="20"/>
                 <w:szCs w:val="20"/>
               </w:rPr>
-              <w:lastRenderedPageBreak/>
               <w:t>12</w:t>
             </w:r>
           </w:p>
@@ -31444,6 +31347,7 @@
                 <w:sz w:val="20"/>
                 <w:szCs w:val="20"/>
               </w:rPr>
+              <w:lastRenderedPageBreak/>
               <w:t>15</w:t>
             </w:r>
           </w:p>
@@ -33274,6 +33178,62 @@
                 <w:szCs w:val="20"/>
               </w:rPr>
               <w:t>El usuario tiene casos pendientes en su bandeja y ningún otro usuario activo con su rol puede atenderlos. Debe activar otro usuario con ese rol e intentar de nuevo.</w:t>
+            </w:r>
+          </w:p>
+        </w:tc>
+      </w:tr>
+      <w:tr>
+        <w:tc>
+          <w:tcPr>
+            <w:tcW w:w="342" w:type="pct"/>
+            <w:tcMar>
+              <w:top w:w="40" w:type="dxa"/>
+              <w:left w:w="80" w:type="dxa"/>
+              <w:bottom w:w="40" w:type="dxa"/>
+              <w:right w:w="80" w:type="dxa"/>
+            </w:tcMar>
+            <w:vAlign w:val="center"/>
+          </w:tcPr>
+          <w:p>
+            <w:pPr>
+              <w:rPr>
+                <w:sz w:val="20"/>
+                <w:szCs w:val="20"/>
+              </w:rPr>
+            </w:pPr>
+            <w:r>
+              <w:rPr>
+                <w:sz w:val="20"/>
+                <w:szCs w:val="20"/>
+              </w:rPr>
+              <w:t>48</w:t>
+            </w:r>
+          </w:p>
+        </w:tc>
+        <w:tc>
+          <w:tcPr>
+            <w:tcW w:w="4658" w:type="pct"/>
+            <w:tcMar>
+              <w:top w:w="40" w:type="dxa"/>
+              <w:left w:w="80" w:type="dxa"/>
+              <w:bottom w:w="40" w:type="dxa"/>
+              <w:right w:w="80" w:type="dxa"/>
+            </w:tcMar>
+            <w:vAlign w:val="center"/>
+          </w:tcPr>
+          <w:p>
+            <w:pPr>
+              <w:rPr>
+                <w:sz w:val="20"/>
+                <w:szCs w:val="20"/>
+              </w:rPr>
+            </w:pPr>
+            <w:r>
+              <w:rPr>
+                <w:sz w:val="20"/>
+                <w:szCs w:val="20"/>
+              </w:rPr>
+              <w:t>No se encontró un caso con el código o número ingresado.</w:t>
             </w:r>
           </w:p>
         </w:tc>
@@ -33508,6 +33468,7 @@
                 <w:sz w:val="20"/>
                 <w:szCs w:val="20"/>
               </w:rPr>
+              <w:lastRenderedPageBreak/>
               <w:t>Reporta un problema de agua, luz, calles o cualquier servicio municipal, o dinos cómo podemos mejorar. Le damos seguimiento a cada caso hasta resolverlo.</w:t>
             </w:r>
           </w:p>
@@ -34827,7 +34788,6 @@
                 <w:sz w:val="20"/>
                 <w:szCs w:val="20"/>
               </w:rPr>
-              <w:lastRenderedPageBreak/>
               <w:t>MUNICIPALIDAD DE GRANADOS, B.V.</w:t>
             </w:r>
           </w:p>
@@ -35083,6 +35043,7 @@
                 <w:sz w:val="20"/>
                 <w:szCs w:val="20"/>
               </w:rPr>
+              <w:lastRenderedPageBreak/>
               <w:t>Campo</w:t>
             </w:r>
           </w:p>
@@ -36097,7 +36058,6 @@
                 <w:sz w:val="20"/>
                 <w:szCs w:val="20"/>
               </w:rPr>
-              <w:lastRenderedPageBreak/>
               <w:t>Sistema de Quejas, Reclamos, Denuncias y Sugerencias</w:t>
             </w:r>
           </w:p>
@@ -36127,6 +36087,7 @@
                 <w:sz w:val="20"/>
                 <w:szCs w:val="20"/>
               </w:rPr>
+              <w:lastRenderedPageBreak/>
               <w:t>OFICIO DE RESOLUCIÓN DEL CASO</w:t>
             </w:r>
           </w:p>
@@ -37431,7 +37392,6 @@
                 <w:sz w:val="20"/>
                 <w:szCs w:val="20"/>
               </w:rPr>
-              <w:lastRenderedPageBreak/>
               <w:t xml:space="preserve">Casos por estado: </w:t>
             </w:r>
             <w:proofErr w:type="spellStart"/>
@@ -37484,6 +37444,7 @@
                 <w:sz w:val="20"/>
                 <w:szCs w:val="20"/>
               </w:rPr>
+              <w:lastRenderedPageBreak/>
               <w:t xml:space="preserve">Casos por departamento: </w:t>
             </w:r>
             <w:proofErr w:type="spellStart"/>
@@ -38157,7 +38118,24 @@
                 <w:sz w:val="20"/>
                 <w:szCs w:val="20"/>
               </w:rPr>
-              <w:t xml:space="preserve">     Categoría: </w:t>
+              <w:t xml:space="preserve">     </w:t>
+            </w:r>
+          </w:p>
+          <w:p>
+            <w:pPr>
+              <w:spacing w:after="80"/>
+              <w:jc w:val="center"/>
+              <w:rPr>
+                <w:sz w:val="20"/>
+                <w:szCs w:val="20"/>
+              </w:rPr>
+            </w:pPr>
+            <w:r>
+              <w:rPr>
+                <w:sz w:val="20"/>
+                <w:szCs w:val="20"/>
+              </w:rPr>
+              <w:t xml:space="preserve">Categoría: </w:t>
             </w:r>
             <w:proofErr w:type="spellStart"/>
             <w:r>
@@ -38897,7 +38875,6 @@
               <w:rPr>
                 <w:lang w:val="es-ES_tradnl"/>
               </w:rPr>
-              <w:lastRenderedPageBreak/>
               <w:t> </w:t>
             </w:r>
             <w:r>
@@ -38983,6 +38960,7 @@
           </w:tcPr>
           <w:p>
             <w:r>
+              <w:lastRenderedPageBreak/>
               <w:t> Edy Rigoberto Ramírez</w:t>
             </w:r>
           </w:p>
@@ -39124,7 +39102,7 @@
 </file>
 
 <file path=word/endnotes.xml><?xml version="1.0" encoding="utf-8"?>
-<w:endnotes xmlns:wpc="http://schemas.microsoft.com/office/word/2010/wordprocessingCanvas" xmlns:cx="http://schemas.microsoft.com/office/drawing/2014/chartex" xmlns:cx1="http://schemas.microsoft.com/office/drawing/2015/9/8/chartex" xmlns:cx2="http://schemas.microsoft.com/office/drawing/2015/10/21/chartex" xmlns:cx3="http://schemas.microsoft.com/office/drawing/2016/5/9/chartex" xmlns:cx4="http://schemas.microsoft.com/office/drawing/2016/5/10/chartex" xmlns:cx5="http://schemas.microsoft.com/office/drawing/2016/5/11/chartex" xmlns:cx6="http://schemas.microsoft.com/office/drawing/2016/5/12/chartex" xmlns:cx7="http://schemas.microsoft.com/office/drawing/2016/5/13/chartex" xmlns:cx8="http://schemas.microsoft.com/office/drawing/2016/5/14/chartex" xmlns:mc="http://schemas.openxmlformats.org/markup-compatibility/2006" xmlns:aink="http://schemas.microsoft.com/office/drawing/2016/ink" xmlns:am3d="http://schemas.microsoft.com/office/drawing/2017/model3d" xmlns:o="urn:schemas-microsoft-com:office:office" xmlns:oel="http://schemas.microsoft.com/office/2019/extlst" xmlns:r="http://schemas.openxmlformats.org/officeDocument/2006/relationships" xmlns:m="http://schemas.openxmlformats.org/officeDocument/2006/math" xmlns:v="urn:schemas-microsoft-com:vml" xmlns:wp14="http://schemas.microsoft.com/office/word/2010/wordprocessingDrawing" xmlns:wp="http://schemas.openxmlformats.org/drawingml/2006/wordprocessingDrawing" xmlns:w10="urn:schemas-microsoft-com:office:word" xmlns:w="http://schemas.openxmlformats.org/wordprocessingml/2006/main" xmlns:w14="http://schemas.microsoft.com/office/word/2010/wordml" xmlns:w15="http://schemas.microsoft.com/office/word/2012/wordml" xmlns:w16cex="http://schemas.microsoft.com/office/word/2018/wordml/cex" xmlns:w16cid="http://schemas.microsoft.com/office/word/2016/wordml/cid" xmlns:w16="http://schemas.microsoft.com/office/word/2018/wordml" xmlns:w16du="http://schemas.microsoft.com/office/word/2023/wordml/word16du" xmlns:w16sdtdh="http://schemas.microsoft.com/office/word/2020/wordml/sdtdatahash" xmlns:w16sdtfl="http://schemas.microsoft.com/office/word/2024/wordml/sdtformatlock" xmlns:w16se="http://schemas.microsoft.com/office/word/2015/wordml/symex" xmlns:wpg="http://schemas.microsoft.com/office/word/2010/wordprocessingGroup" xmlns:wpi="http://schemas.microsoft.com/office/word/2010/wordprocessingInk" xmlns:wne="http://schemas.microsoft.com/office/word/2006/wordml" xmlns:wps="http://schemas.microsoft.com/office/word/2010/wordprocessingShape" mc:Ignorable="w14 w15 w16se w16cid w16 w16cex w16sdtdh w16sdtfl w16du wp14">
+<w:endnotes xmlns:wpc="http://schemas.microsoft.com/office/word/2010/wordprocessingCanvas" xmlns:cx="http://schemas.microsoft.com/office/drawing/2014/chartex" xmlns:cx1="http://schemas.microsoft.com/office/drawing/2015/9/8/chartex" xmlns:cx2="http://schemas.microsoft.com/office/drawing/2015/10/21/chartex" xmlns:cx3="http://schemas.microsoft.com/office/drawing/2016/5/9/chartex" xmlns:cx4="http://schemas.microsoft.com/office/drawing/2016/5/10/chartex" xmlns:cx5="http://schemas.microsoft.com/office/drawing/2016/5/11/chartex" xmlns:cx6="http://schemas.microsoft.com/office/drawing/2016/5/12/chartex" xmlns:cx7="http://schemas.microsoft.com/office/drawing/2016/5/13/chartex" xmlns:cx8="http://schemas.microsoft.com/office/drawing/2016/5/14/chartex" xmlns:mc="http://schemas.openxmlformats.org/markup-compatibility/2006" xmlns:aink="http://schemas.microsoft.com/office/drawing/2016/ink" xmlns:am3d="http://schemas.microsoft.com/office/drawing/2017/model3d" xmlns:o="urn:schemas-microsoft-com:office:office" xmlns:r="http://schemas.openxmlformats.org/officeDocument/2006/relationships" xmlns:m="http://schemas.openxmlformats.org/officeDocument/2006/math" xmlns:v="urn:schemas-microsoft-com:vml" xmlns:wp14="http://schemas.microsoft.com/office/word/2010/wordprocessingDrawing" xmlns:wp="http://schemas.openxmlformats.org/drawingml/2006/wordprocessingDrawing" xmlns:w10="urn:schemas-microsoft-com:office:word" xmlns:w="http://schemas.openxmlformats.org/wordprocessingml/2006/main" xmlns:w14="http://schemas.microsoft.com/office/word/2010/wordml" xmlns:w15="http://schemas.microsoft.com/office/word/2012/wordml" xmlns:w16cex="http://schemas.microsoft.com/office/word/2018/wordml/cex" xmlns:w16cid="http://schemas.microsoft.com/office/word/2016/wordml/cid" xmlns:w16="http://schemas.microsoft.com/office/word/2018/wordml" xmlns:w16sdtdh="http://schemas.microsoft.com/office/word/2020/wordml/sdtdatahash" xmlns:w16se="http://schemas.microsoft.com/office/word/2015/wordml/symex" xmlns:wpg="http://schemas.microsoft.com/office/word/2010/wordprocessingGroup" xmlns:wpi="http://schemas.microsoft.com/office/word/2010/wordprocessingInk" xmlns:wne="http://schemas.microsoft.com/office/word/2006/wordml" xmlns:wps="http://schemas.microsoft.com/office/word/2010/wordprocessingShape" mc:Ignorable="w14 w15 w16se w16cid w16 w16cex w16sdtdh wp14">
   <w:endnote w:type="separator" w:id="-1">
     <w:p>
       <w:r>
@@ -39143,7 +39121,7 @@
 </file>
 
 <file path=word/footnotes.xml><?xml version="1.0" encoding="utf-8"?>
-<w:footnotes xmlns:wpc="http://schemas.microsoft.com/office/word/2010/wordprocessingCanvas" xmlns:cx="http://schemas.microsoft.com/office/drawing/2014/chartex" xmlns:cx1="http://schemas.microsoft.com/office/drawing/2015/9/8/chartex" xmlns:cx2="http://schemas.microsoft.com/office/drawing/2015/10/21/chartex" xmlns:cx3="http://schemas.microsoft.com/office/drawing/2016/5/9/chartex" xmlns:cx4="http://schemas.microsoft.com/office/drawing/2016/5/10/chartex" xmlns:cx5="http://schemas.microsoft.com/office/drawing/2016/5/11/chartex" xmlns:cx6="http://schemas.microsoft.com/office/drawing/2016/5/12/chartex" xmlns:cx7="http://schemas.microsoft.com/office/drawing/2016/5/13/chartex" xmlns:cx8="http://schemas.microsoft.com/office/drawing/2016/5/14/chartex" xmlns:mc="http://schemas.openxmlformats.org/markup-compatibility/2006" xmlns:aink="http://schemas.microsoft.com/office/drawing/2016/ink" xmlns:am3d="http://schemas.microsoft.com/office/drawing/2017/model3d" xmlns:o="urn:schemas-microsoft-com:office:office" xmlns:oel="http://schemas.microsoft.com/office/2019/extlst" xmlns:r="http://schemas.openxmlformats.org/officeDocument/2006/relationships" xmlns:m="http://schemas.openxmlformats.org/officeDocument/2006/math" xmlns:v="urn:schemas-microsoft-com:vml" xmlns:wp14="http://schemas.microsoft.com/office/word/2010/wordprocessingDrawing" xmlns:wp="http://schemas.openxmlformats.org/drawingml/2006/wordprocessingDrawing" xmlns:w10="urn:schemas-microsoft-com:office:word" xmlns:w="http://schemas.openxmlformats.org/wordprocessingml/2006/main" xmlns:w14="http://schemas.microsoft.com/office/word/2010/wordml" xmlns:w15="http://schemas.microsoft.com/office/word/2012/wordml" xmlns:w16cex="http://schemas.microsoft.com/office/word/2018/wordml/cex" xmlns:w16cid="http://schemas.microsoft.com/office/word/2016/wordml/cid" xmlns:w16="http://schemas.microsoft.com/office/word/2018/wordml" xmlns:w16du="http://schemas.microsoft.com/office/word/2023/wordml/word16du" xmlns:w16sdtdh="http://schemas.microsoft.com/office/word/2020/wordml/sdtdatahash" xmlns:w16sdtfl="http://schemas.microsoft.com/office/word/2024/wordml/sdtformatlock" xmlns:w16se="http://schemas.microsoft.com/office/word/2015/wordml/symex" xmlns:wpg="http://schemas.microsoft.com/office/word/2010/wordprocessingGroup" xmlns:wpi="http://schemas.microsoft.com/office/word/2010/wordprocessingInk" xmlns:wne="http://schemas.microsoft.com/office/word/2006/wordml" xmlns:wps="http://schemas.microsoft.com/office/word/2010/wordprocessingShape" mc:Ignorable="w14 w15 w16se w16cid w16 w16cex w16sdtdh w16sdtfl w16du wp14">
+<w:footnotes xmlns:wpc="http://schemas.microsoft.com/office/word/2010/wordprocessingCanvas" xmlns:cx="http://schemas.microsoft.com/office/drawing/2014/chartex" xmlns:cx1="http://schemas.microsoft.com/office/drawing/2015/9/8/chartex" xmlns:cx2="http://schemas.microsoft.com/office/drawing/2015/10/21/chartex" xmlns:cx3="http://schemas.microsoft.com/office/drawing/2016/5/9/chartex" xmlns:cx4="http://schemas.microsoft.com/office/drawing/2016/5/10/chartex" xmlns:cx5="http://schemas.microsoft.com/office/drawing/2016/5/11/chartex" xmlns:cx6="http://schemas.microsoft.com/office/drawing/2016/5/12/chartex" xmlns:cx7="http://schemas.microsoft.com/office/drawing/2016/5/13/chartex" xmlns:cx8="http://schemas.microsoft.com/office/drawing/2016/5/14/chartex" xmlns:mc="http://schemas.openxmlformats.org/markup-compatibility/2006" xmlns:aink="http://schemas.microsoft.com/office/drawing/2016/ink" xmlns:am3d="http://schemas.microsoft.com/office/drawing/2017/model3d" xmlns:o="urn:schemas-microsoft-com:office:office" xmlns:r="http://schemas.openxmlformats.org/officeDocument/2006/relationships" xmlns:m="http://schemas.openxmlformats.org/officeDocument/2006/math" xmlns:v="urn:schemas-microsoft-com:vml" xmlns:wp14="http://schemas.microsoft.com/office/word/2010/wordprocessingDrawing" xmlns:wp="http://schemas.openxmlformats.org/drawingml/2006/wordprocessingDrawing" xmlns:w10="urn:schemas-microsoft-com:office:word" xmlns:w="http://schemas.openxmlformats.org/wordprocessingml/2006/main" xmlns:w14="http://schemas.microsoft.com/office/word/2010/wordml" xmlns:w15="http://schemas.microsoft.com/office/word/2012/wordml" xmlns:w16cex="http://schemas.microsoft.com/office/word/2018/wordml/cex" xmlns:w16cid="http://schemas.microsoft.com/office/word/2016/wordml/cid" xmlns:w16="http://schemas.microsoft.com/office/word/2018/wordml" xmlns:w16sdtdh="http://schemas.microsoft.com/office/word/2020/wordml/sdtdatahash" xmlns:w16se="http://schemas.microsoft.com/office/word/2015/wordml/symex" xmlns:wpg="http://schemas.microsoft.com/office/word/2010/wordprocessingGroup" xmlns:wpi="http://schemas.microsoft.com/office/word/2010/wordprocessingInk" xmlns:wne="http://schemas.microsoft.com/office/word/2006/wordml" xmlns:wps="http://schemas.microsoft.com/office/word/2010/wordprocessingShape" mc:Ignorable="w14 w15 w16se w16cid w16 w16cex w16sdtdh wp14">
   <w:footnote w:type="separator" w:id="-1">
     <w:p>
       <w:r>
@@ -39162,7 +39140,7 @@
 </file>
 
 <file path=word/numbering.xml><?xml version="1.0" encoding="utf-8"?>
-<w:numbering xmlns:wpc="http://schemas.microsoft.com/office/word/2010/wordprocessingCanvas" xmlns:cx="http://schemas.microsoft.com/office/drawing/2014/chartex" xmlns:cx1="http://schemas.microsoft.com/office/drawing/2015/9/8/chartex" xmlns:cx2="http://schemas.microsoft.com/office/drawing/2015/10/21/chartex" xmlns:cx3="http://schemas.microsoft.com/office/drawing/2016/5/9/chartex" xmlns:cx4="http://schemas.microsoft.com/office/drawing/2016/5/10/chartex" xmlns:cx5="http://schemas.microsoft.com/office/drawing/2016/5/11/chartex" xmlns:cx6="http://schemas.microsoft.com/office/drawing/2016/5/12/chartex" xmlns:cx7="http://schemas.microsoft.com/office/drawing/2016/5/13/chartex" xmlns:cx8="http://schemas.microsoft.com/office/drawing/2016/5/14/chartex" xmlns:mc="http://schemas.openxmlformats.org/markup-compatibility/2006" xmlns:aink="http://schemas.microsoft.com/office/drawing/2016/ink" xmlns:am3d="http://schemas.microsoft.com/office/drawing/2017/model3d" xmlns:o="urn:schemas-microsoft-com:office:office" xmlns:oel="http://schemas.microsoft.com/office/2019/extlst" xmlns:r="http://schemas.openxmlformats.org/officeDocument/2006/relationships" xmlns:m="http://schemas.openxmlformats.org/officeDocument/2006/math" xmlns:v="urn:schemas-microsoft-com:vml" xmlns:wp14="http://schemas.microsoft.com/office/word/2010/wordprocessingDrawing" xmlns:wp="http://schemas.openxmlformats.org/drawingml/2006/wordprocessingDrawing" xmlns:w10="urn:schemas-microsoft-com:office:word" xmlns:w="http://schemas.openxmlformats.org/wordprocessingml/2006/main" xmlns:w14="http://schemas.microsoft.com/office/word/2010/wordml" xmlns:w15="http://schemas.microsoft.com/office/word/2012/wordml" xmlns:w16cex="http://schemas.microsoft.com/office/word/2018/wordml/cex" xmlns:w16cid="http://schemas.microsoft.com/office/word/2016/wordml/cid" xmlns:w16="http://schemas.microsoft.com/office/word/2018/wordml" xmlns:w16du="http://schemas.microsoft.com/office/word/2023/wordml/word16du" xmlns:w16sdtdh="http://schemas.microsoft.com/office/word/2020/wordml/sdtdatahash" xmlns:w16sdtfl="http://schemas.microsoft.com/office/word/2024/wordml/sdtformatlock" xmlns:w16se="http://schemas.microsoft.com/office/word/2015/wordml/symex" xmlns:wpg="http://schemas.microsoft.com/office/word/2010/wordprocessingGroup" xmlns:wpi="http://schemas.microsoft.com/office/word/2010/wordprocessingInk" xmlns:wne="http://schemas.microsoft.com/office/word/2006/wordml" xmlns:wps="http://schemas.microsoft.com/office/word/2010/wordprocessingShape" mc:Ignorable="w14 w15 w16se w16cid w16 w16cex w16sdtdh w16sdtfl w16du wp14">
+<w:numbering xmlns:wpc="http://schemas.microsoft.com/office/word/2010/wordprocessingCanvas" xmlns:cx="http://schemas.microsoft.com/office/drawing/2014/chartex" xmlns:cx1="http://schemas.microsoft.com/office/drawing/2015/9/8/chartex" xmlns:cx2="http://schemas.microsoft.com/office/drawing/2015/10/21/chartex" xmlns:cx3="http://schemas.microsoft.com/office/drawing/2016/5/9/chartex" xmlns:cx4="http://schemas.microsoft.com/office/drawing/2016/5/10/chartex" xmlns:cx5="http://schemas.microsoft.com/office/drawing/2016/5/11/chartex" xmlns:cx6="http://schemas.microsoft.com/office/drawing/2016/5/12/chartex" xmlns:cx7="http://schemas.microsoft.com/office/drawing/2016/5/13/chartex" xmlns:cx8="http://schemas.microsoft.com/office/drawing/2016/5/14/chartex" xmlns:mc="http://schemas.openxmlformats.org/markup-compatibility/2006" xmlns:aink="http://schemas.microsoft.com/office/drawing/2016/ink" xmlns:am3d="http://schemas.microsoft.com/office/drawing/2017/model3d" xmlns:o="urn:schemas-microsoft-com:office:office" xmlns:r="http://schemas.openxmlformats.org/officeDocument/2006/relationships" xmlns:m="http://schemas.openxmlformats.org/officeDocument/2006/math" xmlns:v="urn:schemas-microsoft-com:vml" xmlns:wp14="http://schemas.microsoft.com/office/word/2010/wordprocessingDrawing" xmlns:wp="http://schemas.openxmlformats.org/drawingml/2006/wordprocessingDrawing" xmlns:w10="urn:schemas-microsoft-com:office:word" xmlns:w="http://schemas.openxmlformats.org/wordprocessingml/2006/main" xmlns:w14="http://schemas.microsoft.com/office/word/2010/wordml" xmlns:w15="http://schemas.microsoft.com/office/word/2012/wordml" xmlns:w16cex="http://schemas.microsoft.com/office/word/2018/wordml/cex" xmlns:w16cid="http://schemas.microsoft.com/office/word/2016/wordml/cid" xmlns:w16="http://schemas.microsoft.com/office/word/2018/wordml" xmlns:w16sdtdh="http://schemas.microsoft.com/office/word/2020/wordml/sdtdatahash" xmlns:w16se="http://schemas.microsoft.com/office/word/2015/wordml/symex" xmlns:wpg="http://schemas.microsoft.com/office/word/2010/wordprocessingGroup" xmlns:wpi="http://schemas.microsoft.com/office/word/2010/wordprocessingInk" xmlns:wne="http://schemas.microsoft.com/office/word/2006/wordml" xmlns:wps="http://schemas.microsoft.com/office/word/2010/wordprocessingShape" mc:Ignorable="w14 w15 w16se w16cid w16 w16cex w16sdtdh wp14">
   <w:abstractNum w:abstractNumId="0" w15:restartNumberingAfterBreak="0">
     <w:nsid w:val="02F81A67"/>
     <w:multiLevelType w:val="multilevel"/>
@@ -40127,46 +40105,46 @@
       </w:rPr>
     </w:lvl>
   </w:abstractNum>
-  <w:num w:numId="1" w16cid:durableId="1021662710">
+  <w:num w:numId="1">
     <w:abstractNumId w:val="7"/>
   </w:num>
-  <w:num w:numId="2" w16cid:durableId="2089424239">
+  <w:num w:numId="2">
     <w:abstractNumId w:val="1"/>
   </w:num>
-  <w:num w:numId="3" w16cid:durableId="118690933">
+  <w:num w:numId="3">
     <w:abstractNumId w:val="0"/>
   </w:num>
-  <w:num w:numId="4" w16cid:durableId="1957593074">
+  <w:num w:numId="4">
     <w:abstractNumId w:val="6"/>
   </w:num>
-  <w:num w:numId="5" w16cid:durableId="830681711">
+  <w:num w:numId="5">
     <w:abstractNumId w:val="5"/>
   </w:num>
-  <w:num w:numId="6" w16cid:durableId="1934388690">
+  <w:num w:numId="6">
     <w:abstractNumId w:val="4"/>
   </w:num>
-  <w:num w:numId="7" w16cid:durableId="2108496801">
+  <w:num w:numId="7">
     <w:abstractNumId w:val="3"/>
   </w:num>
-  <w:num w:numId="8" w16cid:durableId="1669484653">
+  <w:num w:numId="8">
     <w:abstractNumId w:val="8"/>
   </w:num>
-  <w:num w:numId="9" w16cid:durableId="1372419268">
+  <w:num w:numId="9">
     <w:abstractNumId w:val="2"/>
   </w:num>
-  <w:num w:numId="10" w16cid:durableId="1059748719">
+  <w:num w:numId="10">
     <w:abstractNumId w:val="9"/>
   </w:num>
 </w:numbering>
 </file>
 
 <file path=word/styles.xml><?xml version="1.0" encoding="utf-8"?>
-<w:styles xmlns:mc="http://schemas.openxmlformats.org/markup-compatibility/2006" xmlns:r="http://schemas.openxmlformats.org/officeDocument/2006/relationships" xmlns:w="http://schemas.openxmlformats.org/wordprocessingml/2006/main" xmlns:w14="http://schemas.microsoft.com/office/word/2010/wordml" xmlns:w15="http://schemas.microsoft.com/office/word/2012/wordml" xmlns:w16cex="http://schemas.microsoft.com/office/word/2018/wordml/cex" xmlns:w16cid="http://schemas.microsoft.com/office/word/2016/wordml/cid" xmlns:w16="http://schemas.microsoft.com/office/word/2018/wordml" xmlns:w16du="http://schemas.microsoft.com/office/word/2023/wordml/word16du" xmlns:w16sdtdh="http://schemas.microsoft.com/office/word/2020/wordml/sdtdatahash" xmlns:w16sdtfl="http://schemas.microsoft.com/office/word/2024/wordml/sdtformatlock" xmlns:w16se="http://schemas.microsoft.com/office/word/2015/wordml/symex" mc:Ignorable="w14 w15 w16se w16cid w16 w16cex w16sdtdh w16sdtfl w16du">
+<w:styles xmlns:mc="http://schemas.openxmlformats.org/markup-compatibility/2006" xmlns:r="http://schemas.openxmlformats.org/officeDocument/2006/relationships" xmlns:w="http://schemas.openxmlformats.org/wordprocessingml/2006/main" xmlns:w14="http://schemas.microsoft.com/office/word/2010/wordml" xmlns:w15="http://schemas.microsoft.com/office/word/2012/wordml" xmlns:w16cex="http://schemas.microsoft.com/office/word/2018/wordml/cex" xmlns:w16cid="http://schemas.microsoft.com/office/word/2016/wordml/cid" xmlns:w16="http://schemas.microsoft.com/office/word/2018/wordml" xmlns:w16sdtdh="http://schemas.microsoft.com/office/word/2020/wordml/sdtdatahash" xmlns:w16se="http://schemas.microsoft.com/office/word/2015/wordml/symex" mc:Ignorable="w14 w15 w16se w16cid w16 w16cex w16sdtdh">
   <w:docDefaults>
     <w:rPrDefault>
       <w:rPr>
         <w:rFonts w:ascii="Times New Roman" w:eastAsia="Times New Roman" w:hAnsi="Times New Roman" w:cs="Times New Roman"/>
-        <w:lang w:val="es-MX" w:eastAsia="es-MX" w:bidi="ar-SA"/>
+        <w:lang w:val="es-419" w:eastAsia="es-419" w:bidi="ar-SA"/>
       </w:rPr>
     </w:rPrDefault>
     <w:pPrDefault/>
@@ -40465,7 +40443,7 @@
       <w:lang w:val="es-ES" w:eastAsia="es-ES"/>
     </w:rPr>
   </w:style>
-  <w:style w:type="paragraph" w:styleId="Ttulo1">
+  <w:style w:type="paragraph" w:styleId="Heading1">
     <w:name w:val="heading 1"/>
     <w:basedOn w:val="Normal"/>
     <w:qFormat/>
@@ -40482,7 +40460,7 @@
       <w:szCs w:val="48"/>
     </w:rPr>
   </w:style>
-  <w:style w:type="paragraph" w:styleId="Ttulo2">
+  <w:style w:type="paragraph" w:styleId="Heading2">
     <w:name w:val="heading 2"/>
     <w:basedOn w:val="Normal"/>
     <w:qFormat/>
@@ -40498,13 +40476,13 @@
       <w:szCs w:val="36"/>
     </w:rPr>
   </w:style>
-  <w:style w:type="character" w:default="1" w:styleId="Fuentedeprrafopredeter">
+  <w:style w:type="character" w:default="1" w:styleId="DefaultParagraphFont">
     <w:name w:val="Default Paragraph Font"/>
     <w:uiPriority w:val="1"/>
     <w:semiHidden/>
     <w:unhideWhenUsed/>
   </w:style>
-  <w:style w:type="table" w:default="1" w:styleId="Tablanormal">
+  <w:style w:type="table" w:default="1" w:styleId="TableNormal">
     <w:name w:val="Normal Table"/>
     <w:uiPriority w:val="99"/>
     <w:semiHidden/>
@@ -40519,7 +40497,7 @@
       </w:tblCellMar>
     </w:tblPr>
   </w:style>
-  <w:style w:type="numbering" w:default="1" w:styleId="Sinlista">
+  <w:style w:type="numbering" w:default="1" w:styleId="NoList">
     <w:name w:val="No List"/>
     <w:uiPriority w:val="99"/>
     <w:semiHidden/>
@@ -40533,7 +40511,7 @@
       <w:spacing w:before="100" w:beforeAutospacing="1" w:after="100" w:afterAutospacing="1"/>
     </w:pPr>
   </w:style>
-  <w:style w:type="paragraph" w:styleId="TDC1">
+  <w:style w:type="paragraph" w:styleId="TOC1">
     <w:name w:val="toc 1"/>
     <w:basedOn w:val="Normal"/>
     <w:rsid w:val="000D097C"/>
@@ -40541,7 +40519,7 @@
       <w:spacing w:before="100" w:beforeAutospacing="1" w:after="100" w:afterAutospacing="1"/>
     </w:pPr>
   </w:style>
-  <w:style w:type="character" w:styleId="Hipervnculo">
+  <w:style w:type="character" w:styleId="Hyperlink">
     <w:name w:val="Hyperlink"/>
     <w:rsid w:val="000D097C"/>
     <w:rPr>
@@ -40549,7 +40527,7 @@
       <w:u w:val="single"/>
     </w:rPr>
   </w:style>
-  <w:style w:type="paragraph" w:styleId="TDC2">
+  <w:style w:type="paragraph" w:styleId="TOC2">
     <w:name w:val="toc 2"/>
     <w:basedOn w:val="Normal"/>
     <w:rsid w:val="000D097C"/>
@@ -40557,7 +40535,7 @@
       <w:spacing w:before="100" w:beforeAutospacing="1" w:after="100" w:afterAutospacing="1"/>
     </w:pPr>
   </w:style>
-  <w:style w:type="paragraph" w:styleId="Sangra3detindependiente">
+  <w:style w:type="paragraph" w:styleId="BodyTextIndent3">
     <w:name w:val="Body Text Indent 3"/>
     <w:basedOn w:val="Normal"/>
     <w:rsid w:val="000D097C"/>
@@ -40565,10 +40543,10 @@
       <w:spacing w:before="100" w:beforeAutospacing="1" w:after="100" w:afterAutospacing="1"/>
     </w:pPr>
   </w:style>
-  <w:style w:type="paragraph" w:styleId="Encabezado">
+  <w:style w:type="paragraph" w:styleId="Header">
     <w:name w:val="header"/>
     <w:basedOn w:val="Normal"/>
-    <w:link w:val="EncabezadoCar"/>
+    <w:link w:val="HeaderChar"/>
     <w:uiPriority w:val="99"/>
     <w:rsid w:val="000D097C"/>
     <w:pPr>
@@ -40585,16 +40563,16 @@
   </w:style>
   <w:style w:type="paragraph" w:customStyle="1" w:styleId="ByLine">
     <w:name w:val="ByLine"/>
-    <w:basedOn w:val="Ttulo"/>
+    <w:basedOn w:val="Title"/>
     <w:rsid w:val="00F6349F"/>
     <w:rPr>
       <w:sz w:val="28"/>
     </w:rPr>
   </w:style>
-  <w:style w:type="paragraph" w:styleId="Ttulo">
+  <w:style w:type="paragraph" w:styleId="Title">
     <w:name w:val="Title"/>
     <w:basedOn w:val="Normal"/>
-    <w:link w:val="TtuloCar"/>
+    <w:link w:val="TitleChar"/>
     <w:qFormat/>
     <w:rsid w:val="00F6349F"/>
     <w:pPr>
@@ -40610,9 +40588,9 @@
       <w:lang w:val="en-US" w:eastAsia="en-US"/>
     </w:rPr>
   </w:style>
-  <w:style w:type="character" w:customStyle="1" w:styleId="TtuloCar">
-    <w:name w:val="Título Car"/>
-    <w:link w:val="Ttulo"/>
+  <w:style w:type="character" w:customStyle="1" w:styleId="TitleChar">
+    <w:name w:val="Title Char"/>
+    <w:link w:val="Title"/>
     <w:rsid w:val="00F6349F"/>
     <w:rPr>
       <w:rFonts w:ascii="Arial" w:hAnsi="Arial"/>
@@ -40639,12 +40617,12 @@
       <w:lang w:val="en-US" w:eastAsia="en-US"/>
     </w:rPr>
   </w:style>
-  <w:style w:type="character" w:styleId="Nmerodelnea">
+  <w:style w:type="character" w:styleId="LineNumber">
     <w:name w:val="line number"/>
-    <w:basedOn w:val="Fuentedeprrafopredeter"/>
+    <w:basedOn w:val="DefaultParagraphFont"/>
     <w:rsid w:val="008F2F81"/>
   </w:style>
-  <w:style w:type="paragraph" w:styleId="Prrafodelista">
+  <w:style w:type="paragraph" w:styleId="ListParagraph">
     <w:name w:val="List Paragraph"/>
     <w:basedOn w:val="Normal"/>
     <w:uiPriority w:val="34"/>
@@ -40654,10 +40632,10 @@
       <w:ind w:left="708"/>
     </w:pPr>
   </w:style>
-  <w:style w:type="paragraph" w:styleId="Piedepgina">
+  <w:style w:type="paragraph" w:styleId="Footer">
     <w:name w:val="footer"/>
     <w:basedOn w:val="Normal"/>
-    <w:link w:val="PiedepginaCar"/>
+    <w:link w:val="FooterChar"/>
     <w:uiPriority w:val="99"/>
     <w:rsid w:val="00344F2B"/>
     <w:pPr>
@@ -40667,9 +40645,9 @@
       </w:tabs>
     </w:pPr>
   </w:style>
-  <w:style w:type="character" w:customStyle="1" w:styleId="PiedepginaCar">
-    <w:name w:val="Pie de página Car"/>
-    <w:link w:val="Piedepgina"/>
+  <w:style w:type="character" w:customStyle="1" w:styleId="FooterChar">
+    <w:name w:val="Footer Char"/>
+    <w:link w:val="Footer"/>
     <w:uiPriority w:val="99"/>
     <w:rsid w:val="00344F2B"/>
     <w:rPr>
@@ -40678,9 +40656,9 @@
       <w:lang w:val="es-ES" w:eastAsia="es-ES"/>
     </w:rPr>
   </w:style>
-  <w:style w:type="character" w:customStyle="1" w:styleId="EncabezadoCar">
-    <w:name w:val="Encabezado Car"/>
-    <w:link w:val="Encabezado"/>
+  <w:style w:type="character" w:customStyle="1" w:styleId="HeaderChar">
+    <w:name w:val="Header Char"/>
+    <w:link w:val="Header"/>
     <w:uiPriority w:val="99"/>
     <w:rsid w:val="00344F2B"/>
     <w:rPr>
@@ -40689,10 +40667,10 @@
       <w:lang w:val="es-ES" w:eastAsia="es-ES"/>
     </w:rPr>
   </w:style>
-  <w:style w:type="paragraph" w:styleId="Textodeglobo">
+  <w:style w:type="paragraph" w:styleId="BalloonText">
     <w:name w:val="Balloon Text"/>
     <w:basedOn w:val="Normal"/>
-    <w:link w:val="TextodegloboCar"/>
+    <w:link w:val="BalloonTextChar"/>
     <w:rsid w:val="00344F2B"/>
     <w:rPr>
       <w:rFonts w:ascii="Tahoma" w:hAnsi="Tahoma" w:cs="Tahoma"/>
@@ -40700,9 +40678,9 @@
       <w:szCs w:val="16"/>
     </w:rPr>
   </w:style>
-  <w:style w:type="character" w:customStyle="1" w:styleId="TextodegloboCar">
-    <w:name w:val="Texto de globo Car"/>
-    <w:link w:val="Textodeglobo"/>
+  <w:style w:type="character" w:customStyle="1" w:styleId="BalloonTextChar">
+    <w:name w:val="Balloon Text Char"/>
+    <w:link w:val="BalloonText"/>
     <w:rsid w:val="00344F2B"/>
     <w:rPr>
       <w:rFonts w:ascii="Tahoma" w:hAnsi="Tahoma" w:cs="Tahoma"/>
@@ -40711,18 +40689,18 @@
       <w:lang w:val="es-ES" w:eastAsia="es-ES"/>
     </w:rPr>
   </w:style>
-  <w:style w:type="paragraph" w:styleId="Textoindependiente">
+  <w:style w:type="paragraph" w:styleId="BodyText">
     <w:name w:val="Body Text"/>
     <w:basedOn w:val="Normal"/>
-    <w:link w:val="TextoindependienteCar"/>
+    <w:link w:val="BodyTextChar"/>
     <w:rsid w:val="00FF438A"/>
     <w:pPr>
       <w:spacing w:after="120"/>
     </w:pPr>
   </w:style>
-  <w:style w:type="character" w:customStyle="1" w:styleId="TextoindependienteCar">
-    <w:name w:val="Texto independiente Car"/>
-    <w:link w:val="Textoindependiente"/>
+  <w:style w:type="character" w:customStyle="1" w:styleId="BodyTextChar">
+    <w:name w:val="Body Text Char"/>
+    <w:link w:val="BodyText"/>
     <w:rsid w:val="00FF438A"/>
     <w:rPr>
       <w:sz w:val="24"/>
@@ -40730,32 +40708,32 @@
       <w:lang w:val="es-ES" w:eastAsia="es-ES"/>
     </w:rPr>
   </w:style>
-  <w:style w:type="paragraph" w:styleId="Textonotaalfinal">
+  <w:style w:type="paragraph" w:styleId="EndnoteText">
     <w:name w:val="endnote text"/>
     <w:basedOn w:val="Normal"/>
-    <w:link w:val="TextonotaalfinalCar"/>
+    <w:link w:val="EndnoteTextChar"/>
     <w:rsid w:val="00A83ADC"/>
     <w:rPr>
       <w:sz w:val="20"/>
       <w:szCs w:val="20"/>
     </w:rPr>
   </w:style>
-  <w:style w:type="character" w:customStyle="1" w:styleId="TextonotaalfinalCar">
-    <w:name w:val="Texto nota al final Car"/>
-    <w:link w:val="Textonotaalfinal"/>
+  <w:style w:type="character" w:customStyle="1" w:styleId="EndnoteTextChar">
+    <w:name w:val="Endnote Text Char"/>
+    <w:link w:val="EndnoteText"/>
     <w:rsid w:val="00A83ADC"/>
     <w:rPr>
       <w:lang w:val="es-ES" w:eastAsia="es-ES"/>
     </w:rPr>
   </w:style>
-  <w:style w:type="character" w:styleId="Refdenotaalfinal">
+  <w:style w:type="character" w:styleId="EndnoteReference">
     <w:name w:val="endnote reference"/>
     <w:rsid w:val="00A83ADC"/>
     <w:rPr>
       <w:vertAlign w:val="superscript"/>
     </w:rPr>
   </w:style>
-  <w:style w:type="paragraph" w:styleId="Revisin">
+  <w:style w:type="paragraph" w:styleId="Revision">
     <w:name w:val="Revision"/>
     <w:hidden/>
     <w:uiPriority w:val="99"/>
@@ -40767,9 +40745,9 @@
       <w:lang w:val="es-ES" w:eastAsia="es-ES"/>
     </w:rPr>
   </w:style>
-  <w:style w:type="table" w:styleId="Tablaconcuadrcula">
+  <w:style w:type="table" w:styleId="TableGrid">
     <w:name w:val="Table Grid"/>
-    <w:basedOn w:val="Tablanormal"/>
+    <w:basedOn w:val="TableNormal"/>
     <w:uiPriority w:val="1"/>
     <w:rsid w:val="00557FB4"/>
     <w:rPr>
@@ -40789,7 +40767,7 @@
       </w:tblBorders>
     </w:tblPr>
   </w:style>
-  <w:style w:type="character" w:styleId="Fuerte">
+  <w:style w:type="character" w:styleId="Strong">
     <w:name w:val="Strong"/>
     <w:uiPriority w:val="22"/>
     <w:qFormat/>
